--- a/guides/Guide-Parent-EduWeb.docx
+++ b/guides/Guide-Parent-EduWeb.docx
@@ -92,7 +92,7 @@
           <w:sz w:val="16"/>
           <w:szCs w:val="16"/>
         </w:rPr>
-        <w:t xml:space="preserve">Version du 12 juin 2026</w:t>
+        <w:t xml:space="preserve">Version du 13 juin 2026</w:t>
       </w:r>
     </w:p>
     <w:p>
@@ -146,7 +146,7 @@
           <w:sz w:val="22"/>
           <w:szCs w:val="22"/>
         </w:rPr>
-        <w:t xml:space="preserve">Renseignez votre NOM, vos prénom(s), un email valide, un mot de passe (6 caractères minimum) et votre pays (l'indicatif téléphonique s'ajuste automatiquement).</w:t>
+        <w:t xml:space="preserve">Renseignez votre NOM, vos prénom(s), un email valide, un mot de passe (6 caractères minimum) et votre pays.</w:t>
       </w:r>
     </w:p>
     <w:p>
@@ -163,7 +163,7 @@
           <w:sz w:val="22"/>
           <w:szCs w:val="22"/>
         </w:rPr>
-        <w:t xml:space="preserve">Ouvrez l'email d'activation que vous recevez et cliquez sur le lien pour activer votre compte (valable 24 heures).</w:t>
+        <w:t xml:space="preserve">Ouvrez l'email d'activation et cliquez sur le lien pour activer votre compte (valable 24 heures).</w:t>
       </w:r>
     </w:p>
     <w:p>
@@ -180,7 +180,15 @@
           <w:sz w:val="22"/>
           <w:szCs w:val="22"/>
         </w:rPr>
-        <w:t xml:space="preserve">Connectez-vous via « Connexion ».</w:t>
+        <w:t xml:space="preserve">Connectez-vous via « Connexion ». Votre photo (ou initiale) en haut à droite donne accès à votre espace, vos raccourcis et la déconnexion.</w:t>
+      </w:r>
+    </w:p>
+    <w:p>
+      <w:pPr>
+        <w:pStyle w:val="Heading1"/>
+      </w:pPr>
+      <w:r>
+        <w:t xml:space="preserve">Langue de lecture</w:t>
       </w:r>
     </w:p>
     <w:p>
@@ -192,7 +200,24 @@
           <w:sz w:val="22"/>
           <w:szCs w:val="22"/>
         </w:rPr>
-        <w:t xml:space="preserve">Une fois connecté, votre photo (ou votre initiale) apparaît en haut à droite : ce menu donne accès à votre espace, à vos raccourcis et au bouton de déconnexion.</w:t>
+        <w:t xml:space="preserve">L'application est disponible en 14 langues. Sur votre tableau de bord, la carte « Langue de lecture » permet de choisir la langue d'affichage ; votre choix est mémorisé pour vos prochaines visites.</w:t>
+      </w:r>
+    </w:p>
+    <w:p>
+      <w:pPr>
+        <w:pStyle w:val="ListParagraph"/>
+        <w:numPr>
+          <w:ilvl w:val="0"/>
+          <w:numId w:val="3"/>
+        </w:numPr>
+        <w:spacing w:after="40"/>
+      </w:pPr>
+      <w:r>
+        <w:rPr>
+          <w:sz w:val="22"/>
+          <w:szCs w:val="22"/>
+        </w:rPr>
+        <w:t xml:space="preserve">Français, Anglais, Arabe, Espagnol, Coréen, Mandarin (chinois), Russe, Ukrainien, Allemand, Portugais, Italien, Turc, Wolof, Swahili.</w:t>
       </w:r>
     </w:p>
     <w:p>
@@ -200,6 +225,26 @@
         <w:pStyle w:val="Heading1"/>
       </w:pPr>
       <w:r>
+        <w:t xml:space="preserve">Besoin d'aide ?</w:t>
+      </w:r>
+    </w:p>
+    <w:p>
+      <w:pPr>
+        <w:spacing w:after="120"/>
+      </w:pPr>
+      <w:r>
+        <w:rPr>
+          <w:sz w:val="22"/>
+          <w:szCs w:val="22"/>
+        </w:rPr>
+        <w:t xml:space="preserve">Une carte « Besoin d'aide ? » figure sur votre tableau de bord, et un bouton flottant « Aide » (en bas à droite de l'écran) vous permet d'ouvrir ce guide à tout moment.</w:t>
+      </w:r>
+    </w:p>
+    <w:p>
+      <w:pPr>
+        <w:pStyle w:val="Heading1"/>
+      </w:pPr>
+      <w:r>
         <w:t xml:space="preserve">2. Gérer vos apprenants</w:t>
       </w:r>
     </w:p>
@@ -246,24 +291,24 @@
           <w:sz w:val="22"/>
           <w:szCs w:val="22"/>
         </w:rPr>
-        <w:t xml:space="preserve">Scolarité : cycle (préscolaire, primaire, secondaire) et niveau (du CP1 à la Terminale, avec la série le cas échéant).</w:t>
-      </w:r>
-    </w:p>
-    <w:p>
-      <w:pPr>
-        <w:pStyle w:val="ListParagraph"/>
-        <w:numPr>
-          <w:ilvl w:val="0"/>
-          <w:numId w:val="3"/>
-        </w:numPr>
-        <w:spacing w:after="40"/>
-      </w:pPr>
-      <w:r>
-        <w:rPr>
-          <w:sz w:val="22"/>
-          <w:szCs w:val="22"/>
-        </w:rPr>
-        <w:t xml:space="preserve">Besoins : les disciplines à renforcer, le nombre d'heures par semaine et le mode souhaité (présentiel, visio ou hybride).</w:t>
+        <w:t xml:space="preserve">Scolarité : cycle (préscolaire, primaire, secondaire) et niveau.</w:t>
+      </w:r>
+    </w:p>
+    <w:p>
+      <w:pPr>
+        <w:pStyle w:val="ListParagraph"/>
+        <w:numPr>
+          <w:ilvl w:val="0"/>
+          <w:numId w:val="3"/>
+        </w:numPr>
+        <w:spacing w:after="40"/>
+      </w:pPr>
+      <w:r>
+        <w:rPr>
+          <w:sz w:val="22"/>
+          <w:szCs w:val="22"/>
+        </w:rPr>
+        <w:t xml:space="preserve">Besoins : disciplines à renforcer, nombre d'heures par semaine et mode (présentiel, visio ou hybride).</w:t>
       </w:r>
     </w:p>
     <w:p>
@@ -312,7 +357,7 @@
           <w:sz w:val="22"/>
           <w:szCs w:val="22"/>
         </w:rPr>
-        <w:t xml:space="preserve">La position géographique reste libre par défaut : la visio étant possible, vous n'êtes pas limité à votre voisinage.</w:t>
+        <w:t xml:space="preserve">La position reste libre par défaut (la visio étant possible).</w:t>
       </w:r>
     </w:p>
     <w:p>
@@ -346,7 +391,7 @@
           <w:sz w:val="22"/>
           <w:szCs w:val="22"/>
         </w:rPr>
-        <w:t xml:space="preserve">Sur la carte des coachs, votre position et celle des coachs s'affichent (la photo du coach sert de repère), avec le calcul de la distance.</w:t>
+        <w:t xml:space="preserve">Sur la carte, votre position et celle des coachs s'affichent, avec la distance.</w:t>
       </w:r>
     </w:p>
     <w:p>
@@ -371,41 +416,41 @@
           <w:sz w:val="22"/>
           <w:szCs w:val="22"/>
         </w:rPr>
-        <w:t xml:space="preserve">Tous les montants sont affichés en FCFA avec leur équivalent en euros (≈ …). Le taux de change est mis à jour automatiquement.</w:t>
-      </w:r>
-    </w:p>
-    <w:p>
-      <w:pPr>
-        <w:pStyle w:val="ListParagraph"/>
-        <w:numPr>
-          <w:ilvl w:val="0"/>
-          <w:numId w:val="3"/>
-        </w:numPr>
-        <w:spacing w:after="40"/>
-      </w:pPr>
-      <w:r>
-        <w:rPr>
-          <w:sz w:val="22"/>
-          <w:szCs w:val="22"/>
-        </w:rPr>
-        <w:t xml:space="preserve">L'engagement mensuel minimal est de 12 h/mois au préscolaire et au primaire, et de 16 h/mois au secondaire (soit environ deux séances de 2 h par semaine).</w:t>
-      </w:r>
-    </w:p>
-    <w:p>
-      <w:pPr>
-        <w:pStyle w:val="ListParagraph"/>
-        <w:numPr>
-          <w:ilvl w:val="0"/>
-          <w:numId w:val="3"/>
-        </w:numPr>
-        <w:spacing w:after="40"/>
-      </w:pPr>
-      <w:r>
-        <w:rPr>
-          <w:sz w:val="22"/>
-          <w:szCs w:val="22"/>
-        </w:rPr>
-        <w:t xml:space="preserve">La facture mensuelle correspond au tarif horaire du coach multiplié par cet engagement.</w:t>
+        <w:t xml:space="preserve">Montants en FCFA avec l'équivalent en euros (≈ …), taux mis à jour automatiquement.</w:t>
+      </w:r>
+    </w:p>
+    <w:p>
+      <w:pPr>
+        <w:pStyle w:val="ListParagraph"/>
+        <w:numPr>
+          <w:ilvl w:val="0"/>
+          <w:numId w:val="3"/>
+        </w:numPr>
+        <w:spacing w:after="40"/>
+      </w:pPr>
+      <w:r>
+        <w:rPr>
+          <w:sz w:val="22"/>
+          <w:szCs w:val="22"/>
+        </w:rPr>
+        <w:t xml:space="preserve">Engagement mensuel minimal : 12 h/mois (préscolaire et primaire), 16 h/mois (secondaire).</w:t>
+      </w:r>
+    </w:p>
+    <w:p>
+      <w:pPr>
+        <w:pStyle w:val="ListParagraph"/>
+        <w:numPr>
+          <w:ilvl w:val="0"/>
+          <w:numId w:val="3"/>
+        </w:numPr>
+        <w:spacing w:after="40"/>
+      </w:pPr>
+      <w:r>
+        <w:rPr>
+          <w:sz w:val="22"/>
+          <w:szCs w:val="22"/>
+        </w:rPr>
+        <w:t xml:space="preserve">Facture mensuelle = tarif horaire du coach × engagement.</w:t>
       </w:r>
     </w:p>
     <w:p>
@@ -430,7 +475,7 @@
           <w:sz w:val="22"/>
           <w:szCs w:val="22"/>
         </w:rPr>
-        <w:t xml:space="preserve">Sur la fiche d'un coach, cliquez sur « Réserver ».</w:t>
+        <w:t xml:space="preserve">Sur la fiche d'un coach, cliquez sur « Réserver » : une facture est générée.</w:t>
       </w:r>
     </w:p>
     <w:p>
@@ -447,23 +492,6 @@
           <w:sz w:val="22"/>
           <w:szCs w:val="22"/>
         </w:rPr>
-        <w:t xml:space="preserve">Une facture est générée automatiquement.</w:t>
-      </w:r>
-    </w:p>
-    <w:p>
-      <w:pPr>
-        <w:pStyle w:val="ListParagraph"/>
-        <w:numPr>
-          <w:ilvl w:val="0"/>
-          <w:numId w:val="4"/>
-        </w:numPr>
-        <w:spacing w:after="40"/>
-      </w:pPr>
-      <w:r>
-        <w:rPr>
-          <w:sz w:val="22"/>
-          <w:szCs w:val="22"/>
-        </w:rPr>
         <w:t xml:space="preserve">Réglez via Mobile Money : Wave, Orange Money, MTN MoMo ou Moov Money.</w:t>
       </w:r>
     </w:p>
@@ -476,7 +504,7 @@
           <w:sz w:val="22"/>
           <w:szCs w:val="22"/>
         </w:rPr>
-        <w:t xml:space="preserve">La mission est alors créée au statut « en attente » jusqu'à l'acceptation du coach. Vous êtes notifié (par SMS et dans l'application) dès qu'il répond.</w:t>
+        <w:t xml:space="preserve">La mission est créée au statut « en attente » jusqu'à l'acceptation du coach. Vous êtes notifié de sa réponse par SMS (sur votre numéro renseigné) et dans l'application.</w:t>
       </w:r>
     </w:p>
     <w:p>
@@ -501,24 +529,24 @@
           <w:sz w:val="22"/>
           <w:szCs w:val="22"/>
         </w:rPr>
-        <w:t xml:space="preserve">Dans votre espace Parent, la rubrique Missions affiche le statut de chaque réservation (en attente, active, refusée).</w:t>
-      </w:r>
-    </w:p>
-    <w:p>
-      <w:pPr>
-        <w:pStyle w:val="ListParagraph"/>
-        <w:numPr>
-          <w:ilvl w:val="0"/>
-          <w:numId w:val="3"/>
-        </w:numPr>
-        <w:spacing w:after="40"/>
-      </w:pPr>
-      <w:r>
-        <w:rPr>
-          <w:sz w:val="22"/>
-          <w:szCs w:val="22"/>
-        </w:rPr>
-        <w:t xml:space="preserve">À l'issue d'une mission, laissez un avis et une note au coach pour aider les autres familles.</w:t>
+        <w:t xml:space="preserve">La rubrique Missions affiche le statut de chaque réservation (en attente, active, refusée).</w:t>
+      </w:r>
+    </w:p>
+    <w:p>
+      <w:pPr>
+        <w:pStyle w:val="ListParagraph"/>
+        <w:numPr>
+          <w:ilvl w:val="0"/>
+          <w:numId w:val="3"/>
+        </w:numPr>
+        <w:spacing w:after="40"/>
+      </w:pPr>
+      <w:r>
+        <w:rPr>
+          <w:sz w:val="22"/>
+          <w:szCs w:val="22"/>
+        </w:rPr>
+        <w:t xml:space="preserve">À l'issue d'une mission, laissez un avis et une note au coach.</w:t>
       </w:r>
     </w:p>
     <w:p>
@@ -543,41 +571,24 @@
           <w:sz w:val="22"/>
           <w:szCs w:val="22"/>
         </w:rPr>
-        <w:t xml:space="preserve">L'icône de message en haut de page ouvre votre messagerie.</w:t>
-      </w:r>
-    </w:p>
-    <w:p>
-      <w:pPr>
-        <w:pStyle w:val="ListParagraph"/>
-        <w:numPr>
-          <w:ilvl w:val="0"/>
-          <w:numId w:val="3"/>
-        </w:numPr>
-        <w:spacing w:after="40"/>
-      </w:pPr>
-      <w:r>
-        <w:rPr>
-          <w:sz w:val="22"/>
-          <w:szCs w:val="22"/>
-        </w:rPr>
-        <w:t xml:space="preserve">Vous pouvez écrire à votre coach (dès qu'une réservation vous lie) et au Support EduWeb.</w:t>
-      </w:r>
-    </w:p>
-    <w:p>
-      <w:pPr>
-        <w:pStyle w:val="ListParagraph"/>
-        <w:numPr>
-          <w:ilvl w:val="0"/>
-          <w:numId w:val="3"/>
-        </w:numPr>
-        <w:spacing w:after="40"/>
-      </w:pPr>
-      <w:r>
-        <w:rPr>
-          <w:sz w:val="22"/>
-          <w:szCs w:val="22"/>
-        </w:rPr>
-        <w:t xml:space="preserve">Vous pouvez joindre un fichier (PDF, image, Word) de 1 Mo maximum. Un badge signale les messages non lus.</w:t>
+        <w:t xml:space="preserve">L'icône de message (en-tête) ouvre la messagerie : écrivez à votre coach (après réservation) et au Support EduWeb.</w:t>
+      </w:r>
+    </w:p>
+    <w:p>
+      <w:pPr>
+        <w:pStyle w:val="ListParagraph"/>
+        <w:numPr>
+          <w:ilvl w:val="0"/>
+          <w:numId w:val="3"/>
+        </w:numPr>
+        <w:spacing w:after="40"/>
+      </w:pPr>
+      <w:r>
+        <w:rPr>
+          <w:sz w:val="22"/>
+          <w:szCs w:val="22"/>
+        </w:rPr>
+        <w:t xml:space="preserve">Pièces jointes : 1 Mo maximum par fichier. Un badge signale les messages non lus.</w:t>
       </w:r>
     </w:p>
     <w:p>
@@ -607,7 +618,7 @@
           <w:sz w:val="21"/>
           <w:szCs w:val="21"/>
         </w:rPr>
-        <w:t xml:space="preserve">Les pièces jointes de la messagerie sont automatiquement supprimées après 1 mois ; le texte des messages, lui, est conservé. Pensez à enregistrer un document important hors de la plateforme.</w:t>
+        <w:t xml:space="preserve">Les pièces jointes sont automatiquement supprimées après 1 mois (le texte des messages est conservé). Enregistrez hors de la plateforme un document important.</w:t>
       </w:r>
     </w:p>
     <w:p>
@@ -627,58 +638,58 @@
           <w:sz w:val="22"/>
           <w:szCs w:val="22"/>
         </w:rPr>
-        <w:t xml:space="preserve">Depuis le menu (« Parrainage &amp; gains »), vous disposez d'un lien d'invitation unique.</w:t>
-      </w:r>
-    </w:p>
-    <w:p>
-      <w:pPr>
-        <w:pStyle w:val="ListParagraph"/>
-        <w:numPr>
-          <w:ilvl w:val="0"/>
-          <w:numId w:val="3"/>
-        </w:numPr>
-        <w:spacing w:after="40"/>
-      </w:pPr>
-      <w:r>
-        <w:rPr>
-          <w:sz w:val="22"/>
-          <w:szCs w:val="22"/>
-        </w:rPr>
-        <w:t xml:space="preserve">Toute personne qui s'inscrit via votre lien devient votre filleul.</w:t>
-      </w:r>
-    </w:p>
-    <w:p>
-      <w:pPr>
-        <w:pStyle w:val="ListParagraph"/>
-        <w:numPr>
-          <w:ilvl w:val="0"/>
-          <w:numId w:val="3"/>
-        </w:numPr>
-        <w:spacing w:after="40"/>
-      </w:pPr>
-      <w:r>
-        <w:rPr>
-          <w:sz w:val="22"/>
-          <w:szCs w:val="22"/>
-        </w:rPr>
-        <w:t xml:space="preserve">Vous gagnez 10 % de la part EduWeb sur chaque mission d'un filleul (lorsqu'un parent filleul paie un coach, ou qu'un coach filleul accepte une mission).</w:t>
-      </w:r>
-    </w:p>
-    <w:p>
-      <w:pPr>
-        <w:pStyle w:val="ListParagraph"/>
-        <w:numPr>
-          <w:ilvl w:val="0"/>
-          <w:numId w:val="3"/>
-        </w:numPr>
-        <w:spacing w:after="40"/>
-      </w:pPr>
-      <w:r>
-        <w:rPr>
-          <w:sz w:val="22"/>
-          <w:szCs w:val="22"/>
-        </w:rPr>
-        <w:t xml:space="preserve">Partagez votre lien en un clic par WhatsApp ou par email.</w:t>
+        <w:t xml:space="preserve">Depuis « Parrainage &amp; gains » (menu), vous disposez d'un lien d'invitation unique.</w:t>
+      </w:r>
+    </w:p>
+    <w:p>
+      <w:pPr>
+        <w:pStyle w:val="ListParagraph"/>
+        <w:numPr>
+          <w:ilvl w:val="0"/>
+          <w:numId w:val="3"/>
+        </w:numPr>
+        <w:spacing w:after="40"/>
+      </w:pPr>
+      <w:r>
+        <w:rPr>
+          <w:sz w:val="22"/>
+          <w:szCs w:val="22"/>
+        </w:rPr>
+        <w:t xml:space="preserve">Toute personne inscrite via votre lien devient votre filleul.</w:t>
+      </w:r>
+    </w:p>
+    <w:p>
+      <w:pPr>
+        <w:pStyle w:val="ListParagraph"/>
+        <w:numPr>
+          <w:ilvl w:val="0"/>
+          <w:numId w:val="3"/>
+        </w:numPr>
+        <w:spacing w:after="40"/>
+      </w:pPr>
+      <w:r>
+        <w:rPr>
+          <w:sz w:val="22"/>
+          <w:szCs w:val="22"/>
+        </w:rPr>
+        <w:t xml:space="preserve">Vous gagnez 10 % de la part EduWeb sur chaque mission d'un filleul (parent qui paie un coach, ou coach qui accepte une mission).</w:t>
+      </w:r>
+    </w:p>
+    <w:p>
+      <w:pPr>
+        <w:pStyle w:val="ListParagraph"/>
+        <w:numPr>
+          <w:ilvl w:val="0"/>
+          <w:numId w:val="3"/>
+        </w:numPr>
+        <w:spacing w:after="40"/>
+      </w:pPr>
+      <w:r>
+        <w:rPr>
+          <w:sz w:val="22"/>
+          <w:szCs w:val="22"/>
+        </w:rPr>
+        <w:t xml:space="preserve">Partage en un clic par WhatsApp ou email.</w:t>
       </w:r>
     </w:p>
     <w:p>
@@ -720,7 +731,7 @@
           <w:sz w:val="22"/>
           <w:szCs w:val="22"/>
         </w:rPr>
-        <w:t xml:space="preserve">Pour toute aide, contactez le Support depuis la messagerie ou par les coordonnées ci-dessous.</w:t>
+        <w:t xml:space="preserve">Pour toute aide, contactez le Support depuis la messagerie ou via les coordonnées ci-dessous.</w:t>
       </w:r>
     </w:p>
     <w:sectPr>

--- a/guides/Guide-Parent-EduWeb.docx
+++ b/guides/Guide-Parent-EduWeb.docx
@@ -245,6 +245,245 @@
         <w:pStyle w:val="Heading1"/>
       </w:pPr>
       <w:r>
+        <w:t xml:space="preserve">Installer l'application sur votre appareil</w:t>
+      </w:r>
+    </w:p>
+    <w:p>
+      <w:pPr>
+        <w:spacing w:after="120"/>
+      </w:pPr>
+      <w:r>
+        <w:rPr>
+          <w:sz w:val="22"/>
+          <w:szCs w:val="22"/>
+        </w:rPr>
+        <w:t xml:space="preserve">EduWeb est une application web installable : vous pouvez l'ajouter à l'écran d'accueil de votre téléphone ou au bureau de votre ordinateur, puis l'ouvrir comme une application classique — en plein écran, sans la barre du navigateur, avec l'icône EduWeb. L'installation est gratuite, rapide et ne passe par aucun magasin d'applications.</w:t>
+      </w:r>
+    </w:p>
+    <w:p>
+      <w:pPr>
+        <w:pStyle w:val="Heading2"/>
+      </w:pPr>
+      <w:r>
+        <w:t xml:space="preserve">Android (Chrome)</w:t>
+      </w:r>
+    </w:p>
+    <w:p>
+      <w:pPr>
+        <w:pStyle w:val="ListParagraph"/>
+        <w:numPr>
+          <w:ilvl w:val="0"/>
+          <w:numId w:val="4"/>
+        </w:numPr>
+        <w:spacing w:after="40"/>
+      </w:pPr>
+      <w:r>
+        <w:rPr>
+          <w:sz w:val="22"/>
+          <w:szCs w:val="22"/>
+        </w:rPr>
+        <w:t xml:space="preserve">Ouvrez family.eduweb.ci dans Chrome.</w:t>
+      </w:r>
+    </w:p>
+    <w:p>
+      <w:pPr>
+        <w:pStyle w:val="ListParagraph"/>
+        <w:numPr>
+          <w:ilvl w:val="0"/>
+          <w:numId w:val="4"/>
+        </w:numPr>
+        <w:spacing w:after="40"/>
+      </w:pPr>
+      <w:r>
+        <w:rPr>
+          <w:sz w:val="22"/>
+          <w:szCs w:val="22"/>
+        </w:rPr>
+        <w:t xml:space="preserve">Touchez la bannière « Installer l'application » si elle apparaît ; sinon, ouvrez le menu ⋮ (en haut à droite).</w:t>
+      </w:r>
+    </w:p>
+    <w:p>
+      <w:pPr>
+        <w:pStyle w:val="ListParagraph"/>
+        <w:numPr>
+          <w:ilvl w:val="0"/>
+          <w:numId w:val="4"/>
+        </w:numPr>
+        <w:spacing w:after="40"/>
+      </w:pPr>
+      <w:r>
+        <w:rPr>
+          <w:sz w:val="22"/>
+          <w:szCs w:val="22"/>
+        </w:rPr>
+        <w:t xml:space="preserve">Choisissez « Installer l'application » (ou « Ajouter à l'écran d'accueil »), puis confirmez.</w:t>
+      </w:r>
+    </w:p>
+    <w:p>
+      <w:pPr>
+        <w:pStyle w:val="Heading2"/>
+      </w:pPr>
+      <w:r>
+        <w:t xml:space="preserve">iPhone / iPad (Safari)</w:t>
+      </w:r>
+    </w:p>
+    <w:p>
+      <w:pPr>
+        <w:pStyle w:val="ListParagraph"/>
+        <w:numPr>
+          <w:ilvl w:val="0"/>
+          <w:numId w:val="5"/>
+        </w:numPr>
+        <w:spacing w:after="40"/>
+      </w:pPr>
+      <w:r>
+        <w:rPr>
+          <w:sz w:val="22"/>
+          <w:szCs w:val="22"/>
+        </w:rPr>
+        <w:t xml:space="preserve">Ouvrez family.eduweb.ci dans Safari.</w:t>
+      </w:r>
+    </w:p>
+    <w:p>
+      <w:pPr>
+        <w:pStyle w:val="ListParagraph"/>
+        <w:numPr>
+          <w:ilvl w:val="0"/>
+          <w:numId w:val="5"/>
+        </w:numPr>
+        <w:spacing w:after="40"/>
+      </w:pPr>
+      <w:r>
+        <w:rPr>
+          <w:sz w:val="22"/>
+          <w:szCs w:val="22"/>
+        </w:rPr>
+        <w:t xml:space="preserve">Touchez le bouton Partager (le carré surmonté d'une flèche vers le haut).</w:t>
+      </w:r>
+    </w:p>
+    <w:p>
+      <w:pPr>
+        <w:pStyle w:val="ListParagraph"/>
+        <w:numPr>
+          <w:ilvl w:val="0"/>
+          <w:numId w:val="5"/>
+        </w:numPr>
+        <w:spacing w:after="40"/>
+      </w:pPr>
+      <w:r>
+        <w:rPr>
+          <w:sz w:val="22"/>
+          <w:szCs w:val="22"/>
+        </w:rPr>
+        <w:t xml:space="preserve">Faites défiler, choisissez « Sur l'écran d'accueil », puis « Ajouter ».</w:t>
+      </w:r>
+    </w:p>
+    <w:p>
+      <w:pPr>
+        <w:pStyle w:val="Heading2"/>
+      </w:pPr>
+      <w:r>
+        <w:t xml:space="preserve">Ordinateur (Chrome ou Edge)</w:t>
+      </w:r>
+    </w:p>
+    <w:p>
+      <w:pPr>
+        <w:pStyle w:val="ListParagraph"/>
+        <w:numPr>
+          <w:ilvl w:val="0"/>
+          <w:numId w:val="6"/>
+        </w:numPr>
+        <w:spacing w:after="40"/>
+      </w:pPr>
+      <w:r>
+        <w:rPr>
+          <w:sz w:val="22"/>
+          <w:szCs w:val="22"/>
+        </w:rPr>
+        <w:t xml:space="preserve">Ouvrez family.eduweb.ci.</w:t>
+      </w:r>
+    </w:p>
+    <w:p>
+      <w:pPr>
+        <w:pStyle w:val="ListParagraph"/>
+        <w:numPr>
+          <w:ilvl w:val="0"/>
+          <w:numId w:val="6"/>
+        </w:numPr>
+        <w:spacing w:after="40"/>
+      </w:pPr>
+      <w:r>
+        <w:rPr>
+          <w:sz w:val="22"/>
+          <w:szCs w:val="22"/>
+        </w:rPr>
+        <w:t xml:space="preserve">Cliquez sur l'icône d'installation (un écran avec une flèche, ou ⊕) à droite de la barre d'adresse.</w:t>
+      </w:r>
+    </w:p>
+    <w:p>
+      <w:pPr>
+        <w:pStyle w:val="ListParagraph"/>
+        <w:numPr>
+          <w:ilvl w:val="0"/>
+          <w:numId w:val="6"/>
+        </w:numPr>
+        <w:spacing w:after="40"/>
+      </w:pPr>
+      <w:r>
+        <w:rPr>
+          <w:sz w:val="22"/>
+          <w:szCs w:val="22"/>
+        </w:rPr>
+        <w:t xml:space="preserve">Cliquez sur « Installer ».</w:t>
+      </w:r>
+    </w:p>
+    <w:p>
+      <w:pPr>
+        <w:spacing w:after="120"/>
+      </w:pPr>
+      <w:r>
+        <w:rPr>
+          <w:sz w:val="22"/>
+          <w:szCs w:val="22"/>
+        </w:rPr>
+        <w:t xml:space="preserve">Une fois installée, l'icône EduWeb apparaît sur votre écran d'accueil (ou votre bureau) et l'application se met à jour automatiquement à chaque connexion à Internet.</w:t>
+      </w:r>
+    </w:p>
+    <w:p>
+      <w:pPr>
+        <w:pBdr>
+          <w:top w:val="single" w:color="B8DCC6" w:sz="2" w:space="6"/>
+          <w:bottom w:val="single" w:color="B8DCC6" w:sz="2" w:space="6"/>
+          <w:left w:val="single" w:color="1E9E57" w:sz="18" w:space="10"/>
+          <w:right w:val="single" w:color="B8DCC6" w:sz="2" w:space="6"/>
+        </w:pBdr>
+        <w:shd w:fill="E8F5EC" w:val="clear"/>
+        <w:spacing w:after="140" w:before="80"/>
+      </w:pPr>
+      <w:r>
+        <w:rPr>
+          <w:b/>
+          <w:bCs/>
+          <w:color w:val="0E6B3A"/>
+          <w:sz w:val="21"/>
+          <w:szCs w:val="21"/>
+        </w:rPr>
+        <w:t xml:space="preserve">À noter — </w:t>
+      </w:r>
+      <w:r>
+        <w:rPr>
+          <w:color w:val="1A3A28"/>
+          <w:sz w:val="21"/>
+          <w:szCs w:val="21"/>
+        </w:rPr>
+        <w:t xml:space="preserve">En cas de coupure d'Internet, l'application affiche une page d'attente claire et se recharge automatiquement dès le retour de la connexion. La consultation des pages nécessite une connexion active.</w:t>
+      </w:r>
+    </w:p>
+    <w:p>
+      <w:pPr>
+        <w:pStyle w:val="Heading1"/>
+      </w:pPr>
+      <w:r>
         <w:t xml:space="preserve">2. Gérer vos apprenants</w:t>
       </w:r>
     </w:p>
@@ -466,7 +705,7 @@
         <w:pStyle w:val="ListParagraph"/>
         <w:numPr>
           <w:ilvl w:val="0"/>
-          <w:numId w:val="4"/>
+          <w:numId w:val="7"/>
         </w:numPr>
         <w:spacing w:after="40"/>
       </w:pPr>
@@ -483,7 +722,7 @@
         <w:pStyle w:val="ListParagraph"/>
         <w:numPr>
           <w:ilvl w:val="0"/>
-          <w:numId w:val="4"/>
+          <w:numId w:val="7"/>
         </w:numPr>
         <w:spacing w:after="40"/>
       </w:pPr>
@@ -1006,6 +1245,42 @@
       </w:pPr>
     </w:lvl>
   </w:abstractNum>
+  <w:abstractNum w:abstractNumId="5" w15:restartNumberingAfterBreak="0">
+    <w:multiLevelType w:val="hybridMultilevel"/>
+    <w:lvl w:ilvl="0" w15:tentative="1">
+      <w:start w:val="1"/>
+      <w:numFmt w:val="decimal"/>
+      <w:lvlText w:val="%1."/>
+      <w:lvlJc w:val="left"/>
+      <w:pPr>
+        <w:ind w:left="540" w:hanging="300"/>
+      </w:pPr>
+    </w:lvl>
+  </w:abstractNum>
+  <w:abstractNum w:abstractNumId="6" w15:restartNumberingAfterBreak="0">
+    <w:multiLevelType w:val="hybridMultilevel"/>
+    <w:lvl w:ilvl="0" w15:tentative="1">
+      <w:start w:val="1"/>
+      <w:numFmt w:val="decimal"/>
+      <w:lvlText w:val="%1."/>
+      <w:lvlJc w:val="left"/>
+      <w:pPr>
+        <w:ind w:left="540" w:hanging="300"/>
+      </w:pPr>
+    </w:lvl>
+  </w:abstractNum>
+  <w:abstractNum w:abstractNumId="7" w15:restartNumberingAfterBreak="0">
+    <w:multiLevelType w:val="hybridMultilevel"/>
+    <w:lvl w:ilvl="0" w15:tentative="1">
+      <w:start w:val="1"/>
+      <w:numFmt w:val="decimal"/>
+      <w:lvlText w:val="%1."/>
+      <w:lvlJc w:val="left"/>
+      <w:pPr>
+        <w:ind w:left="540" w:hanging="300"/>
+      </w:pPr>
+    </w:lvl>
+  </w:abstractNum>
   <w:num w:numId="1">
     <w:abstractNumId w:val="1"/>
     <w:lvlOverride w:ilvl="0">
@@ -1030,6 +1305,24 @@
       <w:startOverride w:val="1"/>
     </w:lvlOverride>
   </w:num>
+  <w:num w:numId="5">
+    <w:abstractNumId w:val="5"/>
+    <w:lvlOverride w:ilvl="0">
+      <w:startOverride w:val="1"/>
+    </w:lvlOverride>
+  </w:num>
+  <w:num w:numId="6">
+    <w:abstractNumId w:val="6"/>
+    <w:lvlOverride w:ilvl="0">
+      <w:startOverride w:val="1"/>
+    </w:lvlOverride>
+  </w:num>
+  <w:num w:numId="7">
+    <w:abstractNumId w:val="7"/>
+    <w:lvlOverride w:ilvl="0">
+      <w:startOverride w:val="1"/>
+    </w:lvlOverride>
+  </w:num>
 </w:numbering>
 </file>
 

--- a/guides/Guide-Parent-EduWeb.docx
+++ b/guides/Guide-Parent-EduWeb.docx
@@ -92,7 +92,7 @@
           <w:sz w:val="16"/>
           <w:szCs w:val="16"/>
         </w:rPr>
-        <w:t xml:space="preserve">Version du 13 juin 2026</w:t>
+        <w:t xml:space="preserve">Version du 15 juin 2026</w:t>
       </w:r>
     </w:p>
     <w:p>
@@ -731,103 +731,24 @@
           <w:sz w:val="22"/>
           <w:szCs w:val="22"/>
         </w:rPr>
-        <w:t xml:space="preserve">Réglez via Mobile Money : Wave, Orange Money, MTN MoMo ou Moov Money.</w:t>
-      </w:r>
-    </w:p>
-    <w:p>
-      <w:pPr>
-        <w:spacing w:after="120"/>
-      </w:pPr>
-      <w:r>
-        <w:rPr>
-          <w:sz w:val="22"/>
-          <w:szCs w:val="22"/>
-        </w:rPr>
-        <w:t xml:space="preserve">La mission est créée au statut « en attente » jusqu'à l'acceptation du coach. Vous êtes notifié de sa réponse par SMS (sur votre numéro renseigné) et dans l'application.</w:t>
-      </w:r>
-    </w:p>
-    <w:p>
-      <w:pPr>
-        <w:pStyle w:val="Heading1"/>
-      </w:pPr>
-      <w:r>
-        <w:t xml:space="preserve">6. Suivre les missions et évaluer le coach</w:t>
-      </w:r>
-    </w:p>
-    <w:p>
-      <w:pPr>
-        <w:pStyle w:val="ListParagraph"/>
-        <w:numPr>
-          <w:ilvl w:val="0"/>
-          <w:numId w:val="3"/>
-        </w:numPr>
-        <w:spacing w:after="40"/>
-      </w:pPr>
-      <w:r>
-        <w:rPr>
-          <w:sz w:val="22"/>
-          <w:szCs w:val="22"/>
-        </w:rPr>
-        <w:t xml:space="preserve">La rubrique Missions affiche le statut de chaque réservation (en attente, active, refusée).</w:t>
-      </w:r>
-    </w:p>
-    <w:p>
-      <w:pPr>
-        <w:pStyle w:val="ListParagraph"/>
-        <w:numPr>
-          <w:ilvl w:val="0"/>
-          <w:numId w:val="3"/>
-        </w:numPr>
-        <w:spacing w:after="40"/>
-      </w:pPr>
-      <w:r>
-        <w:rPr>
-          <w:sz w:val="22"/>
-          <w:szCs w:val="22"/>
-        </w:rPr>
-        <w:t xml:space="preserve">À l'issue d'une mission, laissez un avis et une note au coach.</w:t>
-      </w:r>
-    </w:p>
-    <w:p>
-      <w:pPr>
-        <w:pStyle w:val="Heading1"/>
-      </w:pPr>
-      <w:r>
-        <w:t xml:space="preserve">7. Échanger par messagerie</w:t>
-      </w:r>
-    </w:p>
-    <w:p>
-      <w:pPr>
-        <w:pStyle w:val="ListParagraph"/>
-        <w:numPr>
-          <w:ilvl w:val="0"/>
-          <w:numId w:val="3"/>
-        </w:numPr>
-        <w:spacing w:after="40"/>
-      </w:pPr>
-      <w:r>
-        <w:rPr>
-          <w:sz w:val="22"/>
-          <w:szCs w:val="22"/>
-        </w:rPr>
-        <w:t xml:space="preserve">L'icône de message (en-tête) ouvre la messagerie : écrivez à votre coach (après réservation) et au Support EduWeb.</w:t>
-      </w:r>
-    </w:p>
-    <w:p>
-      <w:pPr>
-        <w:pStyle w:val="ListParagraph"/>
-        <w:numPr>
-          <w:ilvl w:val="0"/>
-          <w:numId w:val="3"/>
-        </w:numPr>
-        <w:spacing w:after="40"/>
-      </w:pPr>
-      <w:r>
-        <w:rPr>
-          <w:sz w:val="22"/>
-          <w:szCs w:val="22"/>
-        </w:rPr>
-        <w:t xml:space="preserve">Pièces jointes : 1 Mo maximum par fichier. Un badge signale les messages non lus.</w:t>
+        <w:t xml:space="preserve">Si vous disposez d'un code promo, saisissez-le dans le champ « Code promo » (ex. EDU10, EDU25, EDU50…) : la remise s'applique aussitôt au montant à payer.</w:t>
+      </w:r>
+    </w:p>
+    <w:p>
+      <w:pPr>
+        <w:pStyle w:val="ListParagraph"/>
+        <w:numPr>
+          <w:ilvl w:val="0"/>
+          <w:numId w:val="7"/>
+        </w:numPr>
+        <w:spacing w:after="40"/>
+      </w:pPr>
+      <w:r>
+        <w:rPr>
+          <w:sz w:val="22"/>
+          <w:szCs w:val="22"/>
+        </w:rPr>
+        <w:t xml:space="preserve">Réglez le montant (remisé le cas échéant) via Mobile Money : Wave, Orange Money, MTN MoMo ou Moov Money.</w:t>
       </w:r>
     </w:p>
     <w:p>
@@ -857,6 +778,132 @@
           <w:sz w:val="21"/>
           <w:szCs w:val="21"/>
         </w:rPr>
+        <w:t xml:space="preserve">Code promo : il donne une réduction immédiate de 10 % à 100 % selon le code. Un même code peut avoir une durée de validité et un nombre d'utilisations limités. Saisissez-le AVANT de payer pour que la remise soit prise en compte.</w:t>
+      </w:r>
+    </w:p>
+    <w:p>
+      <w:pPr>
+        <w:spacing w:after="120"/>
+      </w:pPr>
+      <w:r>
+        <w:rPr>
+          <w:sz w:val="22"/>
+          <w:szCs w:val="22"/>
+        </w:rPr>
+        <w:t xml:space="preserve">La mission est créée au statut « en attente » jusqu'à l'acceptation du coach. Vous êtes notifié de sa réponse par SMS (sur votre numéro renseigné) et dans l'application.</w:t>
+      </w:r>
+    </w:p>
+    <w:p>
+      <w:pPr>
+        <w:pStyle w:val="Heading1"/>
+      </w:pPr>
+      <w:r>
+        <w:t xml:space="preserve">6. Suivre les missions et évaluer le coach</w:t>
+      </w:r>
+    </w:p>
+    <w:p>
+      <w:pPr>
+        <w:pStyle w:val="ListParagraph"/>
+        <w:numPr>
+          <w:ilvl w:val="0"/>
+          <w:numId w:val="3"/>
+        </w:numPr>
+        <w:spacing w:after="40"/>
+      </w:pPr>
+      <w:r>
+        <w:rPr>
+          <w:sz w:val="22"/>
+          <w:szCs w:val="22"/>
+        </w:rPr>
+        <w:t xml:space="preserve">La rubrique Missions affiche le statut de chaque réservation (en attente, active, refusée).</w:t>
+      </w:r>
+    </w:p>
+    <w:p>
+      <w:pPr>
+        <w:pStyle w:val="ListParagraph"/>
+        <w:numPr>
+          <w:ilvl w:val="0"/>
+          <w:numId w:val="3"/>
+        </w:numPr>
+        <w:spacing w:after="40"/>
+      </w:pPr>
+      <w:r>
+        <w:rPr>
+          <w:sz w:val="22"/>
+          <w:szCs w:val="22"/>
+        </w:rPr>
+        <w:t xml:space="preserve">À l'issue d'une mission, laissez un avis et une note au coach.</w:t>
+      </w:r>
+    </w:p>
+    <w:p>
+      <w:pPr>
+        <w:pStyle w:val="Heading1"/>
+      </w:pPr>
+      <w:r>
+        <w:t xml:space="preserve">7. Échanger par messagerie</w:t>
+      </w:r>
+    </w:p>
+    <w:p>
+      <w:pPr>
+        <w:pStyle w:val="ListParagraph"/>
+        <w:numPr>
+          <w:ilvl w:val="0"/>
+          <w:numId w:val="3"/>
+        </w:numPr>
+        <w:spacing w:after="40"/>
+      </w:pPr>
+      <w:r>
+        <w:rPr>
+          <w:sz w:val="22"/>
+          <w:szCs w:val="22"/>
+        </w:rPr>
+        <w:t xml:space="preserve">L'icône de message (en-tête) ouvre la messagerie : écrivez à votre coach (après réservation) et au Support EduWeb.</w:t>
+      </w:r>
+    </w:p>
+    <w:p>
+      <w:pPr>
+        <w:pStyle w:val="ListParagraph"/>
+        <w:numPr>
+          <w:ilvl w:val="0"/>
+          <w:numId w:val="3"/>
+        </w:numPr>
+        <w:spacing w:after="40"/>
+      </w:pPr>
+      <w:r>
+        <w:rPr>
+          <w:sz w:val="22"/>
+          <w:szCs w:val="22"/>
+        </w:rPr>
+        <w:t xml:space="preserve">Pièces jointes : 1 Mo maximum par fichier. Un badge signale les messages non lus.</w:t>
+      </w:r>
+    </w:p>
+    <w:p>
+      <w:pPr>
+        <w:pBdr>
+          <w:top w:val="single" w:color="B8DCC6" w:sz="2" w:space="6"/>
+          <w:bottom w:val="single" w:color="B8DCC6" w:sz="2" w:space="6"/>
+          <w:left w:val="single" w:color="1E9E57" w:sz="18" w:space="10"/>
+          <w:right w:val="single" w:color="B8DCC6" w:sz="2" w:space="6"/>
+        </w:pBdr>
+        <w:shd w:fill="E8F5EC" w:val="clear"/>
+        <w:spacing w:after="140" w:before="80"/>
+      </w:pPr>
+      <w:r>
+        <w:rPr>
+          <w:b/>
+          <w:bCs/>
+          <w:color w:val="0E6B3A"/>
+          <w:sz w:val="21"/>
+          <w:szCs w:val="21"/>
+        </w:rPr>
+        <w:t xml:space="preserve">À noter — </w:t>
+      </w:r>
+      <w:r>
+        <w:rPr>
+          <w:color w:val="1A3A28"/>
+          <w:sz w:val="21"/>
+          <w:szCs w:val="21"/>
+        </w:rPr>
         <w:t xml:space="preserve">Les pièces jointes sont automatiquement supprimées après 1 mois (le texte des messages est conservé). Enregistrez hors de la plateforme un document important.</w:t>
       </w:r>
     </w:p>
@@ -929,6 +976,94 @@
           <w:szCs w:val="22"/>
         </w:rPr>
         <w:t xml:space="preserve">Partage en un clic par WhatsApp ou email.</w:t>
+      </w:r>
+    </w:p>
+    <w:p>
+      <w:pPr>
+        <w:pStyle w:val="Heading1"/>
+      </w:pPr>
+      <w:r>
+        <w:t xml:space="preserve">Espace de jeu (accueil)</w:t>
+      </w:r>
+    </w:p>
+    <w:p>
+      <w:pPr>
+        <w:spacing w:after="120"/>
+      </w:pPr>
+      <w:r>
+        <w:rPr>
+          <w:sz w:val="22"/>
+          <w:szCs w:val="22"/>
+        </w:rPr>
+        <w:t xml:space="preserve">Sur la page d'accueil, un espace de jeu gratuit propose des mini-jeux éducatifs aux écoliers, du préscolaire au CM2 — sans aucun compte. Idéal pour réviser en s'amusant.</w:t>
+      </w:r>
+    </w:p>
+    <w:p>
+      <w:pPr>
+        <w:pStyle w:val="ListParagraph"/>
+        <w:numPr>
+          <w:ilvl w:val="0"/>
+          <w:numId w:val="3"/>
+        </w:numPr>
+        <w:spacing w:after="40"/>
+      </w:pPr>
+      <w:r>
+        <w:rPr>
+          <w:sz w:val="22"/>
+          <w:szCs w:val="22"/>
+        </w:rPr>
+        <w:t xml:space="preserve">Rubriques : Nombres, Calcul, Lecture, Vocabulaire et Logique (tables de multiplication, calcul rapide, comparaisons, syllabes, suites…).</w:t>
+      </w:r>
+    </w:p>
+    <w:p>
+      <w:pPr>
+        <w:pStyle w:val="ListParagraph"/>
+        <w:numPr>
+          <w:ilvl w:val="0"/>
+          <w:numId w:val="3"/>
+        </w:numPr>
+        <w:spacing w:after="40"/>
+      </w:pPr>
+      <w:r>
+        <w:rPr>
+          <w:sz w:val="22"/>
+          <w:szCs w:val="22"/>
+        </w:rPr>
+        <w:t xml:space="preserve">Choix du niveau (Préscolaire, CP, CE1, CE2, CM1, CM2) et difficulté croissante au fil de la partie.</w:t>
+      </w:r>
+    </w:p>
+    <w:p>
+      <w:pPr>
+        <w:pStyle w:val="ListParagraph"/>
+        <w:numPr>
+          <w:ilvl w:val="0"/>
+          <w:numId w:val="3"/>
+        </w:numPr>
+        <w:spacing w:after="40"/>
+      </w:pPr>
+      <w:r>
+        <w:rPr>
+          <w:sz w:val="22"/>
+          <w:szCs w:val="22"/>
+        </w:rPr>
+        <w:t xml:space="preserve">Score, chronomètre et meilleur score enregistré sur l'appareil.</w:t>
+      </w:r>
+    </w:p>
+    <w:p>
+      <w:pPr>
+        <w:pStyle w:val="ListParagraph"/>
+        <w:numPr>
+          <w:ilvl w:val="0"/>
+          <w:numId w:val="3"/>
+        </w:numPr>
+        <w:spacing w:after="40"/>
+      </w:pPr>
+      <w:r>
+        <w:rPr>
+          <w:sz w:val="22"/>
+          <w:szCs w:val="22"/>
+        </w:rPr>
+        <w:t xml:space="preserve">Lecture audio de la consigne (bouton « Écouter ») et effets sonores — un bouton 🔊 permet de couper le son.</w:t>
       </w:r>
     </w:p>
     <w:p>

--- a/guides/Guide-Parent-EduWeb.docx
+++ b/guides/Guide-Parent-EduWeb.docx
@@ -4,7 +4,7 @@
   <w:body>
     <w:p>
       <w:pPr>
-        <w:spacing w:after="0"/>
+        <w:spacing w:after="0" w:before="1400"/>
         <w:jc w:val="center"/>
       </w:pPr>
       <w:r>
@@ -12,459 +12,542 @@
           <w:b/>
           <w:bCs/>
           <w:color w:val="0E6B3A"/>
-          <w:sz w:val="56"/>
-          <w:szCs w:val="56"/>
+          <w:sz w:val="64"/>
+          <w:szCs w:val="64"/>
         </w:rPr>
         <w:t xml:space="preserve">EduWeb</w:t>
       </w:r>
     </w:p>
     <w:p>
       <w:pPr>
-        <w:spacing w:after="200"/>
+        <w:spacing w:after="700"/>
         <w:jc w:val="center"/>
       </w:pPr>
       <w:r>
         <w:rPr>
           <w:color w:val="1E9E57"/>
+          <w:spacing w:val="30"/>
+          <w:sz w:val="18"/>
+          <w:szCs w:val="18"/>
+        </w:rPr>
+        <w:t xml:space="preserve">FAMILY &amp; COACHING</w:t>
+      </w:r>
+    </w:p>
+    <w:p>
+      <w:pPr>
+        <w:spacing w:after="120"/>
+        <w:jc w:val="center"/>
+      </w:pPr>
+      <w:r>
+        <w:rPr>
+          <w:color w:val="1E9E57"/>
+          <w:spacing w:val="40"/>
+          <w:sz w:val="22"/>
+          <w:szCs w:val="22"/>
+        </w:rPr>
+        <w:t xml:space="preserve">GUIDE DE L'UTILISATEUR</w:t>
+      </w:r>
+    </w:p>
+    <w:p>
+      <w:pPr>
+        <w:shd w:fill="0E6B3A" w:color="auto" w:val="clear"/>
+        <w:spacing w:after="200" w:before="120"/>
+        <w:jc w:val="center"/>
+      </w:pPr>
+      <w:r>
+        <w:rPr>
+          <w:b/>
+          <w:bCs/>
+          <w:color w:val="FFFFFF"/>
+          <w:sz w:val="44"/>
+          <w:szCs w:val="44"/>
+        </w:rPr>
+        <w:t xml:space="preserve">  Parent  </w:t>
+      </w:r>
+    </w:p>
+    <w:p>
+      <w:pPr>
+        <w:spacing w:after="80"/>
+        <w:jc w:val="center"/>
+      </w:pPr>
+      <w:r>
+        <w:rPr>
+          <w:i/>
+          <w:iCs/>
+          <w:color w:val="666666"/>
+          <w:sz w:val="24"/>
+          <w:szCs w:val="24"/>
+        </w:rPr>
+        <w:t xml:space="preserve">Trouvez, réservez et suivez le bon coach pour vos enfants</w:t>
+      </w:r>
+    </w:p>
+    <w:p>
+      <w:pPr>
+        <w:pBdr>
+          <w:top w:val="single" w:color="1E9E57" w:sz="6" w:space="8"/>
+        </w:pBdr>
+        <w:spacing w:after="0" w:before="200"/>
+        <w:jc w:val="center"/>
+      </w:pPr>
+      <w:r>
+        <w:rPr>
+          <w:color w:val="999999"/>
+          <w:sz w:val="18"/>
+          <w:szCs w:val="18"/>
+        </w:rPr>
+        <w:t xml:space="preserve">Document de formation</w:t>
+      </w:r>
+    </w:p>
+    <w:p>
+      <w:pPr>
+        <w:spacing w:after="0"/>
+        <w:jc w:val="center"/>
+      </w:pPr>
+      <w:r>
+        <w:rPr>
+          <w:color w:val="999999"/>
           <w:sz w:val="16"/>
           <w:szCs w:val="16"/>
         </w:rPr>
-        <w:t xml:space="preserve">FAMILY &amp; COACHING</w:t>
-      </w:r>
-    </w:p>
-    <w:p>
-      <w:pPr>
-        <w:spacing w:after="40"/>
-        <w:jc w:val="center"/>
-      </w:pPr>
-      <w:r>
-        <w:rPr>
-          <w:color w:val="555555"/>
-          <w:sz w:val="26"/>
-          <w:szCs w:val="26"/>
-        </w:rPr>
-        <w:t xml:space="preserve">Guide de l'utilisateur</w:t>
-      </w:r>
-    </w:p>
-    <w:p>
-      <w:pPr>
-        <w:spacing w:after="60"/>
-        <w:jc w:val="center"/>
+        <w:t xml:space="preserve">family.eduweb.ci · Version du 20 juin 2026</w:t>
+      </w:r>
+    </w:p>
+    <w:p>
+      <w:r>
+        <w:br w:type="page"/>
+      </w:r>
+    </w:p>
+    <w:p>
+      <w:pPr>
+        <w:pBdr>
+          <w:bottom w:val="single" w:color="1E9E57" w:sz="8" w:space="6"/>
+        </w:pBdr>
+        <w:spacing w:after="160"/>
       </w:pPr>
       <w:r>
         <w:rPr>
           <w:b/>
           <w:bCs/>
           <w:color w:val="0E6B3A"/>
-          <w:sz w:val="44"/>
-          <w:szCs w:val="44"/>
-        </w:rPr>
-        <w:t xml:space="preserve">Parent</w:t>
-      </w:r>
-    </w:p>
-    <w:p>
-      <w:pPr>
-        <w:spacing w:after="40"/>
-        <w:jc w:val="center"/>
-      </w:pPr>
-      <w:r>
-        <w:rPr>
-          <w:i/>
-          <w:iCs/>
-          <w:color w:val="666666"/>
-          <w:sz w:val="22"/>
-          <w:szCs w:val="22"/>
-        </w:rPr>
-        <w:t xml:space="preserve">Trouvez, réservez et suivez le bon coach pour vos enfants</w:t>
-      </w:r>
-    </w:p>
-    <w:p>
-      <w:pPr>
-        <w:pBdr>
-          <w:bottom w:val="single" w:color="1E9E57" w:sz="6" w:space="8"/>
-        </w:pBdr>
-        <w:spacing w:after="160"/>
-        <w:jc w:val="center"/>
-      </w:pPr>
-      <w:r>
-        <w:rPr>
-          <w:color w:val="999999"/>
-          <w:sz w:val="16"/>
-          <w:szCs w:val="16"/>
-        </w:rPr>
-        <w:t xml:space="preserve">Version du 15 juin 2026</w:t>
-      </w:r>
-    </w:p>
-    <w:p>
-      <w:pPr>
-        <w:spacing w:after="200"/>
-      </w:pPr>
-      <w:r>
-        <w:rPr>
-          <w:sz w:val="22"/>
-          <w:szCs w:val="22"/>
-        </w:rPr>
-        <w:t xml:space="preserve">Bienvenue sur EduWeb — Family &amp; Coaching. EduWeb met en relation les familles et des enseignants-coachs vérifiés, du préscolaire au lycée, en Côte d'Ivoire et au-delà. En tant que parent, vous gérez vos apprenants, recherchez un coach adapté à leurs besoins, réservez et payez en ligne, suivez les missions et échangez directement avec le coach. Ce guide vous accompagne pas à pas.</w:t>
-      </w:r>
-    </w:p>
-    <w:p>
-      <w:pPr>
-        <w:pStyle w:val="Heading1"/>
-      </w:pPr>
-      <w:r>
-        <w:t xml:space="preserve">1. Créer votre compte et vous connecter</w:t>
-      </w:r>
-    </w:p>
-    <w:p>
-      <w:pPr>
-        <w:pStyle w:val="ListParagraph"/>
-        <w:numPr>
-          <w:ilvl w:val="0"/>
-          <w:numId w:val="2"/>
-        </w:numPr>
-        <w:spacing w:after="40"/>
-      </w:pPr>
-      <w:r>
-        <w:rPr>
-          <w:sz w:val="22"/>
-          <w:szCs w:val="22"/>
-        </w:rPr>
-        <w:t xml:space="preserve">Cliquez sur « Créer un compte » en haut à droite, puis choisissez le rôle « Parent ».</w:t>
-      </w:r>
-    </w:p>
-    <w:p>
-      <w:pPr>
-        <w:pStyle w:val="ListParagraph"/>
-        <w:numPr>
-          <w:ilvl w:val="0"/>
-          <w:numId w:val="2"/>
-        </w:numPr>
-        <w:spacing w:after="40"/>
-      </w:pPr>
-      <w:r>
-        <w:rPr>
-          <w:sz w:val="22"/>
-          <w:szCs w:val="22"/>
-        </w:rPr>
-        <w:t xml:space="preserve">Renseignez votre NOM, vos prénom(s), un email valide, un mot de passe (6 caractères minimum) et votre pays.</w:t>
-      </w:r>
-    </w:p>
-    <w:p>
-      <w:pPr>
-        <w:pStyle w:val="ListParagraph"/>
-        <w:numPr>
-          <w:ilvl w:val="0"/>
-          <w:numId w:val="2"/>
-        </w:numPr>
-        <w:spacing w:after="40"/>
-      </w:pPr>
-      <w:r>
-        <w:rPr>
-          <w:sz w:val="22"/>
-          <w:szCs w:val="22"/>
-        </w:rPr>
-        <w:t xml:space="preserve">Ouvrez l'email d'activation et cliquez sur le lien pour activer votre compte (valable 24 heures).</w:t>
-      </w:r>
-    </w:p>
-    <w:p>
-      <w:pPr>
-        <w:pStyle w:val="ListParagraph"/>
-        <w:numPr>
-          <w:ilvl w:val="0"/>
-          <w:numId w:val="2"/>
-        </w:numPr>
-        <w:spacing w:after="40"/>
-      </w:pPr>
-      <w:r>
-        <w:rPr>
-          <w:sz w:val="22"/>
-          <w:szCs w:val="22"/>
-        </w:rPr>
-        <w:t xml:space="preserve">Connectez-vous via « Connexion ». Votre photo (ou initiale) en haut à droite donne accès à votre espace, vos raccourcis et la déconnexion.</w:t>
-      </w:r>
-    </w:p>
-    <w:p>
-      <w:pPr>
-        <w:pStyle w:val="Heading1"/>
-      </w:pPr>
-      <w:r>
-        <w:t xml:space="preserve">Langue de lecture</w:t>
-      </w:r>
-    </w:p>
-    <w:p>
-      <w:pPr>
-        <w:spacing w:after="120"/>
-      </w:pPr>
-      <w:r>
-        <w:rPr>
-          <w:sz w:val="22"/>
-          <w:szCs w:val="22"/>
-        </w:rPr>
-        <w:t xml:space="preserve">L'application est disponible en 14 langues. Sur votre tableau de bord, la carte « Langue de lecture » permet de choisir la langue d'affichage ; votre choix est mémorisé pour vos prochaines visites.</w:t>
-      </w:r>
-    </w:p>
-    <w:p>
-      <w:pPr>
-        <w:pStyle w:val="ListParagraph"/>
-        <w:numPr>
-          <w:ilvl w:val="0"/>
-          <w:numId w:val="3"/>
-        </w:numPr>
-        <w:spacing w:after="40"/>
-      </w:pPr>
-      <w:r>
-        <w:rPr>
-          <w:sz w:val="22"/>
-          <w:szCs w:val="22"/>
-        </w:rPr>
-        <w:t xml:space="preserve">Français, Anglais, Arabe, Espagnol, Coréen, Mandarin (chinois), Russe, Ukrainien, Allemand, Portugais, Italien, Turc, Wolof, Swahili.</w:t>
-      </w:r>
-    </w:p>
-    <w:p>
-      <w:pPr>
-        <w:pStyle w:val="Heading1"/>
-      </w:pPr>
-      <w:r>
-        <w:t xml:space="preserve">Besoin d'aide ?</w:t>
-      </w:r>
-    </w:p>
-    <w:p>
-      <w:pPr>
-        <w:spacing w:after="120"/>
-      </w:pPr>
-      <w:r>
-        <w:rPr>
-          <w:sz w:val="22"/>
-          <w:szCs w:val="22"/>
-        </w:rPr>
-        <w:t xml:space="preserve">Une carte « Besoin d'aide ? » figure sur votre tableau de bord, et un bouton flottant « Aide » (en bas à droite de l'écran) vous permet d'ouvrir ce guide à tout moment.</w:t>
-      </w:r>
-    </w:p>
-    <w:p>
-      <w:pPr>
-        <w:pStyle w:val="Heading1"/>
-      </w:pPr>
-      <w:r>
-        <w:t xml:space="preserve">Installer l'application sur votre appareil</w:t>
-      </w:r>
-    </w:p>
-    <w:p>
-      <w:pPr>
-        <w:spacing w:after="120"/>
-      </w:pPr>
-      <w:r>
-        <w:rPr>
-          <w:sz w:val="22"/>
-          <w:szCs w:val="22"/>
-        </w:rPr>
-        <w:t xml:space="preserve">EduWeb est une application web installable : vous pouvez l'ajouter à l'écran d'accueil de votre téléphone ou au bureau de votre ordinateur, puis l'ouvrir comme une application classique — en plein écran, sans la barre du navigateur, avec l'icône EduWeb. L'installation est gratuite, rapide et ne passe par aucun magasin d'applications.</w:t>
-      </w:r>
-    </w:p>
-    <w:p>
-      <w:pPr>
-        <w:pStyle w:val="Heading2"/>
-      </w:pPr>
-      <w:r>
-        <w:t xml:space="preserve">Android (Chrome)</w:t>
-      </w:r>
-    </w:p>
-    <w:p>
-      <w:pPr>
-        <w:pStyle w:val="ListParagraph"/>
-        <w:numPr>
-          <w:ilvl w:val="0"/>
-          <w:numId w:val="4"/>
-        </w:numPr>
-        <w:spacing w:after="40"/>
-      </w:pPr>
-      <w:r>
-        <w:rPr>
-          <w:sz w:val="22"/>
-          <w:szCs w:val="22"/>
-        </w:rPr>
-        <w:t xml:space="preserve">Ouvrez family.eduweb.ci dans Chrome.</w:t>
-      </w:r>
-    </w:p>
-    <w:p>
-      <w:pPr>
-        <w:pStyle w:val="ListParagraph"/>
-        <w:numPr>
-          <w:ilvl w:val="0"/>
-          <w:numId w:val="4"/>
-        </w:numPr>
-        <w:spacing w:after="40"/>
-      </w:pPr>
-      <w:r>
-        <w:rPr>
-          <w:sz w:val="22"/>
-          <w:szCs w:val="22"/>
-        </w:rPr>
-        <w:t xml:space="preserve">Touchez la bannière « Installer l'application » si elle apparaît ; sinon, ouvrez le menu ⋮ (en haut à droite).</w:t>
-      </w:r>
-    </w:p>
-    <w:p>
-      <w:pPr>
-        <w:pStyle w:val="ListParagraph"/>
-        <w:numPr>
-          <w:ilvl w:val="0"/>
-          <w:numId w:val="4"/>
-        </w:numPr>
-        <w:spacing w:after="40"/>
-      </w:pPr>
-      <w:r>
-        <w:rPr>
-          <w:sz w:val="22"/>
-          <w:szCs w:val="22"/>
-        </w:rPr>
-        <w:t xml:space="preserve">Choisissez « Installer l'application » (ou « Ajouter à l'écran d'accueil »), puis confirmez.</w:t>
-      </w:r>
-    </w:p>
-    <w:p>
-      <w:pPr>
-        <w:pStyle w:val="Heading2"/>
-      </w:pPr>
-      <w:r>
-        <w:t xml:space="preserve">iPhone / iPad (Safari)</w:t>
-      </w:r>
-    </w:p>
-    <w:p>
-      <w:pPr>
-        <w:pStyle w:val="ListParagraph"/>
-        <w:numPr>
-          <w:ilvl w:val="0"/>
-          <w:numId w:val="5"/>
-        </w:numPr>
-        <w:spacing w:after="40"/>
-      </w:pPr>
-      <w:r>
-        <w:rPr>
-          <w:sz w:val="22"/>
-          <w:szCs w:val="22"/>
-        </w:rPr>
-        <w:t xml:space="preserve">Ouvrez family.eduweb.ci dans Safari.</w:t>
-      </w:r>
-    </w:p>
-    <w:p>
-      <w:pPr>
-        <w:pStyle w:val="ListParagraph"/>
-        <w:numPr>
-          <w:ilvl w:val="0"/>
-          <w:numId w:val="5"/>
-        </w:numPr>
-        <w:spacing w:after="40"/>
-      </w:pPr>
-      <w:r>
-        <w:rPr>
-          <w:sz w:val="22"/>
-          <w:szCs w:val="22"/>
-        </w:rPr>
-        <w:t xml:space="preserve">Touchez le bouton Partager (le carré surmonté d'une flèche vers le haut).</w:t>
-      </w:r>
-    </w:p>
-    <w:p>
-      <w:pPr>
-        <w:pStyle w:val="ListParagraph"/>
-        <w:numPr>
-          <w:ilvl w:val="0"/>
-          <w:numId w:val="5"/>
-        </w:numPr>
-        <w:spacing w:after="40"/>
-      </w:pPr>
-      <w:r>
-        <w:rPr>
-          <w:sz w:val="22"/>
-          <w:szCs w:val="22"/>
-        </w:rPr>
-        <w:t xml:space="preserve">Faites défiler, choisissez « Sur l'écran d'accueil », puis « Ajouter ».</w:t>
-      </w:r>
-    </w:p>
-    <w:p>
-      <w:pPr>
-        <w:pStyle w:val="Heading2"/>
-      </w:pPr>
-      <w:r>
-        <w:t xml:space="preserve">Ordinateur (Chrome ou Edge)</w:t>
-      </w:r>
-    </w:p>
-    <w:p>
-      <w:pPr>
-        <w:pStyle w:val="ListParagraph"/>
-        <w:numPr>
-          <w:ilvl w:val="0"/>
-          <w:numId w:val="6"/>
-        </w:numPr>
-        <w:spacing w:after="40"/>
-      </w:pPr>
-      <w:r>
-        <w:rPr>
-          <w:sz w:val="22"/>
-          <w:szCs w:val="22"/>
-        </w:rPr>
-        <w:t xml:space="preserve">Ouvrez family.eduweb.ci.</w:t>
-      </w:r>
-    </w:p>
-    <w:p>
-      <w:pPr>
-        <w:pStyle w:val="ListParagraph"/>
-        <w:numPr>
-          <w:ilvl w:val="0"/>
-          <w:numId w:val="6"/>
-        </w:numPr>
-        <w:spacing w:after="40"/>
-      </w:pPr>
-      <w:r>
-        <w:rPr>
-          <w:sz w:val="22"/>
-          <w:szCs w:val="22"/>
-        </w:rPr>
-        <w:t xml:space="preserve">Cliquez sur l'icône d'installation (un écran avec une flèche, ou ⊕) à droite de la barre d'adresse.</w:t>
-      </w:r>
-    </w:p>
-    <w:p>
-      <w:pPr>
-        <w:pStyle w:val="ListParagraph"/>
-        <w:numPr>
-          <w:ilvl w:val="0"/>
-          <w:numId w:val="6"/>
-        </w:numPr>
-        <w:spacing w:after="40"/>
-      </w:pPr>
-      <w:r>
-        <w:rPr>
-          <w:sz w:val="22"/>
-          <w:szCs w:val="22"/>
-        </w:rPr>
-        <w:t xml:space="preserve">Cliquez sur « Installer ».</w:t>
-      </w:r>
-    </w:p>
-    <w:p>
-      <w:pPr>
-        <w:spacing w:after="120"/>
-      </w:pPr>
-      <w:r>
-        <w:rPr>
-          <w:sz w:val="22"/>
-          <w:szCs w:val="22"/>
-        </w:rPr>
-        <w:t xml:space="preserve">Une fois installée, l'icône EduWeb apparaît sur votre écran d'accueil (ou votre bureau) et l'application se met à jour automatiquement à chaque connexion à Internet.</w:t>
-      </w:r>
-    </w:p>
-    <w:p>
-      <w:pPr>
-        <w:pBdr>
-          <w:top w:val="single" w:color="B8DCC6" w:sz="2" w:space="6"/>
-          <w:bottom w:val="single" w:color="B8DCC6" w:sz="2" w:space="6"/>
-          <w:left w:val="single" w:color="1E9E57" w:sz="18" w:space="10"/>
-          <w:right w:val="single" w:color="B8DCC6" w:sz="2" w:space="6"/>
-        </w:pBdr>
-        <w:shd w:fill="E8F5EC" w:val="clear"/>
-        <w:spacing w:after="140" w:before="80"/>
+          <w:sz w:val="36"/>
+          <w:szCs w:val="36"/>
+        </w:rPr>
+        <w:t xml:space="preserve">Sommaire</w:t>
+      </w:r>
+    </w:p>
+    <w:sdt>
+      <w:sdtPr>
+        <w:alias w:val="Sommaire"/>
+      </w:sdtPr>
+      <w:sdtContent>
+        <w:p>
+          <w:r>
+            <w:fldChar w:fldCharType="begin" w:dirty="true"/>
+            <w:instrText xml:space="preserve">TOC \h \o "1-1"</w:instrText>
+            <w:fldChar w:fldCharType="separate"/>
+          </w:r>
+        </w:p>
+        <w:p>
+          <w:r>
+            <w:fldChar w:fldCharType="end"/>
+          </w:r>
+        </w:p>
+      </w:sdtContent>
+    </w:sdt>
+    <w:p>
+      <w:r>
+        <w:br w:type="page"/>
+      </w:r>
+    </w:p>
+    <w:p>
+      <w:pPr>
+        <w:spacing w:after="80"/>
       </w:pPr>
       <w:r>
         <w:rPr>
           <w:b/>
           <w:bCs/>
-          <w:color w:val="0E6B3A"/>
+          <w:color w:val="1E9E57"/>
+          <w:spacing w:val="20"/>
+          <w:sz w:val="18"/>
+          <w:szCs w:val="18"/>
+        </w:rPr>
+        <w:t xml:space="preserve">À PROPOS DE CE GUIDE</w:t>
+      </w:r>
+    </w:p>
+    <w:p>
+      <w:pPr>
+        <w:pBdr>
+          <w:left w:val="single" w:color="1E9E57" w:sz="18" w:space="14"/>
+        </w:pBdr>
+        <w:spacing w:after="260"/>
+      </w:pPr>
+      <w:r>
+        <w:rPr>
+          <w:sz w:val="22"/>
+          <w:szCs w:val="22"/>
+        </w:rPr>
+        <w:t xml:space="preserve">Bienvenue sur EduWeb — Family &amp; Coaching. EduWeb met en relation les familles et des enseignants-coachs vérifiés, du préscolaire au lycée, en Côte d'Ivoire et au-delà. En tant que parent, vous gérez vos apprenants, recherchez un coach adapté à leurs besoins, réservez et payez en ligne, suivez les missions et échangez directement avec le coach. Ce guide vous accompagne pas à pas.</w:t>
+      </w:r>
+    </w:p>
+    <w:p>
+      <w:pPr>
+        <w:pStyle w:val="Heading1"/>
+      </w:pPr>
+      <w:r>
+        <w:t xml:space="preserve">1.  Créer votre compte et vous connecter</w:t>
+      </w:r>
+    </w:p>
+    <w:p>
+      <w:pPr>
+        <w:pStyle w:val="ListParagraph"/>
+        <w:numPr>
+          <w:ilvl w:val="0"/>
+          <w:numId w:val="2"/>
+        </w:numPr>
+        <w:spacing w:after="40"/>
+      </w:pPr>
+      <w:r>
+        <w:rPr>
+          <w:sz w:val="22"/>
+          <w:szCs w:val="22"/>
+        </w:rPr>
+        <w:t xml:space="preserve">Cliquez sur « Créer un compte » en haut à droite, puis choisissez le rôle « Parent ».</w:t>
+      </w:r>
+    </w:p>
+    <w:p>
+      <w:pPr>
+        <w:pStyle w:val="ListParagraph"/>
+        <w:numPr>
+          <w:ilvl w:val="0"/>
+          <w:numId w:val="2"/>
+        </w:numPr>
+        <w:spacing w:after="40"/>
+      </w:pPr>
+      <w:r>
+        <w:rPr>
+          <w:sz w:val="22"/>
+          <w:szCs w:val="22"/>
+        </w:rPr>
+        <w:t xml:space="preserve">Renseignez votre NOM, vos prénom(s), un email valide, un mot de passe (6 caractères minimum) et votre pays.</w:t>
+      </w:r>
+    </w:p>
+    <w:p>
+      <w:pPr>
+        <w:pStyle w:val="ListParagraph"/>
+        <w:numPr>
+          <w:ilvl w:val="0"/>
+          <w:numId w:val="2"/>
+        </w:numPr>
+        <w:spacing w:after="40"/>
+      </w:pPr>
+      <w:r>
+        <w:rPr>
+          <w:sz w:val="22"/>
+          <w:szCs w:val="22"/>
+        </w:rPr>
+        <w:t xml:space="preserve">Ouvrez l'email d'activation et cliquez sur le lien pour activer votre compte (valable 24 heures).</w:t>
+      </w:r>
+    </w:p>
+    <w:p>
+      <w:pPr>
+        <w:pStyle w:val="ListParagraph"/>
+        <w:numPr>
+          <w:ilvl w:val="0"/>
+          <w:numId w:val="2"/>
+        </w:numPr>
+        <w:spacing w:after="40"/>
+      </w:pPr>
+      <w:r>
+        <w:rPr>
+          <w:sz w:val="22"/>
+          <w:szCs w:val="22"/>
+        </w:rPr>
+        <w:t xml:space="preserve">Connectez-vous via « Connexion ». Votre photo (ou initiale) en haut à droite donne accès à votre espace, vos raccourcis et la déconnexion.</w:t>
+      </w:r>
+    </w:p>
+    <w:p>
+      <w:pPr>
+        <w:pStyle w:val="Heading1"/>
+      </w:pPr>
+      <w:r>
+        <w:t xml:space="preserve">2.  Langue de lecture</w:t>
+      </w:r>
+    </w:p>
+    <w:p>
+      <w:pPr>
+        <w:spacing w:after="120"/>
+      </w:pPr>
+      <w:r>
+        <w:rPr>
+          <w:sz w:val="22"/>
+          <w:szCs w:val="22"/>
+        </w:rPr>
+        <w:t xml:space="preserve">L'application est disponible en 14 langues. Sur votre tableau de bord, la carte « Langue de lecture » permet de choisir la langue d'affichage ; votre choix est mémorisé pour vos prochaines visites.</w:t>
+      </w:r>
+    </w:p>
+    <w:p>
+      <w:pPr>
+        <w:pStyle w:val="ListParagraph"/>
+        <w:numPr>
+          <w:ilvl w:val="0"/>
+          <w:numId w:val="3"/>
+        </w:numPr>
+        <w:spacing w:after="40"/>
+      </w:pPr>
+      <w:r>
+        <w:rPr>
+          <w:sz w:val="22"/>
+          <w:szCs w:val="22"/>
+        </w:rPr>
+        <w:t xml:space="preserve">Français, Anglais, Arabe, Espagnol, Coréen, Mandarin (chinois), Russe, Ukrainien, Allemand, Portugais, Italien, Turc, Wolof, Swahili.</w:t>
+      </w:r>
+    </w:p>
+    <w:p>
+      <w:pPr>
+        <w:pStyle w:val="Heading1"/>
+      </w:pPr>
+      <w:r>
+        <w:t xml:space="preserve">3.  Besoin d'aide ?</w:t>
+      </w:r>
+    </w:p>
+    <w:p>
+      <w:pPr>
+        <w:spacing w:after="120"/>
+      </w:pPr>
+      <w:r>
+        <w:rPr>
+          <w:sz w:val="22"/>
+          <w:szCs w:val="22"/>
+        </w:rPr>
+        <w:t xml:space="preserve">Une carte « Besoin d'aide ? » figure sur votre tableau de bord, et un bouton flottant « Aide » (en bas à droite de l'écran) vous permet d'ouvrir ce guide à tout moment.</w:t>
+      </w:r>
+    </w:p>
+    <w:p>
+      <w:pPr>
+        <w:pStyle w:val="Heading1"/>
+      </w:pPr>
+      <w:r>
+        <w:t xml:space="preserve">4.  Installer l'application sur votre appareil</w:t>
+      </w:r>
+    </w:p>
+    <w:p>
+      <w:pPr>
+        <w:spacing w:after="120"/>
+      </w:pPr>
+      <w:r>
+        <w:rPr>
+          <w:sz w:val="22"/>
+          <w:szCs w:val="22"/>
+        </w:rPr>
+        <w:t xml:space="preserve">EduWeb est une application web installable : vous pouvez l'ajouter à l'écran d'accueil de votre téléphone ou au bureau de votre ordinateur, puis l'ouvrir comme une application classique — en plein écran, sans la barre du navigateur, avec l'icône EduWeb. L'installation est gratuite, rapide et ne passe par aucun magasin d'applications.</w:t>
+      </w:r>
+    </w:p>
+    <w:p>
+      <w:pPr>
+        <w:pStyle w:val="Heading2"/>
+      </w:pPr>
+      <w:r>
+        <w:t xml:space="preserve">Android (Chrome)</w:t>
+      </w:r>
+    </w:p>
+    <w:p>
+      <w:pPr>
+        <w:pStyle w:val="ListParagraph"/>
+        <w:numPr>
+          <w:ilvl w:val="0"/>
+          <w:numId w:val="4"/>
+        </w:numPr>
+        <w:spacing w:after="40"/>
+      </w:pPr>
+      <w:r>
+        <w:rPr>
+          <w:sz w:val="22"/>
+          <w:szCs w:val="22"/>
+        </w:rPr>
+        <w:t xml:space="preserve">Ouvrez family.eduweb.ci dans Chrome.</w:t>
+      </w:r>
+    </w:p>
+    <w:p>
+      <w:pPr>
+        <w:pStyle w:val="ListParagraph"/>
+        <w:numPr>
+          <w:ilvl w:val="0"/>
+          <w:numId w:val="4"/>
+        </w:numPr>
+        <w:spacing w:after="40"/>
+      </w:pPr>
+      <w:r>
+        <w:rPr>
+          <w:sz w:val="22"/>
+          <w:szCs w:val="22"/>
+        </w:rPr>
+        <w:t xml:space="preserve">Touchez la bannière « Installer l'application » si elle apparaît ; sinon, ouvrez le menu ⋮ (en haut à droite).</w:t>
+      </w:r>
+    </w:p>
+    <w:p>
+      <w:pPr>
+        <w:pStyle w:val="ListParagraph"/>
+        <w:numPr>
+          <w:ilvl w:val="0"/>
+          <w:numId w:val="4"/>
+        </w:numPr>
+        <w:spacing w:after="40"/>
+      </w:pPr>
+      <w:r>
+        <w:rPr>
+          <w:sz w:val="22"/>
+          <w:szCs w:val="22"/>
+        </w:rPr>
+        <w:t xml:space="preserve">Choisissez « Installer l'application » (ou « Ajouter à l'écran d'accueil »), puis confirmez.</w:t>
+      </w:r>
+    </w:p>
+    <w:p>
+      <w:pPr>
+        <w:pStyle w:val="Heading2"/>
+      </w:pPr>
+      <w:r>
+        <w:t xml:space="preserve">iPhone / iPad (Safari)</w:t>
+      </w:r>
+    </w:p>
+    <w:p>
+      <w:pPr>
+        <w:pStyle w:val="ListParagraph"/>
+        <w:numPr>
+          <w:ilvl w:val="0"/>
+          <w:numId w:val="5"/>
+        </w:numPr>
+        <w:spacing w:after="40"/>
+      </w:pPr>
+      <w:r>
+        <w:rPr>
+          <w:sz w:val="22"/>
+          <w:szCs w:val="22"/>
+        </w:rPr>
+        <w:t xml:space="preserve">Ouvrez family.eduweb.ci dans Safari.</w:t>
+      </w:r>
+    </w:p>
+    <w:p>
+      <w:pPr>
+        <w:pStyle w:val="ListParagraph"/>
+        <w:numPr>
+          <w:ilvl w:val="0"/>
+          <w:numId w:val="5"/>
+        </w:numPr>
+        <w:spacing w:after="40"/>
+      </w:pPr>
+      <w:r>
+        <w:rPr>
+          <w:sz w:val="22"/>
+          <w:szCs w:val="22"/>
+        </w:rPr>
+        <w:t xml:space="preserve">Touchez le bouton Partager (le carré surmonté d'une flèche vers le haut).</w:t>
+      </w:r>
+    </w:p>
+    <w:p>
+      <w:pPr>
+        <w:pStyle w:val="ListParagraph"/>
+        <w:numPr>
+          <w:ilvl w:val="0"/>
+          <w:numId w:val="5"/>
+        </w:numPr>
+        <w:spacing w:after="40"/>
+      </w:pPr>
+      <w:r>
+        <w:rPr>
+          <w:sz w:val="22"/>
+          <w:szCs w:val="22"/>
+        </w:rPr>
+        <w:t xml:space="preserve">Faites défiler, choisissez « Sur l'écran d'accueil », puis « Ajouter ».</w:t>
+      </w:r>
+    </w:p>
+    <w:p>
+      <w:pPr>
+        <w:pStyle w:val="Heading2"/>
+      </w:pPr>
+      <w:r>
+        <w:t xml:space="preserve">Ordinateur (Chrome ou Edge)</w:t>
+      </w:r>
+    </w:p>
+    <w:p>
+      <w:pPr>
+        <w:pStyle w:val="ListParagraph"/>
+        <w:numPr>
+          <w:ilvl w:val="0"/>
+          <w:numId w:val="6"/>
+        </w:numPr>
+        <w:spacing w:after="40"/>
+      </w:pPr>
+      <w:r>
+        <w:rPr>
+          <w:sz w:val="22"/>
+          <w:szCs w:val="22"/>
+        </w:rPr>
+        <w:t xml:space="preserve">Ouvrez family.eduweb.ci.</w:t>
+      </w:r>
+    </w:p>
+    <w:p>
+      <w:pPr>
+        <w:pStyle w:val="ListParagraph"/>
+        <w:numPr>
+          <w:ilvl w:val="0"/>
+          <w:numId w:val="6"/>
+        </w:numPr>
+        <w:spacing w:after="40"/>
+      </w:pPr>
+      <w:r>
+        <w:rPr>
+          <w:sz w:val="22"/>
+          <w:szCs w:val="22"/>
+        </w:rPr>
+        <w:t xml:space="preserve">Cliquez sur l'icône d'installation (un écran avec une flèche, ou ⊕) à droite de la barre d'adresse.</w:t>
+      </w:r>
+    </w:p>
+    <w:p>
+      <w:pPr>
+        <w:pStyle w:val="ListParagraph"/>
+        <w:numPr>
+          <w:ilvl w:val="0"/>
+          <w:numId w:val="6"/>
+        </w:numPr>
+        <w:spacing w:after="40"/>
+      </w:pPr>
+      <w:r>
+        <w:rPr>
+          <w:sz w:val="22"/>
+          <w:szCs w:val="22"/>
+        </w:rPr>
+        <w:t xml:space="preserve">Cliquez sur « Installer ».</w:t>
+      </w:r>
+    </w:p>
+    <w:p>
+      <w:pPr>
+        <w:spacing w:after="120"/>
+      </w:pPr>
+      <w:r>
+        <w:rPr>
+          <w:sz w:val="22"/>
+          <w:szCs w:val="22"/>
+        </w:rPr>
+        <w:t xml:space="preserve">Une fois installée, l'icône EduWeb apparaît sur votre écran d'accueil (ou votre bureau) et l'application se met à jour automatiquement à chaque connexion à Internet.</w:t>
+      </w:r>
+    </w:p>
+    <w:p>
+      <w:pPr>
+        <w:pBdr>
+          <w:top w:val="single" w:color="E8F5EC" w:sz="2" w:space="6"/>
+          <w:bottom w:val="single" w:color="E8F5EC" w:sz="2" w:space="6"/>
+          <w:left w:val="single" w:color="1E9E57" w:sz="18" w:space="10"/>
+          <w:right w:val="single" w:color="E8F5EC" w:sz="2" w:space="6"/>
+        </w:pBdr>
+        <w:shd w:fill="E8F5EC" w:color="auto" w:val="clear"/>
+        <w:spacing w:after="140" w:before="80"/>
+      </w:pPr>
+      <w:r>
+        <w:rPr>
+          <w:b/>
+          <w:bCs/>
+          <w:color w:val="1E9E57"/>
           <w:sz w:val="21"/>
           <w:szCs w:val="21"/>
         </w:rPr>
@@ -484,7 +567,7 @@
         <w:pStyle w:val="Heading1"/>
       </w:pPr>
       <w:r>
-        <w:t xml:space="preserve">2. Gérer vos apprenants</w:t>
+        <w:t xml:space="preserve">5.  Gérer vos apprenants</w:t>
       </w:r>
     </w:p>
     <w:p>
@@ -567,7 +650,7 @@
         <w:pStyle w:val="Heading1"/>
       </w:pPr>
       <w:r>
-        <w:t xml:space="preserve">3. Rechercher un coach</w:t>
+        <w:t xml:space="preserve">6.  Rechercher un coach</w:t>
       </w:r>
     </w:p>
     <w:p>
@@ -638,7 +721,7 @@
         <w:pStyle w:val="Heading1"/>
       </w:pPr>
       <w:r>
-        <w:t xml:space="preserve">4. Comprendre les tarifs</w:t>
+        <w:t xml:space="preserve">7.  Comprendre les tarifs</w:t>
       </w:r>
     </w:p>
     <w:p>
@@ -697,7 +780,7 @@
         <w:pStyle w:val="Heading1"/>
       </w:pPr>
       <w:r>
-        <w:t xml:space="preserve">5. Réserver et payer</w:t>
+        <w:t xml:space="preserve">8.  Réserver et payer</w:t>
       </w:r>
     </w:p>
     <w:p>
@@ -754,19 +837,19 @@
     <w:p>
       <w:pPr>
         <w:pBdr>
-          <w:top w:val="single" w:color="B8DCC6" w:sz="2" w:space="6"/>
-          <w:bottom w:val="single" w:color="B8DCC6" w:sz="2" w:space="6"/>
+          <w:top w:val="single" w:color="E8F5EC" w:sz="2" w:space="6"/>
+          <w:bottom w:val="single" w:color="E8F5EC" w:sz="2" w:space="6"/>
           <w:left w:val="single" w:color="1E9E57" w:sz="18" w:space="10"/>
-          <w:right w:val="single" w:color="B8DCC6" w:sz="2" w:space="6"/>
+          <w:right w:val="single" w:color="E8F5EC" w:sz="2" w:space="6"/>
         </w:pBdr>
-        <w:shd w:fill="E8F5EC" w:val="clear"/>
+        <w:shd w:fill="E8F5EC" w:color="auto" w:val="clear"/>
         <w:spacing w:after="140" w:before="80"/>
       </w:pPr>
       <w:r>
         <w:rPr>
           <w:b/>
           <w:bCs/>
-          <w:color w:val="0E6B3A"/>
+          <w:color w:val="1E9E57"/>
           <w:sz w:val="21"/>
           <w:szCs w:val="21"/>
         </w:rPr>
@@ -798,7 +881,7 @@
         <w:pStyle w:val="Heading1"/>
       </w:pPr>
       <w:r>
-        <w:t xml:space="preserve">6. Suivre les missions et évaluer le coach</w:t>
+        <w:t xml:space="preserve">9.  Suivre les missions et évaluer le coach</w:t>
       </w:r>
     </w:p>
     <w:p>
@@ -840,7 +923,7 @@
         <w:pStyle w:val="Heading1"/>
       </w:pPr>
       <w:r>
-        <w:t xml:space="preserve">7. Échanger par messagerie</w:t>
+        <w:t xml:space="preserve">10.  Échanger par messagerie</w:t>
       </w:r>
     </w:p>
     <w:p>
@@ -880,19 +963,19 @@
     <w:p>
       <w:pPr>
         <w:pBdr>
-          <w:top w:val="single" w:color="B8DCC6" w:sz="2" w:space="6"/>
-          <w:bottom w:val="single" w:color="B8DCC6" w:sz="2" w:space="6"/>
+          <w:top w:val="single" w:color="E8F5EC" w:sz="2" w:space="6"/>
+          <w:bottom w:val="single" w:color="E8F5EC" w:sz="2" w:space="6"/>
           <w:left w:val="single" w:color="1E9E57" w:sz="18" w:space="10"/>
-          <w:right w:val="single" w:color="B8DCC6" w:sz="2" w:space="6"/>
+          <w:right w:val="single" w:color="E8F5EC" w:sz="2" w:space="6"/>
         </w:pBdr>
-        <w:shd w:fill="E8F5EC" w:val="clear"/>
+        <w:shd w:fill="E8F5EC" w:color="auto" w:val="clear"/>
         <w:spacing w:after="140" w:before="80"/>
       </w:pPr>
       <w:r>
         <w:rPr>
           <w:b/>
           <w:bCs/>
-          <w:color w:val="0E6B3A"/>
+          <w:color w:val="1E9E57"/>
           <w:sz w:val="21"/>
           <w:szCs w:val="21"/>
         </w:rPr>
@@ -912,7 +995,7 @@
         <w:pStyle w:val="Heading1"/>
       </w:pPr>
       <w:r>
-        <w:t xml:space="preserve">8. Parrainage &amp; gains</w:t>
+        <w:t xml:space="preserve">11.  Parrainage &amp; gains</w:t>
       </w:r>
     </w:p>
     <w:p>
@@ -983,7 +1066,7 @@
         <w:pStyle w:val="Heading1"/>
       </w:pPr>
       <w:r>
-        <w:t xml:space="preserve">Espace de jeu (accueil)</w:t>
+        <w:t xml:space="preserve">12.  Espace de jeu (accueil)</w:t>
       </w:r>
     </w:p>
     <w:p>
@@ -1071,7 +1154,7 @@
         <w:pStyle w:val="Heading1"/>
       </w:pPr>
       <w:r>
-        <w:t xml:space="preserve">9. Sécurité &amp; assistance</w:t>
+        <w:t xml:space="preserve">13.  Sécurité &amp; assistance</w:t>
       </w:r>
     </w:p>
     <w:p>
@@ -1110,7 +1193,7 @@
     </w:p>
     <w:sectPr>
       <w:footerReference w:type="default" r:id="rId7"/>
-      <w:pgSz w:w="12240" w:h="15840" w:orient="portrait"/>
+      <w:pgSz w:w="11906" w:h="16838" w:orient="portrait"/>
       <w:pgMar w:top="1440" w:right="1440" w:bottom="1440" w:left="1440" w:header="708" w:footer="708" w:gutter="0"/>
       <w:pgNumType/>
       <w:docGrid w:linePitch="360"/>
@@ -1168,7 +1251,7 @@
         <w:top w:val="single" w:color="DDDDDD" w:sz="4" w:space="6"/>
       </w:pBdr>
       <w:tabs>
-        <w:tab w:val="right" w:pos="9360"/>
+        <w:tab w:val="right" w:pos="9026"/>
       </w:tabs>
     </w:pPr>
     <w:r>
@@ -1650,7 +1733,10 @@
     <w:next w:val="Normal"/>
     <w:qFormat/>
     <w:pPr>
-      <w:spacing w:after="140" w:before="280"/>
+      <w:pBdr>
+        <w:bottom w:val="single" w:color="1E9E57" w:sz="8" w:space="4"/>
+      </w:pBdr>
+      <w:spacing w:after="160" w:before="340"/>
       <w:outlineLvl w:val="0"/>
     </w:pPr>
     <w:rPr>

--- a/guides/Guide-Parent-EduWeb.docx
+++ b/guides/Guide-Parent-EduWeb.docx
@@ -1146,7 +1146,7 @@
           <w:sz w:val="22"/>
           <w:szCs w:val="22"/>
         </w:rPr>
-        <w:t xml:space="preserve">Lecture audio de la consigne (bouton « Écouter ») et effets sonores — un bouton 🔊 permet de couper le son.</w:t>
+        <w:t xml:space="preserve">Lecture audio de la consigne (bouton « Écouter ») et effets sonores — un bouton dédié permet de couper le son.</w:t>
       </w:r>
     </w:p>
     <w:p>

--- a/guides/Guide-Parent-EduWeb.docx
+++ b/guides/Guide-Parent-EduWeb.docx
@@ -109,7 +109,7 @@
           <w:sz w:val="16"/>
           <w:szCs w:val="16"/>
         </w:rPr>
-        <w:t xml:space="preserve">family.eduweb.ci · Version du 20 juin 2026</w:t>
+        <w:t xml:space="preserve">family.eduweb.ci · Version du 19 juillet 2026</w:t>
       </w:r>
     </w:p>
     <w:p>
@@ -195,83 +195,7 @@
         <w:pStyle w:val="Heading1"/>
       </w:pPr>
       <w:r>
-        <w:t xml:space="preserve">1.  Créer votre compte et vous connecter</w:t>
-      </w:r>
-    </w:p>
-    <w:p>
-      <w:pPr>
-        <w:pStyle w:val="ListParagraph"/>
-        <w:numPr>
-          <w:ilvl w:val="0"/>
-          <w:numId w:val="2"/>
-        </w:numPr>
-        <w:spacing w:after="40"/>
-      </w:pPr>
-      <w:r>
-        <w:rPr>
-          <w:sz w:val="22"/>
-          <w:szCs w:val="22"/>
-        </w:rPr>
-        <w:t xml:space="preserve">Cliquez sur « Créer un compte » en haut à droite, puis choisissez le rôle « Parent ».</w:t>
-      </w:r>
-    </w:p>
-    <w:p>
-      <w:pPr>
-        <w:pStyle w:val="ListParagraph"/>
-        <w:numPr>
-          <w:ilvl w:val="0"/>
-          <w:numId w:val="2"/>
-        </w:numPr>
-        <w:spacing w:after="40"/>
-      </w:pPr>
-      <w:r>
-        <w:rPr>
-          <w:sz w:val="22"/>
-          <w:szCs w:val="22"/>
-        </w:rPr>
-        <w:t xml:space="preserve">Renseignez votre NOM, vos prénom(s), un email valide, un mot de passe (6 caractères minimum) et votre pays.</w:t>
-      </w:r>
-    </w:p>
-    <w:p>
-      <w:pPr>
-        <w:pStyle w:val="ListParagraph"/>
-        <w:numPr>
-          <w:ilvl w:val="0"/>
-          <w:numId w:val="2"/>
-        </w:numPr>
-        <w:spacing w:after="40"/>
-      </w:pPr>
-      <w:r>
-        <w:rPr>
-          <w:sz w:val="22"/>
-          <w:szCs w:val="22"/>
-        </w:rPr>
-        <w:t xml:space="preserve">Ouvrez l'email d'activation et cliquez sur le lien pour activer votre compte (valable 24 heures).</w:t>
-      </w:r>
-    </w:p>
-    <w:p>
-      <w:pPr>
-        <w:pStyle w:val="ListParagraph"/>
-        <w:numPr>
-          <w:ilvl w:val="0"/>
-          <w:numId w:val="2"/>
-        </w:numPr>
-        <w:spacing w:after="40"/>
-      </w:pPr>
-      <w:r>
-        <w:rPr>
-          <w:sz w:val="22"/>
-          <w:szCs w:val="22"/>
-        </w:rPr>
-        <w:t xml:space="preserve">Connectez-vous via « Connexion ». Votre photo (ou initiale) en haut à droite donne accès à votre espace, vos raccourcis et la déconnexion.</w:t>
-      </w:r>
-    </w:p>
-    <w:p>
-      <w:pPr>
-        <w:pStyle w:val="Heading1"/>
-      </w:pPr>
-      <w:r>
-        <w:t xml:space="preserve">2.  Langue de lecture</w:t>
+        <w:t xml:space="preserve">1.  Bien démarrer — à lire en premier</w:t>
       </w:r>
     </w:p>
     <w:p>
@@ -283,7 +207,265 @@
           <w:sz w:val="22"/>
           <w:szCs w:val="22"/>
         </w:rPr>
-        <w:t xml:space="preserve">L'application est disponible en 14 langues. Sur votre tableau de bord, la carte « Langue de lecture » permet de choisir la langue d'affichage ; votre choix est mémorisé pour vos prochaines visites.</w:t>
+        <w:t xml:space="preserve">Ce guide est fait pour tout le monde, même si vous n'avez pas l'habitude des téléphones ou des ordinateurs. Avancez à votre rythme : vous ne pouvez rien « casser », et il est toujours possible de revenir en arrière.</w:t>
+      </w:r>
+    </w:p>
+    <w:p>
+      <w:pPr>
+        <w:pBdr>
+          <w:top w:val="single" w:color="EAF3FB" w:sz="2" w:space="6"/>
+          <w:bottom w:val="single" w:color="EAF3FB" w:sz="2" w:space="6"/>
+          <w:left w:val="single" w:color="2A77C6" w:sz="18" w:space="10"/>
+          <w:right w:val="single" w:color="EAF3FB" w:sz="2" w:space="6"/>
+        </w:pBdr>
+        <w:shd w:fill="EAF3FB" w:color="auto" w:val="clear"/>
+        <w:spacing w:after="140" w:before="80"/>
+      </w:pPr>
+      <w:r>
+        <w:rPr>
+          <w:b/>
+          <w:bCs/>
+          <w:color w:val="2A77C6"/>
+          <w:sz w:val="21"/>
+          <w:szCs w:val="21"/>
+        </w:rPr>
+        <w:t xml:space="preserve">Astuce — </w:t>
+      </w:r>
+      <w:r>
+        <w:rPr>
+          <w:color w:val="1B3A57"/>
+          <w:sz w:val="21"/>
+          <w:szCs w:val="21"/>
+        </w:rPr>
+        <w:t xml:space="preserve">Pour utiliser EduWeb, il vous faut seulement deux choses : un appareil connecté à Internet (téléphone Android, iPhone ou ordinateur) et une adresse e-mail. Si vous n'en avez pas, faites-vous aider pour créer une adresse gratuite (par exemple une adresse Gmail).</w:t>
+      </w:r>
+    </w:p>
+    <w:p>
+      <w:pPr>
+        <w:pStyle w:val="Heading2"/>
+      </w:pPr>
+      <w:r>
+        <w:t xml:space="preserve">Quelques mots à connaître</w:t>
+      </w:r>
+    </w:p>
+    <w:p>
+      <w:pPr>
+        <w:pStyle w:val="ListParagraph"/>
+        <w:numPr>
+          <w:ilvl w:val="0"/>
+          <w:numId w:val="2"/>
+        </w:numPr>
+        <w:spacing w:after="40"/>
+      </w:pPr>
+      <w:r>
+        <w:rPr>
+          <w:sz w:val="22"/>
+          <w:szCs w:val="22"/>
+        </w:rPr>
+        <w:t xml:space="preserve">Navigateur : le programme qui sert à ouvrir les sites Internet. Sur Android, c'est souvent « Chrome » ; sur iPhone, « Safari ».</w:t>
+      </w:r>
+    </w:p>
+    <w:p>
+      <w:pPr>
+        <w:pStyle w:val="ListParagraph"/>
+        <w:numPr>
+          <w:ilvl w:val="0"/>
+          <w:numId w:val="2"/>
+        </w:numPr>
+        <w:spacing w:after="40"/>
+      </w:pPr>
+      <w:r>
+        <w:rPr>
+          <w:sz w:val="22"/>
+          <w:szCs w:val="22"/>
+        </w:rPr>
+        <w:t xml:space="preserve">Adresse du site : ce que l'on écrit tout en haut de l'écran pour ouvrir EduWeb. La nôtre est : family.eduweb.ci</w:t>
+      </w:r>
+    </w:p>
+    <w:p>
+      <w:pPr>
+        <w:pStyle w:val="ListParagraph"/>
+        <w:numPr>
+          <w:ilvl w:val="0"/>
+          <w:numId w:val="2"/>
+        </w:numPr>
+        <w:spacing w:after="40"/>
+      </w:pPr>
+      <w:r>
+        <w:rPr>
+          <w:sz w:val="22"/>
+          <w:szCs w:val="22"/>
+        </w:rPr>
+        <w:t xml:space="preserve">Compte : votre espace personnel, protégé par votre e-mail et un mot de passe.</w:t>
+      </w:r>
+    </w:p>
+    <w:p>
+      <w:pPr>
+        <w:pStyle w:val="ListParagraph"/>
+        <w:numPr>
+          <w:ilvl w:val="0"/>
+          <w:numId w:val="2"/>
+        </w:numPr>
+        <w:spacing w:after="40"/>
+      </w:pPr>
+      <w:r>
+        <w:rPr>
+          <w:sz w:val="22"/>
+          <w:szCs w:val="22"/>
+        </w:rPr>
+        <w:t xml:space="preserve">E-mail (ou courriel) : votre adresse électronique, du type nom@exemple.com. Elle sert à créer votre compte et à recevoir les messages importants.</w:t>
+      </w:r>
+    </w:p>
+    <w:p>
+      <w:pPr>
+        <w:pStyle w:val="ListParagraph"/>
+        <w:numPr>
+          <w:ilvl w:val="0"/>
+          <w:numId w:val="2"/>
+        </w:numPr>
+        <w:spacing w:after="40"/>
+      </w:pPr>
+      <w:r>
+        <w:rPr>
+          <w:sz w:val="22"/>
+          <w:szCs w:val="22"/>
+        </w:rPr>
+        <w:t xml:space="preserve">Mot de passe : un code secret que vous choisissez (au moins 6 caractères). Ne le communiquez à personne.</w:t>
+      </w:r>
+    </w:p>
+    <w:p>
+      <w:pPr>
+        <w:pStyle w:val="ListParagraph"/>
+        <w:numPr>
+          <w:ilvl w:val="0"/>
+          <w:numId w:val="2"/>
+        </w:numPr>
+        <w:spacing w:after="40"/>
+      </w:pPr>
+      <w:r>
+        <w:rPr>
+          <w:sz w:val="22"/>
+          <w:szCs w:val="22"/>
+        </w:rPr>
+        <w:t xml:space="preserve">Bouton : une zone colorée sur laquelle on appuie pour agir (par exemple « Créer un compte »).</w:t>
+      </w:r>
+    </w:p>
+    <w:p>
+      <w:pPr>
+        <w:pStyle w:val="ListParagraph"/>
+        <w:numPr>
+          <w:ilvl w:val="0"/>
+          <w:numId w:val="2"/>
+        </w:numPr>
+        <w:spacing w:after="40"/>
+      </w:pPr>
+      <w:r>
+        <w:rPr>
+          <w:sz w:val="22"/>
+          <w:szCs w:val="22"/>
+        </w:rPr>
+        <w:t xml:space="preserve">Lien : un mot souligné ou coloré sur lequel on appuie pour aller à une autre page.</w:t>
+      </w:r>
+    </w:p>
+    <w:p>
+      <w:pPr>
+        <w:pStyle w:val="ListParagraph"/>
+        <w:numPr>
+          <w:ilvl w:val="0"/>
+          <w:numId w:val="2"/>
+        </w:numPr>
+        <w:spacing w:after="40"/>
+      </w:pPr>
+      <w:r>
+        <w:rPr>
+          <w:sz w:val="22"/>
+          <w:szCs w:val="22"/>
+        </w:rPr>
+        <w:t xml:space="preserve">Formulaire : une suite de cases à remplir (nom, e-mail, etc.).</w:t>
+      </w:r>
+    </w:p>
+    <w:p>
+      <w:pPr>
+        <w:pStyle w:val="Heading2"/>
+      </w:pPr>
+      <w:r>
+        <w:t xml:space="preserve">Les gestes de base</w:t>
+      </w:r>
+    </w:p>
+    <w:p>
+      <w:pPr>
+        <w:pStyle w:val="ListParagraph"/>
+        <w:numPr>
+          <w:ilvl w:val="0"/>
+          <w:numId w:val="2"/>
+        </w:numPr>
+        <w:spacing w:after="40"/>
+      </w:pPr>
+      <w:r>
+        <w:rPr>
+          <w:sz w:val="22"/>
+          <w:szCs w:val="22"/>
+        </w:rPr>
+        <w:t xml:space="preserve">Toucher ou cliquer : appuyer une fois sur un bouton ou un lien — avec le doigt sur un téléphone, avec la souris sur un ordinateur.</w:t>
+      </w:r>
+    </w:p>
+    <w:p>
+      <w:pPr>
+        <w:pStyle w:val="ListParagraph"/>
+        <w:numPr>
+          <w:ilvl w:val="0"/>
+          <w:numId w:val="2"/>
+        </w:numPr>
+        <w:spacing w:after="40"/>
+      </w:pPr>
+      <w:r>
+        <w:rPr>
+          <w:sz w:val="22"/>
+          <w:szCs w:val="22"/>
+        </w:rPr>
+        <w:t xml:space="preserve">Faire défiler : glisser le doigt vers le haut ou vers le bas pour voir la suite de la page.</w:t>
+      </w:r>
+    </w:p>
+    <w:p>
+      <w:pPr>
+        <w:pStyle w:val="ListParagraph"/>
+        <w:numPr>
+          <w:ilvl w:val="0"/>
+          <w:numId w:val="2"/>
+        </w:numPr>
+        <w:spacing w:after="40"/>
+      </w:pPr>
+      <w:r>
+        <w:rPr>
+          <w:sz w:val="22"/>
+          <w:szCs w:val="22"/>
+        </w:rPr>
+        <w:t xml:space="preserve">Écrire : touchez une case ; un clavier apparaît (sur téléphone) pour taper votre texte.</w:t>
+      </w:r>
+    </w:p>
+    <w:p>
+      <w:pPr>
+        <w:pStyle w:val="ListParagraph"/>
+        <w:numPr>
+          <w:ilvl w:val="0"/>
+          <w:numId w:val="2"/>
+        </w:numPr>
+        <w:spacing w:after="40"/>
+      </w:pPr>
+      <w:r>
+        <w:rPr>
+          <w:sz w:val="22"/>
+          <w:szCs w:val="22"/>
+        </w:rPr>
+        <w:t xml:space="preserve">Revenir en arrière : la flèche « ← », en haut de l'écran, ramène à la page précédente.</w:t>
+      </w:r>
+    </w:p>
+    <w:p>
+      <w:pPr>
+        <w:pStyle w:val="Heading2"/>
+      </w:pPr>
+      <w:r>
+        <w:t xml:space="preserve">Ouvrir EduWeb (la première fois)</w:t>
       </w:r>
     </w:p>
     <w:p>
@@ -300,236 +482,88 @@
           <w:sz w:val="22"/>
           <w:szCs w:val="22"/>
         </w:rPr>
-        <w:t xml:space="preserve">Français, Anglais, Arabe, Espagnol, Coréen, Mandarin (chinois), Russe, Ukrainien, Allemand, Portugais, Italien, Turc, Wolof, Swahili.</w:t>
-      </w:r>
-    </w:p>
-    <w:p>
-      <w:pPr>
-        <w:pStyle w:val="Heading1"/>
-      </w:pPr>
-      <w:r>
-        <w:t xml:space="preserve">3.  Besoin d'aide ?</w:t>
-      </w:r>
-    </w:p>
-    <w:p>
-      <w:pPr>
-        <w:spacing w:after="120"/>
-      </w:pPr>
-      <w:r>
-        <w:rPr>
-          <w:sz w:val="22"/>
-          <w:szCs w:val="22"/>
-        </w:rPr>
-        <w:t xml:space="preserve">Une carte « Besoin d'aide ? » figure sur votre tableau de bord, et un bouton flottant « Aide » (en bas à droite de l'écran) vous permet d'ouvrir ce guide à tout moment.</w:t>
-      </w:r>
-    </w:p>
-    <w:p>
-      <w:pPr>
-        <w:pStyle w:val="Heading1"/>
-      </w:pPr>
-      <w:r>
-        <w:t xml:space="preserve">4.  Installer l'application sur votre appareil</w:t>
-      </w:r>
-    </w:p>
-    <w:p>
-      <w:pPr>
-        <w:spacing w:after="120"/>
-      </w:pPr>
-      <w:r>
-        <w:rPr>
-          <w:sz w:val="22"/>
-          <w:szCs w:val="22"/>
-        </w:rPr>
-        <w:t xml:space="preserve">EduWeb est une application web installable : vous pouvez l'ajouter à l'écran d'accueil de votre téléphone ou au bureau de votre ordinateur, puis l'ouvrir comme une application classique — en plein écran, sans la barre du navigateur, avec l'icône EduWeb. L'installation est gratuite, rapide et ne passe par aucun magasin d'applications.</w:t>
-      </w:r>
-    </w:p>
-    <w:p>
-      <w:pPr>
-        <w:pStyle w:val="Heading2"/>
-      </w:pPr>
-      <w:r>
-        <w:t xml:space="preserve">Android (Chrome)</w:t>
-      </w:r>
-    </w:p>
-    <w:p>
-      <w:pPr>
-        <w:pStyle w:val="ListParagraph"/>
-        <w:numPr>
-          <w:ilvl w:val="0"/>
-          <w:numId w:val="4"/>
-        </w:numPr>
-        <w:spacing w:after="40"/>
-      </w:pPr>
-      <w:r>
-        <w:rPr>
-          <w:sz w:val="22"/>
-          <w:szCs w:val="22"/>
-        </w:rPr>
-        <w:t xml:space="preserve">Ouvrez family.eduweb.ci dans Chrome.</w:t>
-      </w:r>
-    </w:p>
-    <w:p>
-      <w:pPr>
-        <w:pStyle w:val="ListParagraph"/>
-        <w:numPr>
-          <w:ilvl w:val="0"/>
-          <w:numId w:val="4"/>
-        </w:numPr>
-        <w:spacing w:after="40"/>
-      </w:pPr>
-      <w:r>
-        <w:rPr>
-          <w:sz w:val="22"/>
-          <w:szCs w:val="22"/>
-        </w:rPr>
-        <w:t xml:space="preserve">Touchez la bannière « Installer l'application » si elle apparaît ; sinon, ouvrez le menu ⋮ (en haut à droite).</w:t>
-      </w:r>
-    </w:p>
-    <w:p>
-      <w:pPr>
-        <w:pStyle w:val="ListParagraph"/>
-        <w:numPr>
-          <w:ilvl w:val="0"/>
-          <w:numId w:val="4"/>
-        </w:numPr>
-        <w:spacing w:after="40"/>
-      </w:pPr>
-      <w:r>
-        <w:rPr>
-          <w:sz w:val="22"/>
-          <w:szCs w:val="22"/>
-        </w:rPr>
-        <w:t xml:space="preserve">Choisissez « Installer l'application » (ou « Ajouter à l'écran d'accueil »), puis confirmez.</w:t>
-      </w:r>
-    </w:p>
-    <w:p>
-      <w:pPr>
-        <w:pStyle w:val="Heading2"/>
-      </w:pPr>
-      <w:r>
-        <w:t xml:space="preserve">iPhone / iPad (Safari)</w:t>
-      </w:r>
-    </w:p>
-    <w:p>
-      <w:pPr>
-        <w:pStyle w:val="ListParagraph"/>
-        <w:numPr>
-          <w:ilvl w:val="0"/>
-          <w:numId w:val="5"/>
-        </w:numPr>
-        <w:spacing w:after="40"/>
-      </w:pPr>
-      <w:r>
-        <w:rPr>
-          <w:sz w:val="22"/>
-          <w:szCs w:val="22"/>
-        </w:rPr>
-        <w:t xml:space="preserve">Ouvrez family.eduweb.ci dans Safari.</w:t>
-      </w:r>
-    </w:p>
-    <w:p>
-      <w:pPr>
-        <w:pStyle w:val="ListParagraph"/>
-        <w:numPr>
-          <w:ilvl w:val="0"/>
-          <w:numId w:val="5"/>
-        </w:numPr>
-        <w:spacing w:after="40"/>
-      </w:pPr>
-      <w:r>
-        <w:rPr>
-          <w:sz w:val="22"/>
-          <w:szCs w:val="22"/>
-        </w:rPr>
-        <w:t xml:space="preserve">Touchez le bouton Partager (le carré surmonté d'une flèche vers le haut).</w:t>
-      </w:r>
-    </w:p>
-    <w:p>
-      <w:pPr>
-        <w:pStyle w:val="ListParagraph"/>
-        <w:numPr>
-          <w:ilvl w:val="0"/>
-          <w:numId w:val="5"/>
-        </w:numPr>
-        <w:spacing w:after="40"/>
-      </w:pPr>
-      <w:r>
-        <w:rPr>
-          <w:sz w:val="22"/>
-          <w:szCs w:val="22"/>
-        </w:rPr>
-        <w:t xml:space="preserve">Faites défiler, choisissez « Sur l'écran d'accueil », puis « Ajouter ».</w:t>
-      </w:r>
-    </w:p>
-    <w:p>
-      <w:pPr>
-        <w:pStyle w:val="Heading2"/>
-      </w:pPr>
-      <w:r>
-        <w:t xml:space="preserve">Ordinateur (Chrome ou Edge)</w:t>
-      </w:r>
-    </w:p>
-    <w:p>
-      <w:pPr>
-        <w:pStyle w:val="ListParagraph"/>
-        <w:numPr>
-          <w:ilvl w:val="0"/>
-          <w:numId w:val="6"/>
-        </w:numPr>
-        <w:spacing w:after="40"/>
-      </w:pPr>
-      <w:r>
-        <w:rPr>
-          <w:sz w:val="22"/>
-          <w:szCs w:val="22"/>
-        </w:rPr>
-        <w:t xml:space="preserve">Ouvrez family.eduweb.ci.</w:t>
-      </w:r>
-    </w:p>
-    <w:p>
-      <w:pPr>
-        <w:pStyle w:val="ListParagraph"/>
-        <w:numPr>
-          <w:ilvl w:val="0"/>
-          <w:numId w:val="6"/>
-        </w:numPr>
-        <w:spacing w:after="40"/>
-      </w:pPr>
-      <w:r>
-        <w:rPr>
-          <w:sz w:val="22"/>
-          <w:szCs w:val="22"/>
-        </w:rPr>
-        <w:t xml:space="preserve">Cliquez sur l'icône d'installation (un écran avec une flèche, ou ⊕) à droite de la barre d'adresse.</w:t>
-      </w:r>
-    </w:p>
-    <w:p>
-      <w:pPr>
-        <w:pStyle w:val="ListParagraph"/>
-        <w:numPr>
-          <w:ilvl w:val="0"/>
-          <w:numId w:val="6"/>
-        </w:numPr>
-        <w:spacing w:after="40"/>
-      </w:pPr>
-      <w:r>
-        <w:rPr>
-          <w:sz w:val="22"/>
-          <w:szCs w:val="22"/>
-        </w:rPr>
-        <w:t xml:space="preserve">Cliquez sur « Installer ».</w:t>
-      </w:r>
-    </w:p>
-    <w:p>
-      <w:pPr>
-        <w:spacing w:after="120"/>
-      </w:pPr>
-      <w:r>
-        <w:rPr>
-          <w:sz w:val="22"/>
-          <w:szCs w:val="22"/>
-        </w:rPr>
-        <w:t xml:space="preserve">Une fois installée, l'icône EduWeb apparaît sur votre écran d'accueil (ou votre bureau) et l'application se met à jour automatiquement à chaque connexion à Internet.</w:t>
+        <w:t xml:space="preserve">Ouvrez votre navigateur : l'icône « Chrome » (Android) ou « Safari » (iPhone).</w:t>
+      </w:r>
+    </w:p>
+    <w:p>
+      <w:pPr>
+        <w:pStyle w:val="ListParagraph"/>
+        <w:numPr>
+          <w:ilvl w:val="0"/>
+          <w:numId w:val="3"/>
+        </w:numPr>
+        <w:spacing w:after="40"/>
+      </w:pPr>
+      <w:r>
+        <w:rPr>
+          <w:sz w:val="22"/>
+          <w:szCs w:val="22"/>
+        </w:rPr>
+        <w:t xml:space="preserve">Tout en haut de l'écran, écrivez l'adresse : family.eduweb.ci</w:t>
+      </w:r>
+    </w:p>
+    <w:p>
+      <w:pPr>
+        <w:pStyle w:val="ListParagraph"/>
+        <w:numPr>
+          <w:ilvl w:val="0"/>
+          <w:numId w:val="3"/>
+        </w:numPr>
+        <w:spacing w:after="40"/>
+      </w:pPr>
+      <w:r>
+        <w:rPr>
+          <w:sz w:val="22"/>
+          <w:szCs w:val="22"/>
+        </w:rPr>
+        <w:t xml:space="preserve">Validez avec la touche « Entrée » ou « Aller » du clavier.</w:t>
+      </w:r>
+    </w:p>
+    <w:p>
+      <w:pPr>
+        <w:pStyle w:val="ListParagraph"/>
+        <w:numPr>
+          <w:ilvl w:val="0"/>
+          <w:numId w:val="3"/>
+        </w:numPr>
+        <w:spacing w:after="40"/>
+      </w:pPr>
+      <w:r>
+        <w:rPr>
+          <w:sz w:val="22"/>
+          <w:szCs w:val="22"/>
+        </w:rPr>
+        <w:t xml:space="preserve">La page d'accueil d'EduWeb s'affiche : vous êtes au bon endroit.</w:t>
+      </w:r>
+    </w:p>
+    <w:p>
+      <w:pPr>
+        <w:pBdr>
+          <w:top w:val="single" w:color="FDF3E6" w:sz="2" w:space="6"/>
+          <w:bottom w:val="single" w:color="FDF3E6" w:sz="2" w:space="6"/>
+          <w:left w:val="single" w:color="C9871C" w:sz="18" w:space="10"/>
+          <w:right w:val="single" w:color="FDF3E6" w:sz="2" w:space="6"/>
+        </w:pBdr>
+        <w:shd w:fill="FDF3E6" w:color="auto" w:val="clear"/>
+        <w:spacing w:after="140" w:before="80"/>
+      </w:pPr>
+      <w:r>
+        <w:rPr>
+          <w:b/>
+          <w:bCs/>
+          <w:color w:val="C9871C"/>
+          <w:sz w:val="21"/>
+          <w:szCs w:val="21"/>
+        </w:rPr>
+        <w:t xml:space="preserve">Attention — </w:t>
+      </w:r>
+      <w:r>
+        <w:rPr>
+          <w:color w:val="5A3D12"/>
+          <w:sz w:val="21"/>
+          <w:szCs w:val="21"/>
+        </w:rPr>
+        <w:t xml:space="preserve">Vérifiez bien l'adresse — family.eduweb.ci — sans espace. N'ouvrez jamais un lien reçu d'un inconnu qui imiterait le site, et ne donnez votre mot de passe à personne.</w:t>
       </w:r>
     </w:p>
     <w:p>
@@ -559,7 +593,7 @@
           <w:sz w:val="21"/>
           <w:szCs w:val="21"/>
         </w:rPr>
-        <w:t xml:space="preserve">En cas de coupure d'Internet, l'application affiche une page d'attente claire et se recharge automatiquement dès le retour de la connexion. La consultation des pages nécessite une connexion active.</w:t>
+        <w:t xml:space="preserve">Vous êtes perdu à un moment ? Deux réflexes simples : appuyez sur la flèche « ← » pour revenir en arrière, ou utilisez le bouton « Aide » (en bas à droite de l'écran), qui rouvre ce guide.</w:t>
       </w:r>
     </w:p>
     <w:p>
@@ -567,7 +601,7 @@
         <w:pStyle w:val="Heading1"/>
       </w:pPr>
       <w:r>
-        <w:t xml:space="preserve">5.  Gérer vos apprenants</w:t>
+        <w:t xml:space="preserve">2.  Créer votre compte et vous connecter</w:t>
       </w:r>
     </w:p>
     <w:p>
@@ -579,58 +613,169 @@
           <w:sz w:val="22"/>
           <w:szCs w:val="22"/>
         </w:rPr>
-        <w:t xml:space="preserve">Depuis votre espace Parent, ajoutez chaque enfant à suivre :</w:t>
-      </w:r>
-    </w:p>
-    <w:p>
-      <w:pPr>
-        <w:pStyle w:val="ListParagraph"/>
-        <w:numPr>
-          <w:ilvl w:val="0"/>
-          <w:numId w:val="3"/>
-        </w:numPr>
-        <w:spacing w:after="40"/>
-      </w:pPr>
-      <w:r>
-        <w:rPr>
-          <w:sz w:val="22"/>
-          <w:szCs w:val="22"/>
-        </w:rPr>
-        <w:t xml:space="preserve">Informations : sexe, âge, localisation (pays, région, commune, quartier).</w:t>
-      </w:r>
-    </w:p>
-    <w:p>
-      <w:pPr>
-        <w:pStyle w:val="ListParagraph"/>
-        <w:numPr>
-          <w:ilvl w:val="0"/>
-          <w:numId w:val="3"/>
-        </w:numPr>
-        <w:spacing w:after="40"/>
-      </w:pPr>
-      <w:r>
-        <w:rPr>
-          <w:sz w:val="22"/>
-          <w:szCs w:val="22"/>
-        </w:rPr>
-        <w:t xml:space="preserve">Scolarité : cycle (préscolaire, primaire, secondaire) et niveau.</w:t>
-      </w:r>
-    </w:p>
-    <w:p>
-      <w:pPr>
-        <w:pStyle w:val="ListParagraph"/>
-        <w:numPr>
-          <w:ilvl w:val="0"/>
-          <w:numId w:val="3"/>
-        </w:numPr>
-        <w:spacing w:after="40"/>
-      </w:pPr>
-      <w:r>
-        <w:rPr>
-          <w:sz w:val="22"/>
-          <w:szCs w:val="22"/>
-        </w:rPr>
-        <w:t xml:space="preserve">Besoins : disciplines à renforcer, nombre d'heures par semaine et mode (présentiel, visio ou hybride).</w:t>
+        <w:t xml:space="preserve">Un compte vous donne accès à votre espace personnel. La création est gratuite et prend deux minutes.</w:t>
+      </w:r>
+    </w:p>
+    <w:p>
+      <w:pPr>
+        <w:pStyle w:val="ListParagraph"/>
+        <w:numPr>
+          <w:ilvl w:val="0"/>
+          <w:numId w:val="4"/>
+        </w:numPr>
+        <w:spacing w:after="40"/>
+      </w:pPr>
+      <w:r>
+        <w:rPr>
+          <w:sz w:val="22"/>
+          <w:szCs w:val="22"/>
+        </w:rPr>
+        <w:t xml:space="preserve">Sur la page d'accueil, appuyez sur le bouton « Créer un compte » (en haut à droite).</w:t>
+      </w:r>
+    </w:p>
+    <w:p>
+      <w:pPr>
+        <w:pStyle w:val="ListParagraph"/>
+        <w:numPr>
+          <w:ilvl w:val="0"/>
+          <w:numId w:val="4"/>
+        </w:numPr>
+        <w:spacing w:after="40"/>
+      </w:pPr>
+      <w:r>
+        <w:rPr>
+          <w:sz w:val="22"/>
+          <w:szCs w:val="22"/>
+        </w:rPr>
+        <w:t xml:space="preserve">Choisissez le rôle « Parent ».</w:t>
+      </w:r>
+    </w:p>
+    <w:p>
+      <w:pPr>
+        <w:pStyle w:val="ListParagraph"/>
+        <w:numPr>
+          <w:ilvl w:val="0"/>
+          <w:numId w:val="4"/>
+        </w:numPr>
+        <w:spacing w:after="40"/>
+      </w:pPr>
+      <w:r>
+        <w:rPr>
+          <w:sz w:val="22"/>
+          <w:szCs w:val="22"/>
+        </w:rPr>
+        <w:t xml:space="preserve">Remplissez le formulaire : votre NOM, votre ou vos prénom(s), une adresse e-mail valide, un mot de passe (au moins 6 caractères) et votre pays.</w:t>
+      </w:r>
+    </w:p>
+    <w:p>
+      <w:pPr>
+        <w:pStyle w:val="ListParagraph"/>
+        <w:numPr>
+          <w:ilvl w:val="0"/>
+          <w:numId w:val="4"/>
+        </w:numPr>
+        <w:spacing w:after="40"/>
+      </w:pPr>
+      <w:r>
+        <w:rPr>
+          <w:sz w:val="22"/>
+          <w:szCs w:val="22"/>
+        </w:rPr>
+        <w:t xml:space="preserve">Appuyez sur « Créer mon compte ».</w:t>
+      </w:r>
+    </w:p>
+    <w:p>
+      <w:pPr>
+        <w:pStyle w:val="ListParagraph"/>
+        <w:numPr>
+          <w:ilvl w:val="0"/>
+          <w:numId w:val="4"/>
+        </w:numPr>
+        <w:spacing w:after="40"/>
+      </w:pPr>
+      <w:r>
+        <w:rPr>
+          <w:sz w:val="22"/>
+          <w:szCs w:val="22"/>
+        </w:rPr>
+        <w:t xml:space="preserve">Ouvrez votre boîte e-mail : vous avez reçu un message d'EduWeb. Appuyez sur le lien qu'il contient pour activer votre compte (à faire dans les 24 heures).</w:t>
+      </w:r>
+    </w:p>
+    <w:p>
+      <w:pPr>
+        <w:pStyle w:val="ListParagraph"/>
+        <w:numPr>
+          <w:ilvl w:val="0"/>
+          <w:numId w:val="4"/>
+        </w:numPr>
+        <w:spacing w:after="40"/>
+      </w:pPr>
+      <w:r>
+        <w:rPr>
+          <w:sz w:val="22"/>
+          <w:szCs w:val="22"/>
+        </w:rPr>
+        <w:t xml:space="preserve">Revenez sur EduWeb, appuyez sur « Connexion », puis entrez votre e-mail et votre mot de passe.</w:t>
+      </w:r>
+    </w:p>
+    <w:p>
+      <w:pPr>
+        <w:pBdr>
+          <w:top w:val="single" w:color="FDF3E6" w:sz="2" w:space="6"/>
+          <w:bottom w:val="single" w:color="FDF3E6" w:sz="2" w:space="6"/>
+          <w:left w:val="single" w:color="C9871C" w:sz="18" w:space="10"/>
+          <w:right w:val="single" w:color="FDF3E6" w:sz="2" w:space="6"/>
+        </w:pBdr>
+        <w:shd w:fill="FDF3E6" w:color="auto" w:val="clear"/>
+        <w:spacing w:after="140" w:before="80"/>
+      </w:pPr>
+      <w:r>
+        <w:rPr>
+          <w:b/>
+          <w:bCs/>
+          <w:color w:val="C9871C"/>
+          <w:sz w:val="21"/>
+          <w:szCs w:val="21"/>
+        </w:rPr>
+        <w:t xml:space="preserve">Attention — </w:t>
+      </w:r>
+      <w:r>
+        <w:rPr>
+          <w:color w:val="5A3D12"/>
+          <w:sz w:val="21"/>
+          <w:szCs w:val="21"/>
+        </w:rPr>
+        <w:t xml:space="preserve">Saisissez votre e-mail sans faute : c'est à cette adresse qu'arrive le message d'activation, et elle vous servira à vous reconnecter à chaque fois. Notez votre mot de passe en lieu sûr.</w:t>
+      </w:r>
+    </w:p>
+    <w:p>
+      <w:pPr>
+        <w:pBdr>
+          <w:top w:val="single" w:color="EAF3FB" w:sz="2" w:space="6"/>
+          <w:bottom w:val="single" w:color="EAF3FB" w:sz="2" w:space="6"/>
+          <w:left w:val="single" w:color="2A77C6" w:sz="18" w:space="10"/>
+          <w:right w:val="single" w:color="EAF3FB" w:sz="2" w:space="6"/>
+        </w:pBdr>
+        <w:shd w:fill="EAF3FB" w:color="auto" w:val="clear"/>
+        <w:spacing w:after="140" w:before="80"/>
+      </w:pPr>
+      <w:r>
+        <w:rPr>
+          <w:b/>
+          <w:bCs/>
+          <w:color w:val="2A77C6"/>
+          <w:sz w:val="21"/>
+          <w:szCs w:val="21"/>
+        </w:rPr>
+        <w:t xml:space="preserve">Astuce — </w:t>
+      </w:r>
+      <w:r>
+        <w:rPr>
+          <w:color w:val="1B3A57"/>
+          <w:sz w:val="21"/>
+          <w:szCs w:val="21"/>
+        </w:rPr>
+        <w:t xml:space="preserve">Vous ne trouvez pas l'e-mail d'activation ? Regardez dans le dossier « Spam » (courrier indésirable). Vous pouvez en redemander un depuis la page de connexion (« Compte non activé ? Renvoyer le lien »). Mot de passe oublié ? Le lien « Mot de passe oublié ? », sous la connexion, vous en fait choisir un nouveau.</w:t>
       </w:r>
     </w:p>
     <w:p>
@@ -642,7 +787,7 @@
           <w:sz w:val="22"/>
           <w:szCs w:val="22"/>
         </w:rPr>
-        <w:t xml:space="preserve">Vous pouvez modifier les besoins d'un apprenant à tout moment.</w:t>
+        <w:t xml:space="preserve">Une fois connecté, votre photo (ou votre initiale) en haut à droite ouvre votre espace, vos raccourcis et la déconnexion.</w:t>
       </w:r>
     </w:p>
     <w:p>
@@ -650,7 +795,7 @@
         <w:pStyle w:val="Heading1"/>
       </w:pPr>
       <w:r>
-        <w:t xml:space="preserve">6.  Rechercher un coach</w:t>
+        <w:t xml:space="preserve">3.  Langue de lecture</w:t>
       </w:r>
     </w:p>
     <w:p>
@@ -662,58 +807,24 @@
           <w:sz w:val="22"/>
           <w:szCs w:val="22"/>
         </w:rPr>
-        <w:t xml:space="preserve">Depuis la fiche d'un apprenant, cliquez sur « Rechercher un coach ». La recherche porte sur le ou les besoins renseignés.</w:t>
-      </w:r>
-    </w:p>
-    <w:p>
-      <w:pPr>
-        <w:pStyle w:val="ListParagraph"/>
-        <w:numPr>
-          <w:ilvl w:val="0"/>
-          <w:numId w:val="3"/>
-        </w:numPr>
-        <w:spacing w:after="40"/>
-      </w:pPr>
-      <w:r>
-        <w:rPr>
-          <w:sz w:val="22"/>
-          <w:szCs w:val="22"/>
-        </w:rPr>
-        <w:t xml:space="preserve">La position reste libre par défaut (la visio étant possible).</w:t>
-      </w:r>
-    </w:p>
-    <w:p>
-      <w:pPr>
-        <w:pStyle w:val="ListParagraph"/>
-        <w:numPr>
-          <w:ilvl w:val="0"/>
-          <w:numId w:val="3"/>
-        </w:numPr>
-        <w:spacing w:after="40"/>
-      </w:pPr>
-      <w:r>
-        <w:rPr>
-          <w:sz w:val="22"/>
-          <w:szCs w:val="22"/>
-        </w:rPr>
-        <w:t xml:space="preserve">Elle ne devient un critère de proximité que si le besoin est demandé exclusivement en présentiel.</w:t>
-      </w:r>
-    </w:p>
-    <w:p>
-      <w:pPr>
-        <w:pStyle w:val="ListParagraph"/>
-        <w:numPr>
-          <w:ilvl w:val="0"/>
-          <w:numId w:val="3"/>
-        </w:numPr>
-        <w:spacing w:after="40"/>
-      </w:pPr>
-      <w:r>
-        <w:rPr>
-          <w:sz w:val="22"/>
-          <w:szCs w:val="22"/>
-        </w:rPr>
-        <w:t xml:space="preserve">Sur la carte, votre position et celle des coachs s'affichent, avec la distance.</w:t>
+        <w:t xml:space="preserve">L'application est disponible en 14 langues. Sur votre tableau de bord, la carte « Langue de lecture » permet de choisir la langue d'affichage ; votre choix est mémorisé pour vos prochaines visites.</w:t>
+      </w:r>
+    </w:p>
+    <w:p>
+      <w:pPr>
+        <w:pStyle w:val="ListParagraph"/>
+        <w:numPr>
+          <w:ilvl w:val="0"/>
+          <w:numId w:val="2"/>
+        </w:numPr>
+        <w:spacing w:after="40"/>
+      </w:pPr>
+      <w:r>
+        <w:rPr>
+          <w:sz w:val="22"/>
+          <w:szCs w:val="22"/>
+        </w:rPr>
+        <w:t xml:space="preserve">Français, Anglais, Arabe, Espagnol, Coréen, Mandarin (chinois), Russe, Ukrainien, Allemand, Portugais, Italien, Turc, Wolof, Swahili.</w:t>
       </w:r>
     </w:p>
     <w:p>
@@ -721,58 +832,19 @@
         <w:pStyle w:val="Heading1"/>
       </w:pPr>
       <w:r>
-        <w:t xml:space="preserve">7.  Comprendre les tarifs</w:t>
-      </w:r>
-    </w:p>
-    <w:p>
-      <w:pPr>
-        <w:pStyle w:val="ListParagraph"/>
-        <w:numPr>
-          <w:ilvl w:val="0"/>
-          <w:numId w:val="3"/>
-        </w:numPr>
-        <w:spacing w:after="40"/>
-      </w:pPr>
-      <w:r>
-        <w:rPr>
-          <w:sz w:val="22"/>
-          <w:szCs w:val="22"/>
-        </w:rPr>
-        <w:t xml:space="preserve">Montants en FCFA avec l'équivalent en euros (≈ …), taux mis à jour automatiquement.</w:t>
-      </w:r>
-    </w:p>
-    <w:p>
-      <w:pPr>
-        <w:pStyle w:val="ListParagraph"/>
-        <w:numPr>
-          <w:ilvl w:val="0"/>
-          <w:numId w:val="3"/>
-        </w:numPr>
-        <w:spacing w:after="40"/>
-      </w:pPr>
-      <w:r>
-        <w:rPr>
-          <w:sz w:val="22"/>
-          <w:szCs w:val="22"/>
-        </w:rPr>
-        <w:t xml:space="preserve">Engagement mensuel minimal : 12 h/mois (préscolaire et primaire), 16 h/mois (secondaire).</w:t>
-      </w:r>
-    </w:p>
-    <w:p>
-      <w:pPr>
-        <w:pStyle w:val="ListParagraph"/>
-        <w:numPr>
-          <w:ilvl w:val="0"/>
-          <w:numId w:val="3"/>
-        </w:numPr>
-        <w:spacing w:after="40"/>
-      </w:pPr>
-      <w:r>
-        <w:rPr>
-          <w:sz w:val="22"/>
-          <w:szCs w:val="22"/>
-        </w:rPr>
-        <w:t xml:space="preserve">Facture mensuelle = tarif horaire du coach × engagement.</w:t>
+        <w:t xml:space="preserve">4.  Besoin d'aide ?</w:t>
+      </w:r>
+    </w:p>
+    <w:p>
+      <w:pPr>
+        <w:spacing w:after="120"/>
+      </w:pPr>
+      <w:r>
+        <w:rPr>
+          <w:sz w:val="22"/>
+          <w:szCs w:val="22"/>
+        </w:rPr>
+        <w:t xml:space="preserve">Une carte « Besoin d'aide ? » figure sur votre tableau de bord, et un bouton flottant « Aide » (en bas à droite de l'écran) vous permet d'ouvrir ce guide à tout moment.</w:t>
       </w:r>
     </w:p>
     <w:p>
@@ -780,7 +852,175 @@
         <w:pStyle w:val="Heading1"/>
       </w:pPr>
       <w:r>
-        <w:t xml:space="preserve">8.  Réserver et payer</w:t>
+        <w:t xml:space="preserve">5.  Installer l'application sur votre appareil</w:t>
+      </w:r>
+    </w:p>
+    <w:p>
+      <w:pPr>
+        <w:spacing w:after="120"/>
+      </w:pPr>
+      <w:r>
+        <w:rPr>
+          <w:sz w:val="22"/>
+          <w:szCs w:val="22"/>
+        </w:rPr>
+        <w:t xml:space="preserve">EduWeb est une application web installable : vous pouvez l'ajouter à l'écran d'accueil de votre téléphone ou au bureau de votre ordinateur, puis l'ouvrir comme une application classique — en plein écran, sans la barre du navigateur, avec l'icône EduWeb. L'installation est gratuite, rapide et ne passe par aucun magasin d'applications.</w:t>
+      </w:r>
+    </w:p>
+    <w:p>
+      <w:pPr>
+        <w:pBdr>
+          <w:top w:val="single" w:color="EAF3FB" w:sz="2" w:space="6"/>
+          <w:bottom w:val="single" w:color="EAF3FB" w:sz="2" w:space="6"/>
+          <w:left w:val="single" w:color="2A77C6" w:sz="18" w:space="10"/>
+          <w:right w:val="single" w:color="EAF3FB" w:sz="2" w:space="6"/>
+        </w:pBdr>
+        <w:shd w:fill="EAF3FB" w:color="auto" w:val="clear"/>
+        <w:spacing w:after="140" w:before="80"/>
+      </w:pPr>
+      <w:r>
+        <w:rPr>
+          <w:b/>
+          <w:bCs/>
+          <w:color w:val="2A77C6"/>
+          <w:sz w:val="21"/>
+          <w:szCs w:val="21"/>
+        </w:rPr>
+        <w:t xml:space="preserve">Astuce — </w:t>
+      </w:r>
+      <w:r>
+        <w:rPr>
+          <w:color w:val="1B3A57"/>
+          <w:sz w:val="21"/>
+          <w:szCs w:val="21"/>
+        </w:rPr>
+        <w:t xml:space="preserve">Cette étape n'est pas obligatoire : vous pouvez très bien utiliser EduWeb dans votre navigateur. L'installer sert seulement à l'ouvrir plus vite la prochaine fois, en appuyant sur une icône, comme une application ordinaire.</w:t>
+      </w:r>
+    </w:p>
+    <w:p>
+      <w:pPr>
+        <w:pStyle w:val="Heading2"/>
+      </w:pPr>
+      <w:r>
+        <w:t xml:space="preserve">Android (Chrome)</w:t>
+      </w:r>
+    </w:p>
+    <w:p>
+      <w:pPr>
+        <w:pStyle w:val="ListParagraph"/>
+        <w:numPr>
+          <w:ilvl w:val="0"/>
+          <w:numId w:val="5"/>
+        </w:numPr>
+        <w:spacing w:after="40"/>
+      </w:pPr>
+      <w:r>
+        <w:rPr>
+          <w:sz w:val="22"/>
+          <w:szCs w:val="22"/>
+        </w:rPr>
+        <w:t xml:space="preserve">Ouvrez family.eduweb.ci dans Chrome.</w:t>
+      </w:r>
+    </w:p>
+    <w:p>
+      <w:pPr>
+        <w:pStyle w:val="ListParagraph"/>
+        <w:numPr>
+          <w:ilvl w:val="0"/>
+          <w:numId w:val="5"/>
+        </w:numPr>
+        <w:spacing w:after="40"/>
+      </w:pPr>
+      <w:r>
+        <w:rPr>
+          <w:sz w:val="22"/>
+          <w:szCs w:val="22"/>
+        </w:rPr>
+        <w:t xml:space="preserve">Touchez la bannière « Installer l'application » si elle apparaît ; sinon, ouvrez le menu ⋮ (en haut à droite).</w:t>
+      </w:r>
+    </w:p>
+    <w:p>
+      <w:pPr>
+        <w:pStyle w:val="ListParagraph"/>
+        <w:numPr>
+          <w:ilvl w:val="0"/>
+          <w:numId w:val="5"/>
+        </w:numPr>
+        <w:spacing w:after="40"/>
+      </w:pPr>
+      <w:r>
+        <w:rPr>
+          <w:sz w:val="22"/>
+          <w:szCs w:val="22"/>
+        </w:rPr>
+        <w:t xml:space="preserve">Choisissez « Installer l'application » (ou « Ajouter à l'écran d'accueil »), puis confirmez.</w:t>
+      </w:r>
+    </w:p>
+    <w:p>
+      <w:pPr>
+        <w:pStyle w:val="Heading2"/>
+      </w:pPr>
+      <w:r>
+        <w:t xml:space="preserve">iPhone / iPad (Safari)</w:t>
+      </w:r>
+    </w:p>
+    <w:p>
+      <w:pPr>
+        <w:pStyle w:val="ListParagraph"/>
+        <w:numPr>
+          <w:ilvl w:val="0"/>
+          <w:numId w:val="6"/>
+        </w:numPr>
+        <w:spacing w:after="40"/>
+      </w:pPr>
+      <w:r>
+        <w:rPr>
+          <w:sz w:val="22"/>
+          <w:szCs w:val="22"/>
+        </w:rPr>
+        <w:t xml:space="preserve">Ouvrez family.eduweb.ci dans Safari.</w:t>
+      </w:r>
+    </w:p>
+    <w:p>
+      <w:pPr>
+        <w:pStyle w:val="ListParagraph"/>
+        <w:numPr>
+          <w:ilvl w:val="0"/>
+          <w:numId w:val="6"/>
+        </w:numPr>
+        <w:spacing w:after="40"/>
+      </w:pPr>
+      <w:r>
+        <w:rPr>
+          <w:sz w:val="22"/>
+          <w:szCs w:val="22"/>
+        </w:rPr>
+        <w:t xml:space="preserve">Touchez le bouton Partager (le carré surmonté d'une flèche vers le haut).</w:t>
+      </w:r>
+    </w:p>
+    <w:p>
+      <w:pPr>
+        <w:pStyle w:val="ListParagraph"/>
+        <w:numPr>
+          <w:ilvl w:val="0"/>
+          <w:numId w:val="6"/>
+        </w:numPr>
+        <w:spacing w:after="40"/>
+      </w:pPr>
+      <w:r>
+        <w:rPr>
+          <w:sz w:val="22"/>
+          <w:szCs w:val="22"/>
+        </w:rPr>
+        <w:t xml:space="preserve">Faites défiler, choisissez « Sur l'écran d'accueil », puis « Ajouter ».</w:t>
+      </w:r>
+    </w:p>
+    <w:p>
+      <w:pPr>
+        <w:pStyle w:val="Heading2"/>
+      </w:pPr>
+      <w:r>
+        <w:t xml:space="preserve">Ordinateur (Chrome ou Edge)</w:t>
       </w:r>
     </w:p>
     <w:p>
@@ -797,7 +1037,7 @@
           <w:sz w:val="22"/>
           <w:szCs w:val="22"/>
         </w:rPr>
-        <w:t xml:space="preserve">Sur la fiche d'un coach, cliquez sur « Réserver » : une facture est générée.</w:t>
+        <w:t xml:space="preserve">Ouvrez family.eduweb.ci.</w:t>
       </w:r>
     </w:p>
     <w:p>
@@ -814,7 +1054,7 @@
           <w:sz w:val="22"/>
           <w:szCs w:val="22"/>
         </w:rPr>
-        <w:t xml:space="preserve">Si vous disposez d'un code promo, saisissez-le dans le champ « Code promo » (ex. EDU10, EDU25, EDU50…) : la remise s'applique aussitôt au montant à payer.</w:t>
+        <w:t xml:space="preserve">Cliquez sur l'icône d'installation (un écran avec une flèche, ou ⊕) à droite de la barre d'adresse.</w:t>
       </w:r>
     </w:p>
     <w:p>
@@ -831,7 +1071,19 @@
           <w:sz w:val="22"/>
           <w:szCs w:val="22"/>
         </w:rPr>
-        <w:t xml:space="preserve">Réglez le montant (remisé le cas échéant) via Mobile Money : Wave, Orange Money, MTN MoMo ou Moov Money.</w:t>
+        <w:t xml:space="preserve">Cliquez sur « Installer ».</w:t>
+      </w:r>
+    </w:p>
+    <w:p>
+      <w:pPr>
+        <w:spacing w:after="120"/>
+      </w:pPr>
+      <w:r>
+        <w:rPr>
+          <w:sz w:val="22"/>
+          <w:szCs w:val="22"/>
+        </w:rPr>
+        <w:t xml:space="preserve">Une fois installée, l'icône EduWeb apparaît sur votre écran d'accueil (ou votre bureau) et l'application se met à jour automatiquement à chaque connexion à Internet.</w:t>
       </w:r>
     </w:p>
     <w:p>
@@ -861,7 +1113,15 @@
           <w:sz w:val="21"/>
           <w:szCs w:val="21"/>
         </w:rPr>
-        <w:t xml:space="preserve">Code promo : il donne une réduction immédiate de 10 % à 100 % selon le code. Un même code peut avoir une durée de validité et un nombre d'utilisations limités. Saisissez-le AVANT de payer pour que la remise soit prise en compte.</w:t>
+        <w:t xml:space="preserve">En cas de coupure d'Internet, l'application affiche une page d'attente claire et se recharge automatiquement dès le retour de la connexion. La consultation des pages nécessite une connexion active.</w:t>
+      </w:r>
+    </w:p>
+    <w:p>
+      <w:pPr>
+        <w:pStyle w:val="Heading1"/>
+      </w:pPr>
+      <w:r>
+        <w:t xml:space="preserve">6.  Gérer vos apprenants</w:t>
       </w:r>
     </w:p>
     <w:p>
@@ -873,7 +1133,70 @@
           <w:sz w:val="22"/>
           <w:szCs w:val="22"/>
         </w:rPr>
-        <w:t xml:space="preserve">La mission est créée au statut « en attente » jusqu'à l'acceptation du coach. Vous êtes notifié de sa réponse par SMS (sur votre numéro renseigné) et dans l'application.</w:t>
+        <w:t xml:space="preserve">Depuis votre espace Parent, ajoutez chaque enfant à suivre :</w:t>
+      </w:r>
+    </w:p>
+    <w:p>
+      <w:pPr>
+        <w:pStyle w:val="ListParagraph"/>
+        <w:numPr>
+          <w:ilvl w:val="0"/>
+          <w:numId w:val="2"/>
+        </w:numPr>
+        <w:spacing w:after="40"/>
+      </w:pPr>
+      <w:r>
+        <w:rPr>
+          <w:sz w:val="22"/>
+          <w:szCs w:val="22"/>
+        </w:rPr>
+        <w:t xml:space="preserve">Informations : sexe, âge, localisation (pays, région, commune, quartier).</w:t>
+      </w:r>
+    </w:p>
+    <w:p>
+      <w:pPr>
+        <w:pStyle w:val="ListParagraph"/>
+        <w:numPr>
+          <w:ilvl w:val="0"/>
+          <w:numId w:val="2"/>
+        </w:numPr>
+        <w:spacing w:after="40"/>
+      </w:pPr>
+      <w:r>
+        <w:rPr>
+          <w:sz w:val="22"/>
+          <w:szCs w:val="22"/>
+        </w:rPr>
+        <w:t xml:space="preserve">Scolarité : cycle (préscolaire, primaire, secondaire) et niveau.</w:t>
+      </w:r>
+    </w:p>
+    <w:p>
+      <w:pPr>
+        <w:pStyle w:val="ListParagraph"/>
+        <w:numPr>
+          <w:ilvl w:val="0"/>
+          <w:numId w:val="2"/>
+        </w:numPr>
+        <w:spacing w:after="40"/>
+      </w:pPr>
+      <w:r>
+        <w:rPr>
+          <w:sz w:val="22"/>
+          <w:szCs w:val="22"/>
+        </w:rPr>
+        <w:t xml:space="preserve">Besoins : disciplines à renforcer, nombre d'heures par semaine et mode (présentiel, visio ou hybride).</w:t>
+      </w:r>
+    </w:p>
+    <w:p>
+      <w:pPr>
+        <w:spacing w:after="120"/>
+      </w:pPr>
+      <w:r>
+        <w:rPr>
+          <w:sz w:val="22"/>
+          <w:szCs w:val="22"/>
+        </w:rPr>
+        <w:t xml:space="preserve">Vous pouvez modifier les besoins d'un apprenant à tout moment.</w:t>
       </w:r>
     </w:p>
     <w:p>
@@ -881,41 +1204,70 @@
         <w:pStyle w:val="Heading1"/>
       </w:pPr>
       <w:r>
-        <w:t xml:space="preserve">9.  Suivre les missions et évaluer le coach</w:t>
-      </w:r>
-    </w:p>
-    <w:p>
-      <w:pPr>
-        <w:pStyle w:val="ListParagraph"/>
-        <w:numPr>
-          <w:ilvl w:val="0"/>
-          <w:numId w:val="3"/>
-        </w:numPr>
-        <w:spacing w:after="40"/>
-      </w:pPr>
-      <w:r>
-        <w:rPr>
-          <w:sz w:val="22"/>
-          <w:szCs w:val="22"/>
-        </w:rPr>
-        <w:t xml:space="preserve">La rubrique Missions affiche le statut de chaque réservation (en attente, active, refusée).</w:t>
-      </w:r>
-    </w:p>
-    <w:p>
-      <w:pPr>
-        <w:pStyle w:val="ListParagraph"/>
-        <w:numPr>
-          <w:ilvl w:val="0"/>
-          <w:numId w:val="3"/>
-        </w:numPr>
-        <w:spacing w:after="40"/>
-      </w:pPr>
-      <w:r>
-        <w:rPr>
-          <w:sz w:val="22"/>
-          <w:szCs w:val="22"/>
-        </w:rPr>
-        <w:t xml:space="preserve">À l'issue d'une mission, laissez un avis et une note au coach.</w:t>
+        <w:t xml:space="preserve">7.  Rechercher un coach</w:t>
+      </w:r>
+    </w:p>
+    <w:p>
+      <w:pPr>
+        <w:spacing w:after="120"/>
+      </w:pPr>
+      <w:r>
+        <w:rPr>
+          <w:sz w:val="22"/>
+          <w:szCs w:val="22"/>
+        </w:rPr>
+        <w:t xml:space="preserve">Depuis la fiche d'un apprenant, cliquez sur « Rechercher un coach ». La recherche porte sur le ou les besoins renseignés.</w:t>
+      </w:r>
+    </w:p>
+    <w:p>
+      <w:pPr>
+        <w:pStyle w:val="ListParagraph"/>
+        <w:numPr>
+          <w:ilvl w:val="0"/>
+          <w:numId w:val="2"/>
+        </w:numPr>
+        <w:spacing w:after="40"/>
+      </w:pPr>
+      <w:r>
+        <w:rPr>
+          <w:sz w:val="22"/>
+          <w:szCs w:val="22"/>
+        </w:rPr>
+        <w:t xml:space="preserve">La position reste libre par défaut (la visio étant possible).</w:t>
+      </w:r>
+    </w:p>
+    <w:p>
+      <w:pPr>
+        <w:pStyle w:val="ListParagraph"/>
+        <w:numPr>
+          <w:ilvl w:val="0"/>
+          <w:numId w:val="2"/>
+        </w:numPr>
+        <w:spacing w:after="40"/>
+      </w:pPr>
+      <w:r>
+        <w:rPr>
+          <w:sz w:val="22"/>
+          <w:szCs w:val="22"/>
+        </w:rPr>
+        <w:t xml:space="preserve">Elle ne devient un critère de proximité que si le besoin est demandé exclusivement en présentiel.</w:t>
+      </w:r>
+    </w:p>
+    <w:p>
+      <w:pPr>
+        <w:pStyle w:val="ListParagraph"/>
+        <w:numPr>
+          <w:ilvl w:val="0"/>
+          <w:numId w:val="2"/>
+        </w:numPr>
+        <w:spacing w:after="40"/>
+      </w:pPr>
+      <w:r>
+        <w:rPr>
+          <w:sz w:val="22"/>
+          <w:szCs w:val="22"/>
+        </w:rPr>
+        <w:t xml:space="preserve">Sur la carte, votre position et celle des coachs s'affichent, avec la distance.</w:t>
       </w:r>
     </w:p>
     <w:p>
@@ -923,41 +1275,117 @@
         <w:pStyle w:val="Heading1"/>
       </w:pPr>
       <w:r>
-        <w:t xml:space="preserve">10.  Échanger par messagerie</w:t>
-      </w:r>
-    </w:p>
-    <w:p>
-      <w:pPr>
-        <w:pStyle w:val="ListParagraph"/>
-        <w:numPr>
-          <w:ilvl w:val="0"/>
-          <w:numId w:val="3"/>
-        </w:numPr>
-        <w:spacing w:after="40"/>
-      </w:pPr>
-      <w:r>
-        <w:rPr>
-          <w:sz w:val="22"/>
-          <w:szCs w:val="22"/>
-        </w:rPr>
-        <w:t xml:space="preserve">L'icône de message (en-tête) ouvre la messagerie : écrivez à votre coach (après réservation) et au Support EduWeb.</w:t>
-      </w:r>
-    </w:p>
-    <w:p>
-      <w:pPr>
-        <w:pStyle w:val="ListParagraph"/>
-        <w:numPr>
-          <w:ilvl w:val="0"/>
-          <w:numId w:val="3"/>
-        </w:numPr>
-        <w:spacing w:after="40"/>
-      </w:pPr>
-      <w:r>
-        <w:rPr>
-          <w:sz w:val="22"/>
-          <w:szCs w:val="22"/>
-        </w:rPr>
-        <w:t xml:space="preserve">Pièces jointes : 1 Mo maximum par fichier. Un badge signale les messages non lus.</w:t>
+        <w:t xml:space="preserve">8.  Comprendre les tarifs</w:t>
+      </w:r>
+    </w:p>
+    <w:p>
+      <w:pPr>
+        <w:pStyle w:val="ListParagraph"/>
+        <w:numPr>
+          <w:ilvl w:val="0"/>
+          <w:numId w:val="2"/>
+        </w:numPr>
+        <w:spacing w:after="40"/>
+      </w:pPr>
+      <w:r>
+        <w:rPr>
+          <w:sz w:val="22"/>
+          <w:szCs w:val="22"/>
+        </w:rPr>
+        <w:t xml:space="preserve">Montants en FCFA avec l'équivalent en euros (≈ …), taux mis à jour automatiquement.</w:t>
+      </w:r>
+    </w:p>
+    <w:p>
+      <w:pPr>
+        <w:pStyle w:val="ListParagraph"/>
+        <w:numPr>
+          <w:ilvl w:val="0"/>
+          <w:numId w:val="2"/>
+        </w:numPr>
+        <w:spacing w:after="40"/>
+      </w:pPr>
+      <w:r>
+        <w:rPr>
+          <w:sz w:val="22"/>
+          <w:szCs w:val="22"/>
+        </w:rPr>
+        <w:t xml:space="preserve">Engagement mensuel minimal : 12 h/mois (préscolaire et primaire), 16 h/mois (secondaire).</w:t>
+      </w:r>
+    </w:p>
+    <w:p>
+      <w:pPr>
+        <w:pStyle w:val="ListParagraph"/>
+        <w:numPr>
+          <w:ilvl w:val="0"/>
+          <w:numId w:val="2"/>
+        </w:numPr>
+        <w:spacing w:after="40"/>
+      </w:pPr>
+      <w:r>
+        <w:rPr>
+          <w:sz w:val="22"/>
+          <w:szCs w:val="22"/>
+        </w:rPr>
+        <w:t xml:space="preserve">Facture mensuelle = tarif horaire du coach × engagement.</w:t>
+      </w:r>
+    </w:p>
+    <w:p>
+      <w:pPr>
+        <w:pStyle w:val="Heading1"/>
+      </w:pPr>
+      <w:r>
+        <w:t xml:space="preserve">9.  Réserver et payer</w:t>
+      </w:r>
+    </w:p>
+    <w:p>
+      <w:pPr>
+        <w:pStyle w:val="ListParagraph"/>
+        <w:numPr>
+          <w:ilvl w:val="0"/>
+          <w:numId w:val="8"/>
+        </w:numPr>
+        <w:spacing w:after="40"/>
+      </w:pPr>
+      <w:r>
+        <w:rPr>
+          <w:sz w:val="22"/>
+          <w:szCs w:val="22"/>
+        </w:rPr>
+        <w:t xml:space="preserve">Sur la fiche d'un coach, cliquez sur « Réserver » : une facture est générée.</w:t>
+      </w:r>
+    </w:p>
+    <w:p>
+      <w:pPr>
+        <w:pStyle w:val="ListParagraph"/>
+        <w:numPr>
+          <w:ilvl w:val="0"/>
+          <w:numId w:val="8"/>
+        </w:numPr>
+        <w:spacing w:after="40"/>
+      </w:pPr>
+      <w:r>
+        <w:rPr>
+          <w:sz w:val="22"/>
+          <w:szCs w:val="22"/>
+        </w:rPr>
+        <w:t xml:space="preserve">Si vous disposez d'un code promo, saisissez-le dans le champ « Code promo » (ex. EDU10, EDU25, EDU50…) : la remise s'applique aussitôt au montant à payer.</w:t>
+      </w:r>
+    </w:p>
+    <w:p>
+      <w:pPr>
+        <w:pStyle w:val="ListParagraph"/>
+        <w:numPr>
+          <w:ilvl w:val="0"/>
+          <w:numId w:val="8"/>
+        </w:numPr>
+        <w:spacing w:after="40"/>
+      </w:pPr>
+      <w:r>
+        <w:rPr>
+          <w:sz w:val="22"/>
+          <w:szCs w:val="22"/>
+        </w:rPr>
+        <w:t xml:space="preserve">Réglez le montant (remisé le cas échéant) via Mobile Money : Wave, Orange Money, MTN MoMo ou Moov Money.</w:t>
       </w:r>
     </w:p>
     <w:p>
@@ -987,6 +1415,132 @@
           <w:sz w:val="21"/>
           <w:szCs w:val="21"/>
         </w:rPr>
+        <w:t xml:space="preserve">Code promo : il donne une réduction immédiate de 10 % à 100 % selon le code. Un même code peut avoir une durée de validité et un nombre d'utilisations limités. Saisissez-le AVANT de payer pour que la remise soit prise en compte.</w:t>
+      </w:r>
+    </w:p>
+    <w:p>
+      <w:pPr>
+        <w:spacing w:after="120"/>
+      </w:pPr>
+      <w:r>
+        <w:rPr>
+          <w:sz w:val="22"/>
+          <w:szCs w:val="22"/>
+        </w:rPr>
+        <w:t xml:space="preserve">La mission est créée au statut « en attente » jusqu'à l'acceptation du coach. Vous êtes notifié de sa réponse par SMS (sur votre numéro renseigné) et dans l'application.</w:t>
+      </w:r>
+    </w:p>
+    <w:p>
+      <w:pPr>
+        <w:pStyle w:val="Heading1"/>
+      </w:pPr>
+      <w:r>
+        <w:t xml:space="preserve">10.  Suivre les missions et évaluer le coach</w:t>
+      </w:r>
+    </w:p>
+    <w:p>
+      <w:pPr>
+        <w:pStyle w:val="ListParagraph"/>
+        <w:numPr>
+          <w:ilvl w:val="0"/>
+          <w:numId w:val="2"/>
+        </w:numPr>
+        <w:spacing w:after="40"/>
+      </w:pPr>
+      <w:r>
+        <w:rPr>
+          <w:sz w:val="22"/>
+          <w:szCs w:val="22"/>
+        </w:rPr>
+        <w:t xml:space="preserve">La rubrique Missions affiche le statut de chaque réservation (en attente, active, refusée).</w:t>
+      </w:r>
+    </w:p>
+    <w:p>
+      <w:pPr>
+        <w:pStyle w:val="ListParagraph"/>
+        <w:numPr>
+          <w:ilvl w:val="0"/>
+          <w:numId w:val="2"/>
+        </w:numPr>
+        <w:spacing w:after="40"/>
+      </w:pPr>
+      <w:r>
+        <w:rPr>
+          <w:sz w:val="22"/>
+          <w:szCs w:val="22"/>
+        </w:rPr>
+        <w:t xml:space="preserve">À l'issue d'une mission, laissez un avis et une note au coach.</w:t>
+      </w:r>
+    </w:p>
+    <w:p>
+      <w:pPr>
+        <w:pStyle w:val="Heading1"/>
+      </w:pPr>
+      <w:r>
+        <w:t xml:space="preserve">11.  Échanger par messagerie</w:t>
+      </w:r>
+    </w:p>
+    <w:p>
+      <w:pPr>
+        <w:pStyle w:val="ListParagraph"/>
+        <w:numPr>
+          <w:ilvl w:val="0"/>
+          <w:numId w:val="2"/>
+        </w:numPr>
+        <w:spacing w:after="40"/>
+      </w:pPr>
+      <w:r>
+        <w:rPr>
+          <w:sz w:val="22"/>
+          <w:szCs w:val="22"/>
+        </w:rPr>
+        <w:t xml:space="preserve">L'icône de message (en-tête) ouvre la messagerie : écrivez à votre coach (après réservation) et au Support EduWeb.</w:t>
+      </w:r>
+    </w:p>
+    <w:p>
+      <w:pPr>
+        <w:pStyle w:val="ListParagraph"/>
+        <w:numPr>
+          <w:ilvl w:val="0"/>
+          <w:numId w:val="2"/>
+        </w:numPr>
+        <w:spacing w:after="40"/>
+      </w:pPr>
+      <w:r>
+        <w:rPr>
+          <w:sz w:val="22"/>
+          <w:szCs w:val="22"/>
+        </w:rPr>
+        <w:t xml:space="preserve">Pièces jointes : 1 Mo maximum par fichier. Un badge signale les messages non lus.</w:t>
+      </w:r>
+    </w:p>
+    <w:p>
+      <w:pPr>
+        <w:pBdr>
+          <w:top w:val="single" w:color="E8F5EC" w:sz="2" w:space="6"/>
+          <w:bottom w:val="single" w:color="E8F5EC" w:sz="2" w:space="6"/>
+          <w:left w:val="single" w:color="1E9E57" w:sz="18" w:space="10"/>
+          <w:right w:val="single" w:color="E8F5EC" w:sz="2" w:space="6"/>
+        </w:pBdr>
+        <w:shd w:fill="E8F5EC" w:color="auto" w:val="clear"/>
+        <w:spacing w:after="140" w:before="80"/>
+      </w:pPr>
+      <w:r>
+        <w:rPr>
+          <w:b/>
+          <w:bCs/>
+          <w:color w:val="1E9E57"/>
+          <w:sz w:val="21"/>
+          <w:szCs w:val="21"/>
+        </w:rPr>
+        <w:t xml:space="preserve">À noter — </w:t>
+      </w:r>
+      <w:r>
+        <w:rPr>
+          <w:color w:val="1A3A28"/>
+          <w:sz w:val="21"/>
+          <w:szCs w:val="21"/>
+        </w:rPr>
         <w:t xml:space="preserve">Les pièces jointes sont automatiquement supprimées après 1 mois (le texte des messages est conservé). Enregistrez hors de la plateforme un document important.</w:t>
       </w:r>
     </w:p>
@@ -995,7 +1549,7 @@
         <w:pStyle w:val="Heading1"/>
       </w:pPr>
       <w:r>
-        <w:t xml:space="preserve">11.  Parrainage &amp; gains</w:t>
+        <w:t xml:space="preserve">12.  Parrainage &amp; gains</w:t>
       </w:r>
     </w:p>
     <w:p>
@@ -1015,7 +1569,7 @@
         <w:pStyle w:val="ListParagraph"/>
         <w:numPr>
           <w:ilvl w:val="0"/>
-          <w:numId w:val="3"/>
+          <w:numId w:val="2"/>
         </w:numPr>
         <w:spacing w:after="40"/>
       </w:pPr>
@@ -1032,7 +1586,7 @@
         <w:pStyle w:val="ListParagraph"/>
         <w:numPr>
           <w:ilvl w:val="0"/>
-          <w:numId w:val="3"/>
+          <w:numId w:val="2"/>
         </w:numPr>
         <w:spacing w:after="40"/>
       </w:pPr>
@@ -1049,7 +1603,7 @@
         <w:pStyle w:val="ListParagraph"/>
         <w:numPr>
           <w:ilvl w:val="0"/>
-          <w:numId w:val="3"/>
+          <w:numId w:val="2"/>
         </w:numPr>
         <w:spacing w:after="40"/>
       </w:pPr>
@@ -1066,7 +1620,7 @@
         <w:pStyle w:val="Heading1"/>
       </w:pPr>
       <w:r>
-        <w:t xml:space="preserve">12.  Espace de jeu (accueil)</w:t>
+        <w:t xml:space="preserve">13.  Espace de jeu (accueil)</w:t>
       </w:r>
     </w:p>
     <w:p>
@@ -1086,7 +1640,7 @@
         <w:pStyle w:val="ListParagraph"/>
         <w:numPr>
           <w:ilvl w:val="0"/>
-          <w:numId w:val="3"/>
+          <w:numId w:val="2"/>
         </w:numPr>
         <w:spacing w:after="40"/>
       </w:pPr>
@@ -1103,7 +1657,7 @@
         <w:pStyle w:val="ListParagraph"/>
         <w:numPr>
           <w:ilvl w:val="0"/>
-          <w:numId w:val="3"/>
+          <w:numId w:val="2"/>
         </w:numPr>
         <w:spacing w:after="40"/>
       </w:pPr>
@@ -1120,7 +1674,7 @@
         <w:pStyle w:val="ListParagraph"/>
         <w:numPr>
           <w:ilvl w:val="0"/>
-          <w:numId w:val="3"/>
+          <w:numId w:val="2"/>
         </w:numPr>
         <w:spacing w:after="40"/>
       </w:pPr>
@@ -1137,7 +1691,7 @@
         <w:pStyle w:val="ListParagraph"/>
         <w:numPr>
           <w:ilvl w:val="0"/>
-          <w:numId w:val="3"/>
+          <w:numId w:val="2"/>
         </w:numPr>
         <w:spacing w:after="40"/>
       </w:pPr>
@@ -1154,15 +1708,15 @@
         <w:pStyle w:val="Heading1"/>
       </w:pPr>
       <w:r>
-        <w:t xml:space="preserve">13.  Sécurité &amp; assistance</w:t>
-      </w:r>
-    </w:p>
-    <w:p>
-      <w:pPr>
-        <w:pStyle w:val="ListParagraph"/>
-        <w:numPr>
-          <w:ilvl w:val="0"/>
-          <w:numId w:val="3"/>
+        <w:t xml:space="preserve">14.  Sécurité &amp; assistance</w:t>
+      </w:r>
+    </w:p>
+    <w:p>
+      <w:pPr>
+        <w:pStyle w:val="ListParagraph"/>
+        <w:numPr>
+          <w:ilvl w:val="0"/>
+          <w:numId w:val="2"/>
         </w:numPr>
         <w:spacing w:after="40"/>
       </w:pPr>
@@ -1179,7 +1733,7 @@
         <w:pStyle w:val="ListParagraph"/>
         <w:numPr>
           <w:ilvl w:val="0"/>
-          <w:numId w:val="3"/>
+          <w:numId w:val="2"/>
         </w:numPr>
         <w:spacing w:after="40"/>
       </w:pPr>
@@ -1499,6 +2053,18 @@
       </w:pPr>
     </w:lvl>
   </w:abstractNum>
+  <w:abstractNum w:abstractNumId="8" w15:restartNumberingAfterBreak="0">
+    <w:multiLevelType w:val="hybridMultilevel"/>
+    <w:lvl w:ilvl="0" w15:tentative="1">
+      <w:start w:val="1"/>
+      <w:numFmt w:val="decimal"/>
+      <w:lvlText w:val="%1."/>
+      <w:lvlJc w:val="left"/>
+      <w:pPr>
+        <w:ind w:left="540" w:hanging="300"/>
+      </w:pPr>
+    </w:lvl>
+  </w:abstractNum>
   <w:num w:numId="1">
     <w:abstractNumId w:val="1"/>
     <w:lvlOverride w:ilvl="0">
@@ -1506,13 +2072,13 @@
     </w:lvlOverride>
   </w:num>
   <w:num w:numId="2">
-    <w:abstractNumId w:val="3"/>
+    <w:abstractNumId w:val="2"/>
     <w:lvlOverride w:ilvl="0">
       <w:startOverride w:val="1"/>
     </w:lvlOverride>
   </w:num>
   <w:num w:numId="3">
-    <w:abstractNumId w:val="2"/>
+    <w:abstractNumId w:val="3"/>
     <w:lvlOverride w:ilvl="0">
       <w:startOverride w:val="1"/>
     </w:lvlOverride>
@@ -1537,6 +2103,12 @@
   </w:num>
   <w:num w:numId="7">
     <w:abstractNumId w:val="7"/>
+    <w:lvlOverride w:ilvl="0">
+      <w:startOverride w:val="1"/>
+    </w:lvlOverride>
+  </w:num>
+  <w:num w:numId="8">
+    <w:abstractNumId w:val="8"/>
     <w:lvlOverride w:ilvl="0">
       <w:startOverride w:val="1"/>
     </w:lvlOverride>

--- a/guides/Guide-Parent-EduWeb.docx
+++ b/guides/Guide-Parent-EduWeb.docx
@@ -936,7 +936,7 @@
           <w:sz w:val="22"/>
           <w:szCs w:val="22"/>
         </w:rPr>
-        <w:t xml:space="preserve">Touchez la bannière « Installer l'application » si elle apparaît ; sinon, ouvrez le menu ⋮ (en haut à droite).</w:t>
+        <w:t xml:space="preserve">Touchez la bannière « Installer l'application » si elle apparaît ; sinon, ouvrez le menu (les trois petits points alignés, en haut à droite).</w:t>
       </w:r>
     </w:p>
     <w:p>
@@ -1054,7 +1054,7 @@
           <w:sz w:val="22"/>
           <w:szCs w:val="22"/>
         </w:rPr>
-        <w:t xml:space="preserve">Cliquez sur l'icône d'installation (un écran avec une flèche, ou ⊕) à droite de la barre d'adresse.</w:t>
+        <w:t xml:space="preserve">Cliquez sur la petite icône d'installation (un écran avec une flèche vers le bas), à droite de la barre d'adresse (la barre, en haut, où l'on écrit l'adresse du site).</w:t>
       </w:r>
     </w:p>
     <w:p>
@@ -1133,58 +1133,181 @@
           <w:sz w:val="22"/>
           <w:szCs w:val="22"/>
         </w:rPr>
-        <w:t xml:space="preserve">Depuis votre espace Parent, ajoutez chaque enfant à suivre :</w:t>
-      </w:r>
-    </w:p>
-    <w:p>
-      <w:pPr>
-        <w:pStyle w:val="ListParagraph"/>
-        <w:numPr>
-          <w:ilvl w:val="0"/>
-          <w:numId w:val="2"/>
-        </w:numPr>
-        <w:spacing w:after="40"/>
-      </w:pPr>
-      <w:r>
-        <w:rPr>
-          <w:sz w:val="22"/>
-          <w:szCs w:val="22"/>
-        </w:rPr>
-        <w:t xml:space="preserve">Informations : sexe, âge, localisation (pays, région, commune, quartier).</w:t>
-      </w:r>
-    </w:p>
-    <w:p>
-      <w:pPr>
-        <w:pStyle w:val="ListParagraph"/>
-        <w:numPr>
-          <w:ilvl w:val="0"/>
-          <w:numId w:val="2"/>
-        </w:numPr>
-        <w:spacing w:after="40"/>
-      </w:pPr>
-      <w:r>
-        <w:rPr>
-          <w:sz w:val="22"/>
-          <w:szCs w:val="22"/>
-        </w:rPr>
-        <w:t xml:space="preserve">Scolarité : cycle (préscolaire, primaire, secondaire) et niveau.</w:t>
-      </w:r>
-    </w:p>
-    <w:p>
-      <w:pPr>
-        <w:pStyle w:val="ListParagraph"/>
-        <w:numPr>
-          <w:ilvl w:val="0"/>
-          <w:numId w:val="2"/>
-        </w:numPr>
-        <w:spacing w:after="40"/>
-      </w:pPr>
-      <w:r>
-        <w:rPr>
-          <w:sz w:val="22"/>
-          <w:szCs w:val="22"/>
-        </w:rPr>
-        <w:t xml:space="preserve">Besoins : disciplines à renforcer, nombre d'heures par semaine et mode (présentiel, visio ou hybride).</w:t>
+        <w:t xml:space="preserve">Un « apprenant », c'est l'enfant que vous souhaitez faire suivre. Vous pouvez en enregistrer plusieurs.</w:t>
+      </w:r>
+    </w:p>
+    <w:p>
+      <w:pPr>
+        <w:pStyle w:val="ListParagraph"/>
+        <w:numPr>
+          <w:ilvl w:val="0"/>
+          <w:numId w:val="8"/>
+        </w:numPr>
+        <w:spacing w:after="40"/>
+      </w:pPr>
+      <w:r>
+        <w:rPr>
+          <w:sz w:val="22"/>
+          <w:szCs w:val="22"/>
+        </w:rPr>
+        <w:t xml:space="preserve">Dans votre espace, appuyez sur « Ajouter un apprenant » (rubrique « Mes apprenants »).</w:t>
+      </w:r>
+    </w:p>
+    <w:p>
+      <w:pPr>
+        <w:pStyle w:val="ListParagraph"/>
+        <w:numPr>
+          <w:ilvl w:val="0"/>
+          <w:numId w:val="8"/>
+        </w:numPr>
+        <w:spacing w:after="40"/>
+      </w:pPr>
+      <w:r>
+        <w:rPr>
+          <w:sz w:val="22"/>
+          <w:szCs w:val="22"/>
+        </w:rPr>
+        <w:t xml:space="preserve">Renseignez ses informations : sexe, âge, et sa localisation (pays, région, commune, quartier).</w:t>
+      </w:r>
+    </w:p>
+    <w:p>
+      <w:pPr>
+        <w:pStyle w:val="ListParagraph"/>
+        <w:numPr>
+          <w:ilvl w:val="0"/>
+          <w:numId w:val="8"/>
+        </w:numPr>
+        <w:spacing w:after="40"/>
+      </w:pPr>
+      <w:r>
+        <w:rPr>
+          <w:sz w:val="22"/>
+          <w:szCs w:val="22"/>
+        </w:rPr>
+        <w:t xml:space="preserve">Indiquez sa scolarité : le cycle (préscolaire, primaire ou secondaire) et le niveau (par exemple CP1, 6e, Terminale).</w:t>
+      </w:r>
+    </w:p>
+    <w:p>
+      <w:pPr>
+        <w:pStyle w:val="ListParagraph"/>
+        <w:numPr>
+          <w:ilvl w:val="0"/>
+          <w:numId w:val="8"/>
+        </w:numPr>
+        <w:spacing w:after="40"/>
+      </w:pPr>
+      <w:r>
+        <w:rPr>
+          <w:sz w:val="22"/>
+          <w:szCs w:val="22"/>
+        </w:rPr>
+        <w:t xml:space="preserve">Décrivez ses besoins : la ou les matières à renforcer, le nombre d'heures par semaine, et le mode souhaité.</w:t>
+      </w:r>
+    </w:p>
+    <w:p>
+      <w:pPr>
+        <w:pStyle w:val="ListParagraph"/>
+        <w:numPr>
+          <w:ilvl w:val="0"/>
+          <w:numId w:val="8"/>
+        </w:numPr>
+        <w:spacing w:after="40"/>
+      </w:pPr>
+      <w:r>
+        <w:rPr>
+          <w:sz w:val="22"/>
+          <w:szCs w:val="22"/>
+        </w:rPr>
+        <w:t xml:space="preserve">Enregistrez.</w:t>
+      </w:r>
+    </w:p>
+    <w:p>
+      <w:pPr>
+        <w:pStyle w:val="ListParagraph"/>
+        <w:numPr>
+          <w:ilvl w:val="0"/>
+          <w:numId w:val="2"/>
+        </w:numPr>
+        <w:spacing w:after="40"/>
+      </w:pPr>
+      <w:r>
+        <w:rPr>
+          <w:sz w:val="22"/>
+          <w:szCs w:val="22"/>
+        </w:rPr>
+        <w:t xml:space="preserve">Présentiel : le coach se déplace (ou l'enfant va chez lui).</w:t>
+      </w:r>
+    </w:p>
+    <w:p>
+      <w:pPr>
+        <w:pStyle w:val="ListParagraph"/>
+        <w:numPr>
+          <w:ilvl w:val="0"/>
+          <w:numId w:val="2"/>
+        </w:numPr>
+        <w:spacing w:after="40"/>
+      </w:pPr>
+      <w:r>
+        <w:rPr>
+          <w:sz w:val="22"/>
+          <w:szCs w:val="22"/>
+        </w:rPr>
+        <w:t xml:space="preserve">Visio : les cours se font à distance, par appel vidéo.</w:t>
+      </w:r>
+    </w:p>
+    <w:p>
+      <w:pPr>
+        <w:pStyle w:val="ListParagraph"/>
+        <w:numPr>
+          <w:ilvl w:val="0"/>
+          <w:numId w:val="2"/>
+        </w:numPr>
+        <w:spacing w:after="40"/>
+      </w:pPr>
+      <w:r>
+        <w:rPr>
+          <w:sz w:val="22"/>
+          <w:szCs w:val="22"/>
+        </w:rPr>
+        <w:t xml:space="preserve">Hybride : un mélange des deux.</w:t>
+      </w:r>
+    </w:p>
+    <w:p>
+      <w:pPr>
+        <w:pBdr>
+          <w:top w:val="single" w:color="EAF3FB" w:sz="2" w:space="6"/>
+          <w:bottom w:val="single" w:color="EAF3FB" w:sz="2" w:space="6"/>
+          <w:left w:val="single" w:color="2A77C6" w:sz="18" w:space="10"/>
+          <w:right w:val="single" w:color="EAF3FB" w:sz="2" w:space="6"/>
+        </w:pBdr>
+        <w:shd w:fill="EAF3FB" w:color="auto" w:val="clear"/>
+        <w:spacing w:after="140" w:before="80"/>
+      </w:pPr>
+      <w:r>
+        <w:rPr>
+          <w:b/>
+          <w:bCs/>
+          <w:color w:val="2A77C6"/>
+          <w:sz w:val="21"/>
+          <w:szCs w:val="21"/>
+        </w:rPr>
+        <w:t xml:space="preserve">Astuce — </w:t>
+      </w:r>
+      <w:r>
+        <w:rPr>
+          <w:color w:val="1B3A57"/>
+          <w:sz w:val="21"/>
+          <w:szCs w:val="21"/>
+        </w:rPr>
+        <w:t xml:space="preserve">Rien n'est définitif : vous pouvez modifier les informations et les besoins d'un apprenant à tout moment.</w:t>
+      </w:r>
+    </w:p>
+    <w:p>
+      <w:pPr>
+        <w:pStyle w:val="Heading1"/>
+      </w:pPr>
+      <w:r>
+        <w:t xml:space="preserve">7.  Rechercher un coach</w:t>
       </w:r>
     </w:p>
     <w:p>
@@ -1196,7 +1319,109 @@
           <w:sz w:val="22"/>
           <w:szCs w:val="22"/>
         </w:rPr>
-        <w:t xml:space="preserve">Vous pouvez modifier les besoins d'un apprenant à tout moment.</w:t>
+        <w:t xml:space="preserve">Un « coach » est un enseignant vérifié qui accompagnera votre enfant. La recherche part des besoins que vous avez indiqués.</w:t>
+      </w:r>
+    </w:p>
+    <w:p>
+      <w:pPr>
+        <w:pStyle w:val="ListParagraph"/>
+        <w:numPr>
+          <w:ilvl w:val="0"/>
+          <w:numId w:val="9"/>
+        </w:numPr>
+        <w:spacing w:after="40"/>
+      </w:pPr>
+      <w:r>
+        <w:rPr>
+          <w:sz w:val="22"/>
+          <w:szCs w:val="22"/>
+        </w:rPr>
+        <w:t xml:space="preserve">Ouvrez la fiche de votre apprenant.</w:t>
+      </w:r>
+    </w:p>
+    <w:p>
+      <w:pPr>
+        <w:pStyle w:val="ListParagraph"/>
+        <w:numPr>
+          <w:ilvl w:val="0"/>
+          <w:numId w:val="9"/>
+        </w:numPr>
+        <w:spacing w:after="40"/>
+      </w:pPr>
+      <w:r>
+        <w:rPr>
+          <w:sz w:val="22"/>
+          <w:szCs w:val="22"/>
+        </w:rPr>
+        <w:t xml:space="preserve">Appuyez sur « Rechercher un coach ».</w:t>
+      </w:r>
+    </w:p>
+    <w:p>
+      <w:pPr>
+        <w:pStyle w:val="ListParagraph"/>
+        <w:numPr>
+          <w:ilvl w:val="0"/>
+          <w:numId w:val="9"/>
+        </w:numPr>
+        <w:spacing w:after="40"/>
+      </w:pPr>
+      <w:r>
+        <w:rPr>
+          <w:sz w:val="22"/>
+          <w:szCs w:val="22"/>
+        </w:rPr>
+        <w:t xml:space="preserve">La liste des coachs adaptés s'affiche, accompagnée d'une carte.</w:t>
+      </w:r>
+    </w:p>
+    <w:p>
+      <w:pPr>
+        <w:pStyle w:val="ListParagraph"/>
+        <w:numPr>
+          <w:ilvl w:val="0"/>
+          <w:numId w:val="2"/>
+        </w:numPr>
+        <w:spacing w:after="40"/>
+      </w:pPr>
+      <w:r>
+        <w:rPr>
+          <w:sz w:val="22"/>
+          <w:szCs w:val="22"/>
+        </w:rPr>
+        <w:t xml:space="preserve">Par défaut, la distance n'est pas un obstacle : la visio permet d'être suivi de partout.</w:t>
+      </w:r>
+    </w:p>
+    <w:p>
+      <w:pPr>
+        <w:pStyle w:val="ListParagraph"/>
+        <w:numPr>
+          <w:ilvl w:val="0"/>
+          <w:numId w:val="2"/>
+        </w:numPr>
+        <w:spacing w:after="40"/>
+      </w:pPr>
+      <w:r>
+        <w:rPr>
+          <w:sz w:val="22"/>
+          <w:szCs w:val="22"/>
+        </w:rPr>
+        <w:t xml:space="preserve">La proximité ne compte que si vous avez demandé un besoin uniquement en présentiel.</w:t>
+      </w:r>
+    </w:p>
+    <w:p>
+      <w:pPr>
+        <w:pStyle w:val="ListParagraph"/>
+        <w:numPr>
+          <w:ilvl w:val="0"/>
+          <w:numId w:val="2"/>
+        </w:numPr>
+        <w:spacing w:after="40"/>
+      </w:pPr>
+      <w:r>
+        <w:rPr>
+          <w:sz w:val="22"/>
+          <w:szCs w:val="22"/>
+        </w:rPr>
+        <w:t xml:space="preserve">Sur la carte, votre position et celle des coachs apparaissent, avec la distance qui vous sépare.</w:t>
       </w:r>
     </w:p>
     <w:p>
@@ -1204,7 +1429,7 @@
         <w:pStyle w:val="Heading1"/>
       </w:pPr>
       <w:r>
-        <w:t xml:space="preserve">7.  Rechercher un coach</w:t>
+        <w:t xml:space="preserve">8.  Comprendre les tarifs</w:t>
       </w:r>
     </w:p>
     <w:p>
@@ -1216,58 +1441,88 @@
           <w:sz w:val="22"/>
           <w:szCs w:val="22"/>
         </w:rPr>
-        <w:t xml:space="preserve">Depuis la fiche d'un apprenant, cliquez sur « Rechercher un coach ». La recherche porte sur le ou les besoins renseignés.</w:t>
-      </w:r>
-    </w:p>
-    <w:p>
-      <w:pPr>
-        <w:pStyle w:val="ListParagraph"/>
-        <w:numPr>
-          <w:ilvl w:val="0"/>
-          <w:numId w:val="2"/>
-        </w:numPr>
-        <w:spacing w:after="40"/>
-      </w:pPr>
-      <w:r>
-        <w:rPr>
-          <w:sz w:val="22"/>
-          <w:szCs w:val="22"/>
-        </w:rPr>
-        <w:t xml:space="preserve">La position reste libre par défaut (la visio étant possible).</w:t>
-      </w:r>
-    </w:p>
-    <w:p>
-      <w:pPr>
-        <w:pStyle w:val="ListParagraph"/>
-        <w:numPr>
-          <w:ilvl w:val="0"/>
-          <w:numId w:val="2"/>
-        </w:numPr>
-        <w:spacing w:after="40"/>
-      </w:pPr>
-      <w:r>
-        <w:rPr>
-          <w:sz w:val="22"/>
-          <w:szCs w:val="22"/>
-        </w:rPr>
-        <w:t xml:space="preserve">Elle ne devient un critère de proximité que si le besoin est demandé exclusivement en présentiel.</w:t>
-      </w:r>
-    </w:p>
-    <w:p>
-      <w:pPr>
-        <w:pStyle w:val="ListParagraph"/>
-        <w:numPr>
-          <w:ilvl w:val="0"/>
-          <w:numId w:val="2"/>
-        </w:numPr>
-        <w:spacing w:after="40"/>
-      </w:pPr>
-      <w:r>
-        <w:rPr>
-          <w:sz w:val="22"/>
-          <w:szCs w:val="22"/>
-        </w:rPr>
-        <w:t xml:space="preserve">Sur la carte, votre position et celle des coachs s'affichent, avec la distance.</w:t>
+        <w:t xml:space="preserve">Chaque coach fixe lui-même son tarif à l'heure. Voici comment lire les prix :</w:t>
+      </w:r>
+    </w:p>
+    <w:p>
+      <w:pPr>
+        <w:pStyle w:val="ListParagraph"/>
+        <w:numPr>
+          <w:ilvl w:val="0"/>
+          <w:numId w:val="2"/>
+        </w:numPr>
+        <w:spacing w:after="40"/>
+      </w:pPr>
+      <w:r>
+        <w:rPr>
+          <w:sz w:val="22"/>
+          <w:szCs w:val="22"/>
+        </w:rPr>
+        <w:t xml:space="preserve">Les montants sont en FCFA, avec l'équivalent approximatif en euros (≈ …), mis à jour automatiquement.</w:t>
+      </w:r>
+    </w:p>
+    <w:p>
+      <w:pPr>
+        <w:pStyle w:val="ListParagraph"/>
+        <w:numPr>
+          <w:ilvl w:val="0"/>
+          <w:numId w:val="2"/>
+        </w:numPr>
+        <w:spacing w:after="40"/>
+      </w:pPr>
+      <w:r>
+        <w:rPr>
+          <w:sz w:val="22"/>
+          <w:szCs w:val="22"/>
+        </w:rPr>
+        <w:t xml:space="preserve">Il existe un engagement minimum par mois : 12 h/mois au préscolaire et au primaire, 16 h/mois au secondaire.</w:t>
+      </w:r>
+    </w:p>
+    <w:p>
+      <w:pPr>
+        <w:pStyle w:val="ListParagraph"/>
+        <w:numPr>
+          <w:ilvl w:val="0"/>
+          <w:numId w:val="2"/>
+        </w:numPr>
+        <w:spacing w:after="40"/>
+      </w:pPr>
+      <w:r>
+        <w:rPr>
+          <w:sz w:val="22"/>
+          <w:szCs w:val="22"/>
+        </w:rPr>
+        <w:t xml:space="preserve">La facture d'un mois se calcule ainsi : tarif horaire du coach × nombre d'heures d'engagement.</w:t>
+      </w:r>
+    </w:p>
+    <w:p>
+      <w:pPr>
+        <w:pBdr>
+          <w:top w:val="single" w:color="EAF3FB" w:sz="2" w:space="6"/>
+          <w:bottom w:val="single" w:color="EAF3FB" w:sz="2" w:space="6"/>
+          <w:left w:val="single" w:color="2A77C6" w:sz="18" w:space="10"/>
+          <w:right w:val="single" w:color="EAF3FB" w:sz="2" w:space="6"/>
+        </w:pBdr>
+        <w:shd w:fill="EAF3FB" w:color="auto" w:val="clear"/>
+        <w:spacing w:after="140" w:before="80"/>
+      </w:pPr>
+      <w:r>
+        <w:rPr>
+          <w:b/>
+          <w:bCs/>
+          <w:color w:val="2A77C6"/>
+          <w:sz w:val="21"/>
+          <w:szCs w:val="21"/>
+        </w:rPr>
+        <w:t xml:space="preserve">Astuce — </w:t>
+      </w:r>
+      <w:r>
+        <w:rPr>
+          <w:color w:val="1B3A57"/>
+          <w:sz w:val="21"/>
+          <w:szCs w:val="21"/>
+        </w:rPr>
+        <w:t xml:space="preserve">Exemple : un coach à 2 500 FCFA/h, au primaire (12 h/mois), revient à 2 500 × 12 = 30 000 FCFA par mois.</w:t>
       </w:r>
     </w:p>
     <w:p>
@@ -1275,117 +1530,100 @@
         <w:pStyle w:val="Heading1"/>
       </w:pPr>
       <w:r>
-        <w:t xml:space="preserve">8.  Comprendre les tarifs</w:t>
-      </w:r>
-    </w:p>
-    <w:p>
-      <w:pPr>
-        <w:pStyle w:val="ListParagraph"/>
-        <w:numPr>
-          <w:ilvl w:val="0"/>
-          <w:numId w:val="2"/>
-        </w:numPr>
-        <w:spacing w:after="40"/>
-      </w:pPr>
-      <w:r>
-        <w:rPr>
-          <w:sz w:val="22"/>
-          <w:szCs w:val="22"/>
-        </w:rPr>
-        <w:t xml:space="preserve">Montants en FCFA avec l'équivalent en euros (≈ …), taux mis à jour automatiquement.</w:t>
-      </w:r>
-    </w:p>
-    <w:p>
-      <w:pPr>
-        <w:pStyle w:val="ListParagraph"/>
-        <w:numPr>
-          <w:ilvl w:val="0"/>
-          <w:numId w:val="2"/>
-        </w:numPr>
-        <w:spacing w:after="40"/>
-      </w:pPr>
-      <w:r>
-        <w:rPr>
-          <w:sz w:val="22"/>
-          <w:szCs w:val="22"/>
-        </w:rPr>
-        <w:t xml:space="preserve">Engagement mensuel minimal : 12 h/mois (préscolaire et primaire), 16 h/mois (secondaire).</w:t>
-      </w:r>
-    </w:p>
-    <w:p>
-      <w:pPr>
-        <w:pStyle w:val="ListParagraph"/>
-        <w:numPr>
-          <w:ilvl w:val="0"/>
-          <w:numId w:val="2"/>
-        </w:numPr>
-        <w:spacing w:after="40"/>
-      </w:pPr>
-      <w:r>
-        <w:rPr>
-          <w:sz w:val="22"/>
-          <w:szCs w:val="22"/>
-        </w:rPr>
-        <w:t xml:space="preserve">Facture mensuelle = tarif horaire du coach × engagement.</w:t>
-      </w:r>
-    </w:p>
-    <w:p>
-      <w:pPr>
-        <w:pStyle w:val="Heading1"/>
-      </w:pPr>
-      <w:r>
         <w:t xml:space="preserve">9.  Réserver et payer</w:t>
       </w:r>
     </w:p>
     <w:p>
       <w:pPr>
-        <w:pStyle w:val="ListParagraph"/>
-        <w:numPr>
-          <w:ilvl w:val="0"/>
-          <w:numId w:val="8"/>
-        </w:numPr>
-        <w:spacing w:after="40"/>
-      </w:pPr>
-      <w:r>
-        <w:rPr>
-          <w:sz w:val="22"/>
-          <w:szCs w:val="22"/>
-        </w:rPr>
-        <w:t xml:space="preserve">Sur la fiche d'un coach, cliquez sur « Réserver » : une facture est générée.</w:t>
-      </w:r>
-    </w:p>
-    <w:p>
-      <w:pPr>
-        <w:pStyle w:val="ListParagraph"/>
-        <w:numPr>
-          <w:ilvl w:val="0"/>
-          <w:numId w:val="8"/>
-        </w:numPr>
-        <w:spacing w:after="40"/>
-      </w:pPr>
-      <w:r>
-        <w:rPr>
-          <w:sz w:val="22"/>
-          <w:szCs w:val="22"/>
-        </w:rPr>
-        <w:t xml:space="preserve">Si vous disposez d'un code promo, saisissez-le dans le champ « Code promo » (ex. EDU10, EDU25, EDU50…) : la remise s'applique aussitôt au montant à payer.</w:t>
-      </w:r>
-    </w:p>
-    <w:p>
-      <w:pPr>
-        <w:pStyle w:val="ListParagraph"/>
-        <w:numPr>
-          <w:ilvl w:val="0"/>
-          <w:numId w:val="8"/>
-        </w:numPr>
-        <w:spacing w:after="40"/>
-      </w:pPr>
-      <w:r>
-        <w:rPr>
-          <w:sz w:val="22"/>
-          <w:szCs w:val="22"/>
-        </w:rPr>
-        <w:t xml:space="preserve">Réglez le montant (remisé le cas échéant) via Mobile Money : Wave, Orange Money, MTN MoMo ou Moov Money.</w:t>
+        <w:spacing w:after="120"/>
+      </w:pPr>
+      <w:r>
+        <w:rPr>
+          <w:sz w:val="22"/>
+          <w:szCs w:val="22"/>
+        </w:rPr>
+        <w:t xml:space="preserve">« Réserver », c'est retenir un coach pour votre enfant. Le paiement se fait par Mobile Money, comme un transfert d'argent habituel.</w:t>
+      </w:r>
+    </w:p>
+    <w:p>
+      <w:pPr>
+        <w:pStyle w:val="ListParagraph"/>
+        <w:numPr>
+          <w:ilvl w:val="0"/>
+          <w:numId w:val="10"/>
+        </w:numPr>
+        <w:spacing w:after="40"/>
+      </w:pPr>
+      <w:r>
+        <w:rPr>
+          <w:sz w:val="22"/>
+          <w:szCs w:val="22"/>
+        </w:rPr>
+        <w:t xml:space="preserve">Sur la fiche d'un coach, appuyez sur « Réserver » : une facture s'affiche, avec le montant à payer.</w:t>
+      </w:r>
+    </w:p>
+    <w:p>
+      <w:pPr>
+        <w:pStyle w:val="ListParagraph"/>
+        <w:numPr>
+          <w:ilvl w:val="0"/>
+          <w:numId w:val="10"/>
+        </w:numPr>
+        <w:spacing w:after="40"/>
+      </w:pPr>
+      <w:r>
+        <w:rPr>
+          <w:sz w:val="22"/>
+          <w:szCs w:val="22"/>
+        </w:rPr>
+        <w:t xml:space="preserve">Si vous avez un code promo (par exemple EDU10, EDU25, EDU50…), écrivez-le dans la case « Code promo » : la réduction s'applique aussitôt.</w:t>
+      </w:r>
+    </w:p>
+    <w:p>
+      <w:pPr>
+        <w:pStyle w:val="ListParagraph"/>
+        <w:numPr>
+          <w:ilvl w:val="0"/>
+          <w:numId w:val="10"/>
+        </w:numPr>
+        <w:spacing w:after="40"/>
+      </w:pPr>
+      <w:r>
+        <w:rPr>
+          <w:sz w:val="22"/>
+          <w:szCs w:val="22"/>
+        </w:rPr>
+        <w:t xml:space="preserve">Appuyez pour payer, puis réglez le montant via Mobile Money : Wave, Orange Money, MTN MoMo ou Moov Money.</w:t>
+      </w:r>
+    </w:p>
+    <w:p>
+      <w:pPr>
+        <w:pBdr>
+          <w:top w:val="single" w:color="FDF3E6" w:sz="2" w:space="6"/>
+          <w:bottom w:val="single" w:color="FDF3E6" w:sz="2" w:space="6"/>
+          <w:left w:val="single" w:color="C9871C" w:sz="18" w:space="10"/>
+          <w:right w:val="single" w:color="FDF3E6" w:sz="2" w:space="6"/>
+        </w:pBdr>
+        <w:shd w:fill="FDF3E6" w:color="auto" w:val="clear"/>
+        <w:spacing w:after="140" w:before="80"/>
+      </w:pPr>
+      <w:r>
+        <w:rPr>
+          <w:b/>
+          <w:bCs/>
+          <w:color w:val="C9871C"/>
+          <w:sz w:val="21"/>
+          <w:szCs w:val="21"/>
+        </w:rPr>
+        <w:t xml:space="preserve">Attention — </w:t>
+      </w:r>
+      <w:r>
+        <w:rPr>
+          <w:color w:val="5A3D12"/>
+          <w:sz w:val="21"/>
+          <w:szCs w:val="21"/>
+        </w:rPr>
+        <w:t xml:space="preserve">Entrez le code promo AVANT de payer : une fois le paiement fait, la réduction ne peut plus être appliquée.</w:t>
       </w:r>
     </w:p>
     <w:p>
@@ -1415,7 +1653,7 @@
           <w:sz w:val="21"/>
           <w:szCs w:val="21"/>
         </w:rPr>
-        <w:t xml:space="preserve">Code promo : il donne une réduction immédiate de 10 % à 100 % selon le code. Un même code peut avoir une durée de validité et un nombre d'utilisations limités. Saisissez-le AVANT de payer pour que la remise soit prise en compte.</w:t>
+        <w:t xml:space="preserve">Un code promo donne une réduction immédiate de 10 % à 100 % selon le code. Un même code peut avoir une date limite et un nombre d'utilisations limité.</w:t>
       </w:r>
     </w:p>
     <w:p>
@@ -1427,7 +1665,7 @@
           <w:sz w:val="22"/>
           <w:szCs w:val="22"/>
         </w:rPr>
-        <w:t xml:space="preserve">La mission est créée au statut « en attente » jusqu'à l'acceptation du coach. Vous êtes notifié de sa réponse par SMS (sur votre numéro renseigné) et dans l'application.</w:t>
+        <w:t xml:space="preserve">Après le paiement, la mission passe « en attente » jusqu'à ce que le coach l'accepte. Vous êtes prévenu de sa réponse par SMS (sur le numéro que vous avez indiqué) et dans l'application.</w:t>
       </w:r>
     </w:p>
     <w:p>
@@ -1440,36 +1678,48 @@
     </w:p>
     <w:p>
       <w:pPr>
-        <w:pStyle w:val="ListParagraph"/>
-        <w:numPr>
-          <w:ilvl w:val="0"/>
-          <w:numId w:val="2"/>
-        </w:numPr>
-        <w:spacing w:after="40"/>
-      </w:pPr>
-      <w:r>
-        <w:rPr>
-          <w:sz w:val="22"/>
-          <w:szCs w:val="22"/>
-        </w:rPr>
-        <w:t xml:space="preserve">La rubrique Missions affiche le statut de chaque réservation (en attente, active, refusée).</w:t>
-      </w:r>
-    </w:p>
-    <w:p>
-      <w:pPr>
-        <w:pStyle w:val="ListParagraph"/>
-        <w:numPr>
-          <w:ilvl w:val="0"/>
-          <w:numId w:val="2"/>
-        </w:numPr>
-        <w:spacing w:after="40"/>
-      </w:pPr>
-      <w:r>
-        <w:rPr>
-          <w:sz w:val="22"/>
-          <w:szCs w:val="22"/>
-        </w:rPr>
-        <w:t xml:space="preserve">À l'issue d'une mission, laissez un avis et une note au coach.</w:t>
+        <w:spacing w:after="120"/>
+      </w:pPr>
+      <w:r>
+        <w:rPr>
+          <w:sz w:val="22"/>
+          <w:szCs w:val="22"/>
+        </w:rPr>
+        <w:t xml:space="preserve">Une « mission », c'est l'accompagnement d'un coach que vous avez réservé. Vous en suivez l'avancement dans la rubrique « Missions ».</w:t>
+      </w:r>
+    </w:p>
+    <w:p>
+      <w:pPr>
+        <w:pStyle w:val="ListParagraph"/>
+        <w:numPr>
+          <w:ilvl w:val="0"/>
+          <w:numId w:val="2"/>
+        </w:numPr>
+        <w:spacing w:after="40"/>
+      </w:pPr>
+      <w:r>
+        <w:rPr>
+          <w:sz w:val="22"/>
+          <w:szCs w:val="22"/>
+        </w:rPr>
+        <w:t xml:space="preserve">Chaque réservation y affiche son statut : en attente (le coach n'a pas encore répondu), active (en cours) ou refusée.</w:t>
+      </w:r>
+    </w:p>
+    <w:p>
+      <w:pPr>
+        <w:pStyle w:val="ListParagraph"/>
+        <w:numPr>
+          <w:ilvl w:val="0"/>
+          <w:numId w:val="2"/>
+        </w:numPr>
+        <w:spacing w:after="40"/>
+      </w:pPr>
+      <w:r>
+        <w:rPr>
+          <w:sz w:val="22"/>
+          <w:szCs w:val="22"/>
+        </w:rPr>
+        <w:t xml:space="preserve">À la fin d'une mission, laissez un avis et une note au coach : cela aide les autres familles à bien choisir.</w:t>
       </w:r>
     </w:p>
     <w:p>
@@ -1482,36 +1732,82 @@
     </w:p>
     <w:p>
       <w:pPr>
-        <w:pStyle w:val="ListParagraph"/>
-        <w:numPr>
-          <w:ilvl w:val="0"/>
-          <w:numId w:val="2"/>
-        </w:numPr>
-        <w:spacing w:after="40"/>
-      </w:pPr>
-      <w:r>
-        <w:rPr>
-          <w:sz w:val="22"/>
-          <w:szCs w:val="22"/>
-        </w:rPr>
-        <w:t xml:space="preserve">L'icône de message (en-tête) ouvre la messagerie : écrivez à votre coach (après réservation) et au Support EduWeb.</w:t>
-      </w:r>
-    </w:p>
-    <w:p>
-      <w:pPr>
-        <w:pStyle w:val="ListParagraph"/>
-        <w:numPr>
-          <w:ilvl w:val="0"/>
-          <w:numId w:val="2"/>
-        </w:numPr>
-        <w:spacing w:after="40"/>
-      </w:pPr>
-      <w:r>
-        <w:rPr>
-          <w:sz w:val="22"/>
-          <w:szCs w:val="22"/>
-        </w:rPr>
-        <w:t xml:space="preserve">Pièces jointes : 1 Mo maximum par fichier. Un badge signale les messages non lus.</w:t>
+        <w:spacing w:after="120"/>
+      </w:pPr>
+      <w:r>
+        <w:rPr>
+          <w:sz w:val="22"/>
+          <w:szCs w:val="22"/>
+        </w:rPr>
+        <w:t xml:space="preserve">La messagerie sert à discuter par écrit, directement dans l'application (comme une messagerie de type WhatsApp, mais intégrée).</w:t>
+      </w:r>
+    </w:p>
+    <w:p>
+      <w:pPr>
+        <w:pStyle w:val="ListParagraph"/>
+        <w:numPr>
+          <w:ilvl w:val="0"/>
+          <w:numId w:val="11"/>
+        </w:numPr>
+        <w:spacing w:after="40"/>
+      </w:pPr>
+      <w:r>
+        <w:rPr>
+          <w:sz w:val="22"/>
+          <w:szCs w:val="22"/>
+        </w:rPr>
+        <w:t xml:space="preserve">Appuyez sur l'icône en forme de bulle (en haut de l'écran) pour l'ouvrir.</w:t>
+      </w:r>
+    </w:p>
+    <w:p>
+      <w:pPr>
+        <w:pStyle w:val="ListParagraph"/>
+        <w:numPr>
+          <w:ilvl w:val="0"/>
+          <w:numId w:val="11"/>
+        </w:numPr>
+        <w:spacing w:after="40"/>
+      </w:pPr>
+      <w:r>
+        <w:rPr>
+          <w:sz w:val="22"/>
+          <w:szCs w:val="22"/>
+        </w:rPr>
+        <w:t xml:space="preserve">Vous pouvez écrire à votre coach (une fois la réservation faite) et au « Support EduWeb » (l'équipe d'assistance).</w:t>
+      </w:r>
+    </w:p>
+    <w:p>
+      <w:pPr>
+        <w:pStyle w:val="ListParagraph"/>
+        <w:numPr>
+          <w:ilvl w:val="0"/>
+          <w:numId w:val="2"/>
+        </w:numPr>
+        <w:spacing w:after="40"/>
+      </w:pPr>
+      <w:r>
+        <w:rPr>
+          <w:sz w:val="22"/>
+          <w:szCs w:val="22"/>
+        </w:rPr>
+        <w:t xml:space="preserve">Vous pouvez joindre un fichier (photo, document) de 1 Mo maximum.</w:t>
+      </w:r>
+    </w:p>
+    <w:p>
+      <w:pPr>
+        <w:pStyle w:val="ListParagraph"/>
+        <w:numPr>
+          <w:ilvl w:val="0"/>
+          <w:numId w:val="2"/>
+        </w:numPr>
+        <w:spacing w:after="40"/>
+      </w:pPr>
+      <w:r>
+        <w:rPr>
+          <w:sz w:val="22"/>
+          <w:szCs w:val="22"/>
+        </w:rPr>
+        <w:t xml:space="preserve">Un petit badge signale les messages non lus.</w:t>
       </w:r>
     </w:p>
     <w:p>
@@ -1541,7 +1837,7 @@
           <w:sz w:val="21"/>
           <w:szCs w:val="21"/>
         </w:rPr>
-        <w:t xml:space="preserve">Les pièces jointes sont automatiquement supprimées après 1 mois (le texte des messages est conservé). Enregistrez hors de la plateforme un document important.</w:t>
+        <w:t xml:space="preserve">Les fichiers joints sont supprimés automatiquement après 1 mois (le texte des messages, lui, est conservé). Gardez une copie d'un document important en dehors de l'application.</w:t>
       </w:r>
     </w:p>
     <w:p>
@@ -1561,58 +1857,75 @@
           <w:sz w:val="22"/>
           <w:szCs w:val="22"/>
         </w:rPr>
-        <w:t xml:space="preserve">Depuis « Parrainage &amp; gains » (menu), vous disposez d'un lien d'invitation unique.</w:t>
-      </w:r>
-    </w:p>
-    <w:p>
-      <w:pPr>
-        <w:pStyle w:val="ListParagraph"/>
-        <w:numPr>
-          <w:ilvl w:val="0"/>
-          <w:numId w:val="2"/>
-        </w:numPr>
-        <w:spacing w:after="40"/>
-      </w:pPr>
-      <w:r>
-        <w:rPr>
-          <w:sz w:val="22"/>
-          <w:szCs w:val="22"/>
-        </w:rPr>
-        <w:t xml:space="preserve">Toute personne inscrite via votre lien devient votre filleul.</w:t>
-      </w:r>
-    </w:p>
-    <w:p>
-      <w:pPr>
-        <w:pStyle w:val="ListParagraph"/>
-        <w:numPr>
-          <w:ilvl w:val="0"/>
-          <w:numId w:val="2"/>
-        </w:numPr>
-        <w:spacing w:after="40"/>
-      </w:pPr>
-      <w:r>
-        <w:rPr>
-          <w:sz w:val="22"/>
-          <w:szCs w:val="22"/>
-        </w:rPr>
-        <w:t xml:space="preserve">Vous gagnez 10 % de la part EduWeb sur chaque mission d'un filleul (parent qui paie un coach, ou coach qui accepte une mission).</w:t>
-      </w:r>
-    </w:p>
-    <w:p>
-      <w:pPr>
-        <w:pStyle w:val="ListParagraph"/>
-        <w:numPr>
-          <w:ilvl w:val="0"/>
-          <w:numId w:val="2"/>
-        </w:numPr>
-        <w:spacing w:after="40"/>
-      </w:pPr>
-      <w:r>
-        <w:rPr>
-          <w:sz w:val="22"/>
-          <w:szCs w:val="22"/>
-        </w:rPr>
-        <w:t xml:space="preserve">Partage en un clic par WhatsApp ou email.</w:t>
+        <w:t xml:space="preserve">Le parrainage vous permet de gagner de l'argent en invitant d'autres personnes sur EduWeb.</w:t>
+      </w:r>
+    </w:p>
+    <w:p>
+      <w:pPr>
+        <w:pStyle w:val="ListParagraph"/>
+        <w:numPr>
+          <w:ilvl w:val="0"/>
+          <w:numId w:val="12"/>
+        </w:numPr>
+        <w:spacing w:after="40"/>
+      </w:pPr>
+      <w:r>
+        <w:rPr>
+          <w:sz w:val="22"/>
+          <w:szCs w:val="22"/>
+        </w:rPr>
+        <w:t xml:space="preserve">Dans le menu (votre photo, en haut à droite), ouvrez « Parrainage &amp; gains ».</w:t>
+      </w:r>
+    </w:p>
+    <w:p>
+      <w:pPr>
+        <w:pStyle w:val="ListParagraph"/>
+        <w:numPr>
+          <w:ilvl w:val="0"/>
+          <w:numId w:val="12"/>
+        </w:numPr>
+        <w:spacing w:after="40"/>
+      </w:pPr>
+      <w:r>
+        <w:rPr>
+          <w:sz w:val="22"/>
+          <w:szCs w:val="22"/>
+        </w:rPr>
+        <w:t xml:space="preserve">Vous y trouvez votre lien d'invitation personnel : copiez-le, ou partagez-le en un clic par WhatsApp ou par e-mail.</w:t>
+      </w:r>
+    </w:p>
+    <w:p>
+      <w:pPr>
+        <w:pStyle w:val="ListParagraph"/>
+        <w:numPr>
+          <w:ilvl w:val="0"/>
+          <w:numId w:val="2"/>
+        </w:numPr>
+        <w:spacing w:after="40"/>
+      </w:pPr>
+      <w:r>
+        <w:rPr>
+          <w:sz w:val="22"/>
+          <w:szCs w:val="22"/>
+        </w:rPr>
+        <w:t xml:space="preserve">Toute personne qui s'inscrit avec votre lien devient votre « filleul ».</w:t>
+      </w:r>
+    </w:p>
+    <w:p>
+      <w:pPr>
+        <w:pStyle w:val="ListParagraph"/>
+        <w:numPr>
+          <w:ilvl w:val="0"/>
+          <w:numId w:val="2"/>
+        </w:numPr>
+        <w:spacing w:after="40"/>
+      </w:pPr>
+      <w:r>
+        <w:rPr>
+          <w:sz w:val="22"/>
+          <w:szCs w:val="22"/>
+        </w:rPr>
+        <w:t xml:space="preserve">Vous gagnez 10 % de la part d'EduWeb sur chaque mission d'un filleul — qu'un parent paie un coach, ou qu'un coach accepte une mission.</w:t>
       </w:r>
     </w:p>
     <w:p>
@@ -1725,24 +2038,41 @@
           <w:sz w:val="22"/>
           <w:szCs w:val="22"/>
         </w:rPr>
-        <w:t xml:space="preserve">Ne partagez jamais vos identifiants ; modifiez votre mot de passe en cas de doute.</w:t>
-      </w:r>
-    </w:p>
-    <w:p>
-      <w:pPr>
-        <w:pStyle w:val="ListParagraph"/>
-        <w:numPr>
-          <w:ilvl w:val="0"/>
-          <w:numId w:val="2"/>
-        </w:numPr>
-        <w:spacing w:after="40"/>
-      </w:pPr>
-      <w:r>
-        <w:rPr>
-          <w:sz w:val="22"/>
-          <w:szCs w:val="22"/>
-        </w:rPr>
-        <w:t xml:space="preserve">Pour toute aide, contactez le Support depuis la messagerie ou via les coordonnées ci-dessous.</w:t>
+        <w:t xml:space="preserve">Ne communiquez votre mot de passe à personne. Au moindre doute, changez-le (menu « Mon compte »).</w:t>
+      </w:r>
+    </w:p>
+    <w:p>
+      <w:pPr>
+        <w:pStyle w:val="ListParagraph"/>
+        <w:numPr>
+          <w:ilvl w:val="0"/>
+          <w:numId w:val="2"/>
+        </w:numPr>
+        <w:spacing w:after="40"/>
+      </w:pPr>
+      <w:r>
+        <w:rPr>
+          <w:sz w:val="22"/>
+          <w:szCs w:val="22"/>
+        </w:rPr>
+        <w:t xml:space="preserve">Aucune équipe d'EduWeb ne vous demandera jamais votre mot de passe.</w:t>
+      </w:r>
+    </w:p>
+    <w:p>
+      <w:pPr>
+        <w:pStyle w:val="ListParagraph"/>
+        <w:numPr>
+          <w:ilvl w:val="0"/>
+          <w:numId w:val="2"/>
+        </w:numPr>
+        <w:spacing w:after="40"/>
+      </w:pPr>
+      <w:r>
+        <w:rPr>
+          <w:sz w:val="22"/>
+          <w:szCs w:val="22"/>
+        </w:rPr>
+        <w:t xml:space="preserve">Besoin d'aide ? Écrivez au Support depuis la messagerie, ou utilisez les coordonnées indiquées en bas de page.</w:t>
       </w:r>
     </w:p>
     <w:sectPr>
@@ -2065,6 +2395,54 @@
       </w:pPr>
     </w:lvl>
   </w:abstractNum>
+  <w:abstractNum w:abstractNumId="9" w15:restartNumberingAfterBreak="0">
+    <w:multiLevelType w:val="hybridMultilevel"/>
+    <w:lvl w:ilvl="0" w15:tentative="1">
+      <w:start w:val="1"/>
+      <w:numFmt w:val="decimal"/>
+      <w:lvlText w:val="%1."/>
+      <w:lvlJc w:val="left"/>
+      <w:pPr>
+        <w:ind w:left="540" w:hanging="300"/>
+      </w:pPr>
+    </w:lvl>
+  </w:abstractNum>
+  <w:abstractNum w:abstractNumId="10" w15:restartNumberingAfterBreak="0">
+    <w:multiLevelType w:val="hybridMultilevel"/>
+    <w:lvl w:ilvl="0" w15:tentative="1">
+      <w:start w:val="1"/>
+      <w:numFmt w:val="decimal"/>
+      <w:lvlText w:val="%1."/>
+      <w:lvlJc w:val="left"/>
+      <w:pPr>
+        <w:ind w:left="540" w:hanging="300"/>
+      </w:pPr>
+    </w:lvl>
+  </w:abstractNum>
+  <w:abstractNum w:abstractNumId="11" w15:restartNumberingAfterBreak="0">
+    <w:multiLevelType w:val="hybridMultilevel"/>
+    <w:lvl w:ilvl="0" w15:tentative="1">
+      <w:start w:val="1"/>
+      <w:numFmt w:val="decimal"/>
+      <w:lvlText w:val="%1."/>
+      <w:lvlJc w:val="left"/>
+      <w:pPr>
+        <w:ind w:left="540" w:hanging="300"/>
+      </w:pPr>
+    </w:lvl>
+  </w:abstractNum>
+  <w:abstractNum w:abstractNumId="12" w15:restartNumberingAfterBreak="0">
+    <w:multiLevelType w:val="hybridMultilevel"/>
+    <w:lvl w:ilvl="0" w15:tentative="1">
+      <w:start w:val="1"/>
+      <w:numFmt w:val="decimal"/>
+      <w:lvlText w:val="%1."/>
+      <w:lvlJc w:val="left"/>
+      <w:pPr>
+        <w:ind w:left="540" w:hanging="300"/>
+      </w:pPr>
+    </w:lvl>
+  </w:abstractNum>
   <w:num w:numId="1">
     <w:abstractNumId w:val="1"/>
     <w:lvlOverride w:ilvl="0">
@@ -2109,6 +2487,30 @@
   </w:num>
   <w:num w:numId="8">
     <w:abstractNumId w:val="8"/>
+    <w:lvlOverride w:ilvl="0">
+      <w:startOverride w:val="1"/>
+    </w:lvlOverride>
+  </w:num>
+  <w:num w:numId="9">
+    <w:abstractNumId w:val="9"/>
+    <w:lvlOverride w:ilvl="0">
+      <w:startOverride w:val="1"/>
+    </w:lvlOverride>
+  </w:num>
+  <w:num w:numId="10">
+    <w:abstractNumId w:val="10"/>
+    <w:lvlOverride w:ilvl="0">
+      <w:startOverride w:val="1"/>
+    </w:lvlOverride>
+  </w:num>
+  <w:num w:numId="11">
+    <w:abstractNumId w:val="11"/>
+    <w:lvlOverride w:ilvl="0">
+      <w:startOverride w:val="1"/>
+    </w:lvlOverride>
+  </w:num>
+  <w:num w:numId="12">
+    <w:abstractNumId w:val="12"/>
     <w:lvlOverride w:ilvl="0">
       <w:startOverride w:val="1"/>
     </w:lvlOverride>

--- a/guides/Guide-Parent-EduWeb.docx
+++ b/guides/Guide-Parent-EduWeb.docx
@@ -109,7 +109,7 @@
           <w:sz w:val="16"/>
           <w:szCs w:val="16"/>
         </w:rPr>
-        <w:t xml:space="preserve">family.eduweb.ci · Version du 19 juillet 2026</w:t>
+        <w:t xml:space="preserve">family.eduweb.ci · Version du 9 août 2026</w:t>
       </w:r>
     </w:p>
     <w:p>
@@ -1933,7 +1933,7 @@
         <w:pStyle w:val="Heading1"/>
       </w:pPr>
       <w:r>
-        <w:t xml:space="preserve">13.  Espace de jeu (accueil)</w:t>
+        <w:t xml:space="preserve">13.  Se préparer aux concours — Tests psychotechniques</w:t>
       </w:r>
     </w:p>
     <w:p>
@@ -1945,6 +1945,701 @@
           <w:sz w:val="22"/>
           <w:szCs w:val="22"/>
         </w:rPr>
+        <w:t xml:space="preserve">EduWeb propose une section « Formation » pour préparer les concours : instituteurs adjoints, personnel de santé, concours administratifs. Vous y trouvez plus de 570 exercices corrigés (logique, calcul, vocabulaire, attention, organisation, mémoire), la théorie expliquée simplement, et un bilan personnalisé après chaque test.</w:t>
+      </w:r>
+    </w:p>
+    <w:p>
+      <w:pPr>
+        <w:pStyle w:val="Heading2"/>
+      </w:pPr>
+      <w:r>
+        <w:t xml:space="preserve">Ouvrir la section Formation</w:t>
+      </w:r>
+    </w:p>
+    <w:p>
+      <w:pPr>
+        <w:pStyle w:val="ListParagraph"/>
+        <w:numPr>
+          <w:ilvl w:val="0"/>
+          <w:numId w:val="13"/>
+        </w:numPr>
+        <w:spacing w:after="40"/>
+      </w:pPr>
+      <w:r>
+        <w:rPr>
+          <w:sz w:val="22"/>
+          <w:szCs w:val="22"/>
+        </w:rPr>
+        <w:t xml:space="preserve">Appuyez sur « Formation » dans le menu du haut (ou sur « 🎓 Tests psychotechniques » dans le menu de votre photo, en haut à droite).</w:t>
+      </w:r>
+    </w:p>
+    <w:p>
+      <w:pPr>
+        <w:pStyle w:val="ListParagraph"/>
+        <w:numPr>
+          <w:ilvl w:val="0"/>
+          <w:numId w:val="13"/>
+        </w:numPr>
+        <w:spacing w:after="40"/>
+      </w:pPr>
+      <w:r>
+        <w:rPr>
+          <w:sz w:val="22"/>
+          <w:szCs w:val="22"/>
+        </w:rPr>
+        <w:t xml:space="preserve">La page présente les 6 catégories de tests, les 3 niveaux (avant le BEPC, BEPC, BAC et plus) et les formules d'accès.</w:t>
+      </w:r>
+    </w:p>
+    <w:p>
+      <w:pPr>
+        <w:pStyle w:val="Heading2"/>
+      </w:pPr>
+      <w:r>
+        <w:t xml:space="preserve">Obtenir l'accès (payant ou autorisé)</w:t>
+      </w:r>
+    </w:p>
+    <w:p>
+      <w:pPr>
+        <w:spacing w:after="120"/>
+      </w:pPr>
+      <w:r>
+        <w:rPr>
+          <w:sz w:val="22"/>
+          <w:szCs w:val="22"/>
+        </w:rPr>
+        <w:t xml:space="preserve">L'accès aux tests est réservé. Deux possibilités :</w:t>
+      </w:r>
+    </w:p>
+    <w:p>
+      <w:pPr>
+        <w:pStyle w:val="ListParagraph"/>
+        <w:numPr>
+          <w:ilvl w:val="0"/>
+          <w:numId w:val="14"/>
+        </w:numPr>
+        <w:spacing w:after="40"/>
+      </w:pPr>
+      <w:r>
+        <w:rPr>
+          <w:sz w:val="22"/>
+          <w:szCs w:val="22"/>
+        </w:rPr>
+        <w:t xml:space="preserve">PAYER UNE FORMULE : choisissez une formule (prix, durée et nombre de tests affichés), envoyez le montant par Mobile Money (Wave, Orange Money, MTN MoMo ou Moov Money) au numéro EduWeb indiqué à l'écran, PUIS déclarez votre versement dans le formulaire : opérateur utilisé + référence (l'identifiant reçu par SMS après votre transfert).</w:t>
+      </w:r>
+    </w:p>
+    <w:p>
+      <w:pPr>
+        <w:pStyle w:val="ListParagraph"/>
+        <w:numPr>
+          <w:ilvl w:val="0"/>
+          <w:numId w:val="14"/>
+        </w:numPr>
+        <w:spacing w:after="40"/>
+      </w:pPr>
+      <w:r>
+        <w:rPr>
+          <w:sz w:val="22"/>
+          <w:szCs w:val="22"/>
+        </w:rPr>
+        <w:t xml:space="preserve">OU DEMANDER UNE AUTORISATION GRATUITE : expliquez votre situation ; l'administrateur décide.</w:t>
+      </w:r>
+    </w:p>
+    <w:p>
+      <w:pPr>
+        <w:spacing w:after="120"/>
+      </w:pPr>
+      <w:r>
+        <w:rPr>
+          <w:sz w:val="22"/>
+          <w:szCs w:val="22"/>
+        </w:rPr>
+        <w:t xml:space="preserve">Dans les deux cas, un administrateur vérifie puis active votre accès : vous êtes prévenu par e-mail. Tant que ce n'est pas validé, la page affiche « en attente ».</w:t>
+      </w:r>
+    </w:p>
+    <w:p>
+      <w:pPr>
+        <w:pBdr>
+          <w:top w:val="single" w:color="EAF3FB" w:sz="2" w:space="6"/>
+          <w:bottom w:val="single" w:color="EAF3FB" w:sz="2" w:space="6"/>
+          <w:left w:val="single" w:color="2A77C6" w:sz="18" w:space="10"/>
+          <w:right w:val="single" w:color="EAF3FB" w:sz="2" w:space="6"/>
+        </w:pBdr>
+        <w:shd w:fill="EAF3FB" w:color="auto" w:val="clear"/>
+        <w:spacing w:after="140" w:before="80"/>
+      </w:pPr>
+      <w:r>
+        <w:rPr>
+          <w:b/>
+          <w:bCs/>
+          <w:color w:val="2A77C6"/>
+          <w:sz w:val="21"/>
+          <w:szCs w:val="21"/>
+        </w:rPr>
+        <w:t xml:space="preserve">Astuce — </w:t>
+      </w:r>
+      <w:r>
+        <w:rPr>
+          <w:color w:val="1B3A57"/>
+          <w:sz w:val="21"/>
+          <w:szCs w:val="21"/>
+        </w:rPr>
+        <w:t xml:space="preserve">Vous avez un code promo ? Écrivez-le dans la case prévue au moment de la déclaration : la réduction s'applique au montant à payer. Si vous vous êtes inscrit avec le lien d'un parrain, une réduction de bienvenue peut s'appliquer automatiquement — la page vous le dit avant de payer.</w:t>
+      </w:r>
+    </w:p>
+    <w:p>
+      <w:pPr>
+        <w:pBdr>
+          <w:top w:val="single" w:color="FDF3E6" w:sz="2" w:space="6"/>
+          <w:bottom w:val="single" w:color="FDF3E6" w:sz="2" w:space="6"/>
+          <w:left w:val="single" w:color="C9871C" w:sz="18" w:space="10"/>
+          <w:right w:val="single" w:color="FDF3E6" w:sz="2" w:space="6"/>
+        </w:pBdr>
+        <w:shd w:fill="FDF3E6" w:color="auto" w:val="clear"/>
+        <w:spacing w:after="140" w:before="80"/>
+      </w:pPr>
+      <w:r>
+        <w:rPr>
+          <w:b/>
+          <w:bCs/>
+          <w:color w:val="C9871C"/>
+          <w:sz w:val="21"/>
+          <w:szCs w:val="21"/>
+        </w:rPr>
+        <w:t xml:space="preserve">Attention — </w:t>
+      </w:r>
+      <w:r>
+        <w:rPr>
+          <w:color w:val="5A3D12"/>
+          <w:sz w:val="21"/>
+          <w:szCs w:val="21"/>
+        </w:rPr>
+        <w:t xml:space="preserve">Envoyez d'abord l'argent par Mobile Money, ensuite déclarez le versement avec la BONNE référence. Une référence introuvable retarde l'activation.</w:t>
+      </w:r>
+    </w:p>
+    <w:p>
+      <w:pPr>
+        <w:pStyle w:val="Heading2"/>
+      </w:pPr>
+      <w:r>
+        <w:t xml:space="preserve">Apprendre la méthode (Théorie &amp; astuces)</w:t>
+      </w:r>
+    </w:p>
+    <w:p>
+      <w:pPr>
+        <w:pStyle w:val="ListParagraph"/>
+        <w:numPr>
+          <w:ilvl w:val="0"/>
+          <w:numId w:val="2"/>
+        </w:numPr>
+        <w:spacing w:after="40"/>
+      </w:pPr>
+      <w:r>
+        <w:rPr>
+          <w:sz w:val="22"/>
+          <w:szCs w:val="22"/>
+        </w:rPr>
+        <w:t xml:space="preserve">Chaque catégorie a sa fiche : c'est quoi, comment le reconnaître au concours, la méthode pas à pas, les trucs et astuces, et les pièges à éviter.</w:t>
+      </w:r>
+    </w:p>
+    <w:p>
+      <w:pPr>
+        <w:pStyle w:val="ListParagraph"/>
+        <w:numPr>
+          <w:ilvl w:val="0"/>
+          <w:numId w:val="2"/>
+        </w:numPr>
+        <w:spacing w:after="40"/>
+      </w:pPr>
+      <w:r>
+        <w:rPr>
+          <w:sz w:val="22"/>
+          <w:szCs w:val="22"/>
+        </w:rPr>
+        <w:t xml:space="preserve">Chaque type d'exercice est illustré par un exemple résolu, étape par étape.</w:t>
+      </w:r>
+    </w:p>
+    <w:p>
+      <w:pPr>
+        <w:pStyle w:val="ListParagraph"/>
+        <w:numPr>
+          <w:ilvl w:val="0"/>
+          <w:numId w:val="2"/>
+        </w:numPr>
+        <w:spacing w:after="40"/>
+      </w:pPr>
+      <w:r>
+        <w:rPr>
+          <w:sz w:val="22"/>
+          <w:szCs w:val="22"/>
+        </w:rPr>
+        <w:t xml:space="preserve">Partout, le bouton « 🔊 Écouter » lit le texte à voix haute — pratique si la lecture longue vous fatigue.</w:t>
+      </w:r>
+    </w:p>
+    <w:p>
+      <w:pPr>
+        <w:pStyle w:val="Heading2"/>
+      </w:pPr>
+      <w:r>
+        <w:t xml:space="preserve">Passer un test</w:t>
+      </w:r>
+    </w:p>
+    <w:p>
+      <w:pPr>
+        <w:pStyle w:val="ListParagraph"/>
+        <w:numPr>
+          <w:ilvl w:val="0"/>
+          <w:numId w:val="15"/>
+        </w:numPr>
+        <w:spacing w:after="40"/>
+      </w:pPr>
+      <w:r>
+        <w:rPr>
+          <w:sz w:val="22"/>
+          <w:szCs w:val="22"/>
+        </w:rPr>
+        <w:t xml:space="preserve">Appuyez sur « Passer un test », puis choisissez : la catégorie, le niveau, le mode et le nombre de questions (10, 20 ou 30).</w:t>
+      </w:r>
+    </w:p>
+    <w:p>
+      <w:pPr>
+        <w:pStyle w:val="ListParagraph"/>
+        <w:numPr>
+          <w:ilvl w:val="0"/>
+          <w:numId w:val="15"/>
+        </w:numPr>
+        <w:spacing w:after="40"/>
+      </w:pPr>
+      <w:r>
+        <w:rPr>
+          <w:sz w:val="22"/>
+          <w:szCs w:val="22"/>
+        </w:rPr>
+        <w:t xml:space="preserve">Mode ENTRAÎNEMENT : sans chronomètre ; la correction expliquée s'affiche après chaque question. Idéal pour apprendre.</w:t>
+      </w:r>
+    </w:p>
+    <w:p>
+      <w:pPr>
+        <w:pStyle w:val="ListParagraph"/>
+        <w:numPr>
+          <w:ilvl w:val="0"/>
+          <w:numId w:val="15"/>
+        </w:numPr>
+        <w:spacing w:after="40"/>
+      </w:pPr>
+      <w:r>
+        <w:rPr>
+          <w:sz w:val="22"/>
+          <w:szCs w:val="22"/>
+        </w:rPr>
+        <w:t xml:space="preserve">Mode CONDITIONS DE CONCOURS : chronométré, correction à la fin — comme le vrai jour J.</w:t>
+      </w:r>
+    </w:p>
+    <w:p>
+      <w:pPr>
+        <w:pStyle w:val="ListParagraph"/>
+        <w:numPr>
+          <w:ilvl w:val="0"/>
+          <w:numId w:val="15"/>
+        </w:numPr>
+        <w:spacing w:after="40"/>
+      </w:pPr>
+      <w:r>
+        <w:rPr>
+          <w:sz w:val="22"/>
+          <w:szCs w:val="22"/>
+        </w:rPr>
+        <w:t xml:space="preserve">Répondez en touchant la réponse A, B, C ou D. « Je ne sais pas, passer » enregistre la question sans réponse.</w:t>
+      </w:r>
+    </w:p>
+    <w:p>
+      <w:pPr>
+        <w:pStyle w:val="ListParagraph"/>
+        <w:numPr>
+          <w:ilvl w:val="0"/>
+          <w:numId w:val="2"/>
+        </w:numPr>
+        <w:spacing w:after="40"/>
+      </w:pPr>
+      <w:r>
+        <w:rPr>
+          <w:sz w:val="22"/>
+          <w:szCs w:val="22"/>
+        </w:rPr>
+        <w:t xml:space="preserve">Les questions vont du plus facile au plus difficile, et changent à chaque tentative : refaire un test, c'est toujours de nouvelles questions.</w:t>
+      </w:r>
+    </w:p>
+    <w:p>
+      <w:pPr>
+        <w:pStyle w:val="ListParagraph"/>
+        <w:numPr>
+          <w:ilvl w:val="0"/>
+          <w:numId w:val="2"/>
+        </w:numPr>
+        <w:spacing w:after="40"/>
+      </w:pPr>
+      <w:r>
+        <w:rPr>
+          <w:sz w:val="22"/>
+          <w:szCs w:val="22"/>
+        </w:rPr>
+        <w:t xml:space="preserve">Catégorie « Mémoire » : un contenu s'affiche quelques secondes, mémorisez-le bien — la question arrive après qu'il a disparu.</w:t>
+      </w:r>
+    </w:p>
+    <w:p>
+      <w:pPr>
+        <w:pStyle w:val="ListParagraph"/>
+        <w:numPr>
+          <w:ilvl w:val="0"/>
+          <w:numId w:val="2"/>
+        </w:numPr>
+        <w:spacing w:after="40"/>
+      </w:pPr>
+      <w:r>
+        <w:rPr>
+          <w:sz w:val="22"/>
+          <w:szCs w:val="22"/>
+        </w:rPr>
+        <w:t xml:space="preserve">Si votre appareil le permet, vous pouvez enregistrer votre empreinte digitale : elle vous sera demandée avant chaque test (facultatif, l'empreinte ne quitte jamais votre appareil).</w:t>
+      </w:r>
+    </w:p>
+    <w:p>
+      <w:pPr>
+        <w:pStyle w:val="Heading2"/>
+      </w:pPr>
+      <w:r>
+        <w:t xml:space="preserve">Comprendre vos résultats</w:t>
+      </w:r>
+    </w:p>
+    <w:p>
+      <w:pPr>
+        <w:pStyle w:val="ListParagraph"/>
+        <w:numPr>
+          <w:ilvl w:val="0"/>
+          <w:numId w:val="2"/>
+        </w:numPr>
+        <w:spacing w:after="40"/>
+      </w:pPr>
+      <w:r>
+        <w:rPr>
+          <w:sz w:val="22"/>
+          <w:szCs w:val="22"/>
+        </w:rPr>
+        <w:t xml:space="preserve">Après chaque test : votre score, vos points forts et vos points à travailler, un plan d'amélioration concret et des conseils d'orientation (quels concours correspondent à votre profil).</w:t>
+      </w:r>
+    </w:p>
+    <w:p>
+      <w:pPr>
+        <w:pStyle w:val="ListParagraph"/>
+        <w:numPr>
+          <w:ilvl w:val="0"/>
+          <w:numId w:val="2"/>
+        </w:numPr>
+        <w:spacing w:after="40"/>
+      </w:pPr>
+      <w:r>
+        <w:rPr>
+          <w:sz w:val="22"/>
+          <w:szCs w:val="22"/>
+        </w:rPr>
+        <w:t xml:space="preserve">La correction complète est disponible question par question, avec l'explication de la bonne réponse — et le bouton « 🔊 Écouter » sur chacune.</w:t>
+      </w:r>
+    </w:p>
+    <w:p>
+      <w:pPr>
+        <w:pStyle w:val="ListParagraph"/>
+        <w:numPr>
+          <w:ilvl w:val="0"/>
+          <w:numId w:val="2"/>
+        </w:numPr>
+        <w:spacing w:after="40"/>
+      </w:pPr>
+      <w:r>
+        <w:rPr>
+          <w:sz w:val="22"/>
+          <w:szCs w:val="22"/>
+        </w:rPr>
+        <w:t xml:space="preserve">« Mes résultats » garde l'historique de toutes vos tentatives pour suivre votre progression.</w:t>
+      </w:r>
+    </w:p>
+    <w:p>
+      <w:pPr>
+        <w:pBdr>
+          <w:top w:val="single" w:color="E8F5EC" w:sz="2" w:space="6"/>
+          <w:bottom w:val="single" w:color="E8F5EC" w:sz="2" w:space="6"/>
+          <w:left w:val="single" w:color="1E9E57" w:sz="18" w:space="10"/>
+          <w:right w:val="single" w:color="E8F5EC" w:sz="2" w:space="6"/>
+        </w:pBdr>
+        <w:shd w:fill="E8F5EC" w:color="auto" w:val="clear"/>
+        <w:spacing w:after="140" w:before="80"/>
+      </w:pPr>
+      <w:r>
+        <w:rPr>
+          <w:b/>
+          <w:bCs/>
+          <w:color w:val="1E9E57"/>
+          <w:sz w:val="21"/>
+          <w:szCs w:val="21"/>
+        </w:rPr>
+        <w:t xml:space="preserve">À noter — </w:t>
+      </w:r>
+      <w:r>
+        <w:rPr>
+          <w:color w:val="1A3A28"/>
+          <w:sz w:val="21"/>
+          <w:szCs w:val="21"/>
+        </w:rPr>
+        <w:t xml:space="preserve">Selon votre formule, votre accès peut avoir une durée (par exemple 90 jours) et un nombre de tests. Ils sont affichés dans votre espace Formation ; au bout, vous pouvez renouveler — votre historique est conservé.</w:t>
+      </w:r>
+    </w:p>
+    <w:p>
+      <w:pPr>
+        <w:pStyle w:val="Heading1"/>
+      </w:pPr>
+      <w:r>
+        <w:t xml:space="preserve">14.  Parrainage Formation : gagner de l'argent réel</w:t>
+      </w:r>
+    </w:p>
+    <w:p>
+      <w:pPr>
+        <w:spacing w:after="120"/>
+      </w:pPr>
+      <w:r>
+        <w:rPr>
+          <w:sz w:val="22"/>
+          <w:szCs w:val="22"/>
+        </w:rPr>
+        <w:t xml:space="preserve">En plus du parrainage classique, la Formation a son propre programme : chaque abonné peut inviter d'autres candidats et recevoir de l'argent RÉEL (des « rétrocessions »), versées par Mobile Money.</w:t>
+      </w:r>
+    </w:p>
+    <w:p>
+      <w:pPr>
+        <w:pStyle w:val="Heading2"/>
+      </w:pPr>
+      <w:r>
+        <w:t xml:space="preserve">Comment ça marche</w:t>
+      </w:r>
+    </w:p>
+    <w:p>
+      <w:pPr>
+        <w:pStyle w:val="ListParagraph"/>
+        <w:numPr>
+          <w:ilvl w:val="0"/>
+          <w:numId w:val="2"/>
+        </w:numPr>
+        <w:spacing w:after="40"/>
+      </w:pPr>
+      <w:r>
+        <w:rPr>
+          <w:sz w:val="22"/>
+          <w:szCs w:val="22"/>
+        </w:rPr>
+        <w:t xml:space="preserve">Vos 3 PREMIERS filleuls qui paient leur abonnement bénéficient chacun de 10 % de réduction (ils paient par exemple 9 000 au lieu de 10 000 FCFA).</w:t>
+      </w:r>
+    </w:p>
+    <w:p>
+      <w:pPr>
+        <w:pStyle w:val="ListParagraph"/>
+        <w:numPr>
+          <w:ilvl w:val="0"/>
+          <w:numId w:val="2"/>
+        </w:numPr>
+        <w:spacing w:after="40"/>
+      </w:pPr>
+      <w:r>
+        <w:rPr>
+          <w:sz w:val="22"/>
+          <w:szCs w:val="22"/>
+        </w:rPr>
+        <w:t xml:space="preserve">Chaque filleul direct qui paie vous rapporte 10 % du tarif de sa formule — dès le 1er et même après le 3e.</w:t>
+      </w:r>
+    </w:p>
+    <w:p>
+      <w:pPr>
+        <w:pStyle w:val="ListParagraph"/>
+        <w:numPr>
+          <w:ilvl w:val="0"/>
+          <w:numId w:val="2"/>
+        </w:numPr>
+        <w:spacing w:after="40"/>
+      </w:pPr>
+      <w:r>
+        <w:rPr>
+          <w:sz w:val="22"/>
+          <w:szCs w:val="22"/>
+        </w:rPr>
+        <w:t xml:space="preserve">Il y a une limite juste : vos gains s'arrêtent quand le coût réel de VOTRE propre abonnement descend à 3 000 FCFA. Exemple : vous avez payé 10 000 → vous pouvez gagner jusqu'à 7 000 FCFA pour la période.</w:t>
+      </w:r>
+    </w:p>
+    <w:p>
+      <w:pPr>
+        <w:pStyle w:val="ListParagraph"/>
+        <w:numPr>
+          <w:ilvl w:val="0"/>
+          <w:numId w:val="2"/>
+        </w:numPr>
+        <w:spacing w:after="40"/>
+      </w:pPr>
+      <w:r>
+        <w:rPr>
+          <w:sz w:val="22"/>
+          <w:szCs w:val="22"/>
+        </w:rPr>
+        <w:t xml:space="preserve">Seuls vos filleuls DIRECTS comptent : les filleuls de vos filleuls ne vous rapportent rien (mais eux aussi peuvent parrainer à leur tour).</w:t>
+      </w:r>
+    </w:p>
+    <w:p>
+      <w:pPr>
+        <w:pStyle w:val="Heading2"/>
+      </w:pPr>
+      <w:r>
+        <w:t xml:space="preserve">Suivre et retirer vos gains</w:t>
+      </w:r>
+    </w:p>
+    <w:p>
+      <w:pPr>
+        <w:pStyle w:val="ListParagraph"/>
+        <w:numPr>
+          <w:ilvl w:val="0"/>
+          <w:numId w:val="16"/>
+        </w:numPr>
+        <w:spacing w:after="40"/>
+      </w:pPr>
+      <w:r>
+        <w:rPr>
+          <w:sz w:val="22"/>
+          <w:szCs w:val="22"/>
+        </w:rPr>
+        <w:t xml:space="preserve">Ouvrez « Parrainage &amp; gains » (menu de votre photo).</w:t>
+      </w:r>
+    </w:p>
+    <w:p>
+      <w:pPr>
+        <w:pStyle w:val="ListParagraph"/>
+        <w:numPr>
+          <w:ilvl w:val="0"/>
+          <w:numId w:val="16"/>
+        </w:numPr>
+        <w:spacing w:after="40"/>
+      </w:pPr>
+      <w:r>
+        <w:rPr>
+          <w:sz w:val="22"/>
+          <w:szCs w:val="22"/>
+        </w:rPr>
+        <w:t xml:space="preserve">La rubrique « Parrainage Formation » montre : vos gains acquis, le montant disponible, ce qui vous reste à gagner avant la limite, et une barre de progression.</w:t>
+      </w:r>
+    </w:p>
+    <w:p>
+      <w:pPr>
+        <w:pStyle w:val="ListParagraph"/>
+        <w:numPr>
+          <w:ilvl w:val="0"/>
+          <w:numId w:val="16"/>
+        </w:numPr>
+        <w:spacing w:after="40"/>
+      </w:pPr>
+      <w:r>
+        <w:rPr>
+          <w:sz w:val="22"/>
+          <w:szCs w:val="22"/>
+        </w:rPr>
+        <w:t xml:space="preserve">Partagez votre lien : boutons WhatsApp, Facebook, Messenger, Telegram, SMS, e-mail — ou faites scanner votre QR code.</w:t>
+      </w:r>
+    </w:p>
+    <w:p>
+      <w:pPr>
+        <w:pStyle w:val="ListParagraph"/>
+        <w:numPr>
+          <w:ilvl w:val="0"/>
+          <w:numId w:val="16"/>
+        </w:numPr>
+        <w:spacing w:after="40"/>
+      </w:pPr>
+      <w:r>
+        <w:rPr>
+          <w:sz w:val="22"/>
+          <w:szCs w:val="22"/>
+        </w:rPr>
+        <w:t xml:space="preserve">Pour retirer : « Demander un versement », indiquez le montant, le moyen (Wave, Orange Money, MTN MoMo, Moov Money) et le numéro qui reçoit l'argent. L'équipe EduWeb traite la demande sous 72 h ouvrées.</w:t>
+      </w:r>
+    </w:p>
+    <w:p>
+      <w:pPr>
+        <w:pBdr>
+          <w:top w:val="single" w:color="FDF3E6" w:sz="2" w:space="6"/>
+          <w:bottom w:val="single" w:color="FDF3E6" w:sz="2" w:space="6"/>
+          <w:left w:val="single" w:color="C9871C" w:sz="18" w:space="10"/>
+          <w:right w:val="single" w:color="FDF3E6" w:sz="2" w:space="6"/>
+        </w:pBdr>
+        <w:shd w:fill="FDF3E6" w:color="auto" w:val="clear"/>
+        <w:spacing w:after="140" w:before="80"/>
+      </w:pPr>
+      <w:r>
+        <w:rPr>
+          <w:b/>
+          <w:bCs/>
+          <w:color w:val="C9871C"/>
+          <w:sz w:val="21"/>
+          <w:szCs w:val="21"/>
+        </w:rPr>
+        <w:t xml:space="preserve">Attention — </w:t>
+      </w:r>
+      <w:r>
+        <w:rPr>
+          <w:color w:val="5A3D12"/>
+          <w:sz w:val="21"/>
+          <w:szCs w:val="21"/>
+        </w:rPr>
+        <w:t xml:space="preserve">Un gain n'est compté que lorsque le filleul a réellement payé ET que l'administrateur a validé son paiement. Une inscription seule, sans paiement, ne rapporte rien.</w:t>
+      </w:r>
+    </w:p>
+    <w:p>
+      <w:pPr>
+        <w:pBdr>
+          <w:top w:val="single" w:color="E8F5EC" w:sz="2" w:space="6"/>
+          <w:bottom w:val="single" w:color="E8F5EC" w:sz="2" w:space="6"/>
+          <w:left w:val="single" w:color="1E9E57" w:sz="18" w:space="10"/>
+          <w:right w:val="single" w:color="E8F5EC" w:sz="2" w:space="6"/>
+        </w:pBdr>
+        <w:shd w:fill="E8F5EC" w:color="auto" w:val="clear"/>
+        <w:spacing w:after="140" w:before="80"/>
+      </w:pPr>
+      <w:r>
+        <w:rPr>
+          <w:b/>
+          <w:bCs/>
+          <w:color w:val="1E9E57"/>
+          <w:sz w:val="21"/>
+          <w:szCs w:val="21"/>
+        </w:rPr>
+        <w:t xml:space="preserve">À noter — </w:t>
+      </w:r>
+      <w:r>
+        <w:rPr>
+          <w:color w:val="1A3A28"/>
+          <w:sz w:val="21"/>
+          <w:szCs w:val="21"/>
+        </w:rPr>
+        <w:t xml:space="preserve">Après votre plafond, continuez d'inviter : les inscriptions comptent dans vos statistiques, et vos filleuls deviennent parrains à leur tour.</w:t>
+      </w:r>
+    </w:p>
+    <w:p>
+      <w:pPr>
+        <w:pStyle w:val="Heading1"/>
+      </w:pPr>
+      <w:r>
+        <w:t xml:space="preserve">15.  Espace de jeu (accueil)</w:t>
+      </w:r>
+    </w:p>
+    <w:p>
+      <w:pPr>
+        <w:spacing w:after="120"/>
+      </w:pPr>
+      <w:r>
+        <w:rPr>
+          <w:sz w:val="22"/>
+          <w:szCs w:val="22"/>
+        </w:rPr>
         <w:t xml:space="preserve">Sur la page d'accueil, un espace de jeu gratuit propose des mini-jeux éducatifs aux écoliers, du préscolaire au CM2 — sans aucun compte. Idéal pour réviser en s'amusant.</w:t>
       </w:r>
     </w:p>
@@ -2021,7 +2716,7 @@
         <w:pStyle w:val="Heading1"/>
       </w:pPr>
       <w:r>
-        <w:t xml:space="preserve">14.  Sécurité &amp; assistance</w:t>
+        <w:t xml:space="preserve">16.  Sécurité &amp; assistance</w:t>
       </w:r>
     </w:p>
     <w:p>
@@ -2432,6 +3127,54 @@
     </w:lvl>
   </w:abstractNum>
   <w:abstractNum w:abstractNumId="12" w15:restartNumberingAfterBreak="0">
+    <w:multiLevelType w:val="hybridMultilevel"/>
+    <w:lvl w:ilvl="0" w15:tentative="1">
+      <w:start w:val="1"/>
+      <w:numFmt w:val="decimal"/>
+      <w:lvlText w:val="%1."/>
+      <w:lvlJc w:val="left"/>
+      <w:pPr>
+        <w:ind w:left="540" w:hanging="300"/>
+      </w:pPr>
+    </w:lvl>
+  </w:abstractNum>
+  <w:abstractNum w:abstractNumId="13" w15:restartNumberingAfterBreak="0">
+    <w:multiLevelType w:val="hybridMultilevel"/>
+    <w:lvl w:ilvl="0" w15:tentative="1">
+      <w:start w:val="1"/>
+      <w:numFmt w:val="decimal"/>
+      <w:lvlText w:val="%1."/>
+      <w:lvlJc w:val="left"/>
+      <w:pPr>
+        <w:ind w:left="540" w:hanging="300"/>
+      </w:pPr>
+    </w:lvl>
+  </w:abstractNum>
+  <w:abstractNum w:abstractNumId="14" w15:restartNumberingAfterBreak="0">
+    <w:multiLevelType w:val="hybridMultilevel"/>
+    <w:lvl w:ilvl="0" w15:tentative="1">
+      <w:start w:val="1"/>
+      <w:numFmt w:val="decimal"/>
+      <w:lvlText w:val="%1."/>
+      <w:lvlJc w:val="left"/>
+      <w:pPr>
+        <w:ind w:left="540" w:hanging="300"/>
+      </w:pPr>
+    </w:lvl>
+  </w:abstractNum>
+  <w:abstractNum w:abstractNumId="15" w15:restartNumberingAfterBreak="0">
+    <w:multiLevelType w:val="hybridMultilevel"/>
+    <w:lvl w:ilvl="0" w15:tentative="1">
+      <w:start w:val="1"/>
+      <w:numFmt w:val="decimal"/>
+      <w:lvlText w:val="%1."/>
+      <w:lvlJc w:val="left"/>
+      <w:pPr>
+        <w:ind w:left="540" w:hanging="300"/>
+      </w:pPr>
+    </w:lvl>
+  </w:abstractNum>
+  <w:abstractNum w:abstractNumId="16" w15:restartNumberingAfterBreak="0">
     <w:multiLevelType w:val="hybridMultilevel"/>
     <w:lvl w:ilvl="0" w15:tentative="1">
       <w:start w:val="1"/>
@@ -2511,6 +3254,30 @@
   </w:num>
   <w:num w:numId="12">
     <w:abstractNumId w:val="12"/>
+    <w:lvlOverride w:ilvl="0">
+      <w:startOverride w:val="1"/>
+    </w:lvlOverride>
+  </w:num>
+  <w:num w:numId="13">
+    <w:abstractNumId w:val="13"/>
+    <w:lvlOverride w:ilvl="0">
+      <w:startOverride w:val="1"/>
+    </w:lvlOverride>
+  </w:num>
+  <w:num w:numId="14">
+    <w:abstractNumId w:val="14"/>
+    <w:lvlOverride w:ilvl="0">
+      <w:startOverride w:val="1"/>
+    </w:lvlOverride>
+  </w:num>
+  <w:num w:numId="15">
+    <w:abstractNumId w:val="15"/>
+    <w:lvlOverride w:ilvl="0">
+      <w:startOverride w:val="1"/>
+    </w:lvlOverride>
+  </w:num>
+  <w:num w:numId="16">
+    <w:abstractNumId w:val="16"/>
     <w:lvlOverride w:ilvl="0">
       <w:startOverride w:val="1"/>
     </w:lvlOverride>

--- a/guides/Guide-Parent-EduWeb.docx
+++ b/guides/Guide-Parent-EduWeb.docx
@@ -2287,78 +2287,216 @@
     </w:p>
     <w:p>
       <w:pPr>
-        <w:pStyle w:val="ListParagraph"/>
-        <w:numPr>
-          <w:ilvl w:val="0"/>
-          <w:numId w:val="2"/>
-        </w:numPr>
-        <w:spacing w:after="40"/>
-      </w:pPr>
-      <w:r>
-        <w:rPr>
-          <w:sz w:val="22"/>
-          <w:szCs w:val="22"/>
-        </w:rPr>
-        <w:t xml:space="preserve">Si votre appareil le permet, vous pouvez enregistrer votre empreinte digitale : elle vous sera demandée avant chaque test (facultatif, l'empreinte ne quitte jamais votre appareil).</w:t>
-      </w:r>
-    </w:p>
-    <w:p>
-      <w:pPr>
         <w:pStyle w:val="Heading2"/>
       </w:pPr>
       <w:r>
-        <w:t xml:space="preserve">Comprendre vos résultats</w:t>
-      </w:r>
-    </w:p>
-    <w:p>
-      <w:pPr>
-        <w:pStyle w:val="ListParagraph"/>
-        <w:numPr>
-          <w:ilvl w:val="0"/>
-          <w:numId w:val="2"/>
-        </w:numPr>
-        <w:spacing w:after="40"/>
-      </w:pPr>
-      <w:r>
-        <w:rPr>
-          <w:sz w:val="22"/>
-          <w:szCs w:val="22"/>
-        </w:rPr>
-        <w:t xml:space="preserve">Après chaque test : votre score, vos points forts et vos points à travailler, un plan d'amélioration concret et des conseils d'orientation (quels concours correspondent à votre profil).</w:t>
-      </w:r>
-    </w:p>
-    <w:p>
-      <w:pPr>
-        <w:pStyle w:val="ListParagraph"/>
-        <w:numPr>
-          <w:ilvl w:val="0"/>
-          <w:numId w:val="2"/>
-        </w:numPr>
-        <w:spacing w:after="40"/>
-      </w:pPr>
-      <w:r>
-        <w:rPr>
-          <w:sz w:val="22"/>
-          <w:szCs w:val="22"/>
-        </w:rPr>
-        <w:t xml:space="preserve">La correction complète est disponible question par question, avec l'explication de la bonne réponse — et le bouton « 🔊 Écouter » sur chacune.</w:t>
-      </w:r>
-    </w:p>
-    <w:p>
-      <w:pPr>
-        <w:pStyle w:val="ListParagraph"/>
-        <w:numPr>
-          <w:ilvl w:val="0"/>
-          <w:numId w:val="2"/>
-        </w:numPr>
-        <w:spacing w:after="40"/>
-      </w:pPr>
-      <w:r>
-        <w:rPr>
-          <w:sz w:val="22"/>
-          <w:szCs w:val="22"/>
-        </w:rPr>
-        <w:t xml:space="preserve">« Mes résultats » garde l'historique de toutes vos tentatives pour suivre votre progression.</w:t>
+        <w:t xml:space="preserve">La reconnaissance par empreinte digitale (facultative)</w:t>
+      </w:r>
+    </w:p>
+    <w:p>
+      <w:pPr>
+        <w:spacing w:after="120"/>
+      </w:pPr>
+      <w:r>
+        <w:rPr>
+          <w:sz w:val="22"/>
+          <w:szCs w:val="22"/>
+        </w:rPr>
+        <w:t xml:space="preserve">Sur la page « Passer un test », une carte « Reconnaissance par empreinte digitale » vous propose d'attester votre identité avant chaque épreuve. Comment ça fonctionne : c'est le capteur DE VOTRE APPAREIL qui vérifie votre doigt — le lecteur d'empreinte de votre téléphone, ou la reconnaissance de votre ordinateur (Windows Hello). Votre empreinte NE QUITTE JAMAIS votre appareil : EduWeb ne la voit pas et ne la stocke pas ; le site reçoit seulement une preuve chiffrée que c'est bien vous.</w:t>
+      </w:r>
+    </w:p>
+    <w:p>
+      <w:pPr>
+        <w:spacing w:after="120"/>
+      </w:pPr>
+      <w:r>
+        <w:rPr>
+          <w:sz w:val="22"/>
+          <w:szCs w:val="22"/>
+        </w:rPr>
+        <w:t xml:space="preserve">Enregistrer votre empreinte (une seule fois par appareil) :</w:t>
+      </w:r>
+    </w:p>
+    <w:p>
+      <w:pPr>
+        <w:pStyle w:val="ListParagraph"/>
+        <w:numPr>
+          <w:ilvl w:val="0"/>
+          <w:numId w:val="16"/>
+        </w:numPr>
+        <w:spacing w:after="40"/>
+      </w:pPr>
+      <w:r>
+        <w:rPr>
+          <w:sz w:val="22"/>
+          <w:szCs w:val="22"/>
+        </w:rPr>
+        <w:t xml:space="preserve">Ouvrez « Passer un test » et appuyez sur « Enregistrer mon empreinte » dans la carte.</w:t>
+      </w:r>
+    </w:p>
+    <w:p>
+      <w:pPr>
+        <w:pStyle w:val="ListParagraph"/>
+        <w:numPr>
+          <w:ilvl w:val="0"/>
+          <w:numId w:val="16"/>
+        </w:numPr>
+        <w:spacing w:after="40"/>
+      </w:pPr>
+      <w:r>
+        <w:rPr>
+          <w:sz w:val="22"/>
+          <w:szCs w:val="22"/>
+        </w:rPr>
+        <w:t xml:space="preserve">Votre appareil prend la main : posez le doigt sur le capteur (ou utilisez le visage ou le code de l'appareil, selon ce qu'il propose).</w:t>
+      </w:r>
+    </w:p>
+    <w:p>
+      <w:pPr>
+        <w:pStyle w:val="ListParagraph"/>
+        <w:numPr>
+          <w:ilvl w:val="0"/>
+          <w:numId w:val="16"/>
+        </w:numPr>
+        <w:spacing w:after="40"/>
+      </w:pPr>
+      <w:r>
+        <w:rPr>
+          <w:sz w:val="22"/>
+          <w:szCs w:val="22"/>
+        </w:rPr>
+        <w:t xml:space="preserve">Le message « Empreinte enregistrée ✅ » confirme : c'est terminé.</w:t>
+      </w:r>
+    </w:p>
+    <w:p>
+      <w:pPr>
+        <w:spacing w:after="120"/>
+      </w:pPr>
+      <w:r>
+        <w:rPr>
+          <w:sz w:val="22"/>
+          <w:szCs w:val="22"/>
+        </w:rPr>
+        <w:t xml:space="preserve">Avant chaque test, une fois l'empreinte enregistrée :</w:t>
+      </w:r>
+    </w:p>
+    <w:p>
+      <w:pPr>
+        <w:pStyle w:val="ListParagraph"/>
+        <w:numPr>
+          <w:ilvl w:val="0"/>
+          <w:numId w:val="17"/>
+        </w:numPr>
+        <w:spacing w:after="40"/>
+      </w:pPr>
+      <w:r>
+        <w:rPr>
+          <w:sz w:val="22"/>
+          <w:szCs w:val="22"/>
+        </w:rPr>
+        <w:t xml:space="preserve">Appuyez sur « Vérifier mon identité », puis posez le doigt sur le capteur quand l'appareil le demande.</w:t>
+      </w:r>
+    </w:p>
+    <w:p>
+      <w:pPr>
+        <w:pStyle w:val="ListParagraph"/>
+        <w:numPr>
+          <w:ilvl w:val="0"/>
+          <w:numId w:val="17"/>
+        </w:numPr>
+        <w:spacing w:after="40"/>
+      </w:pPr>
+      <w:r>
+        <w:rPr>
+          <w:sz w:val="22"/>
+          <w:szCs w:val="22"/>
+        </w:rPr>
+        <w:t xml:space="preserve">Le message « Identité vérifiée ✅ » s'affiche : vous avez une dizaine de minutes pour démarrer votre test.</w:t>
+      </w:r>
+    </w:p>
+    <w:p>
+      <w:pPr>
+        <w:pStyle w:val="ListParagraph"/>
+        <w:numPr>
+          <w:ilvl w:val="0"/>
+          <w:numId w:val="17"/>
+        </w:numPr>
+        <w:spacing w:after="40"/>
+      </w:pPr>
+      <w:r>
+        <w:rPr>
+          <w:sz w:val="22"/>
+          <w:szCs w:val="22"/>
+        </w:rPr>
+        <w:t xml:space="preserve">Sans cette vérification, le bouton « Démarrer le test » vous renverra vers la carte d'empreinte.</w:t>
+      </w:r>
+    </w:p>
+    <w:p>
+      <w:pPr>
+        <w:pStyle w:val="ListParagraph"/>
+        <w:numPr>
+          <w:ilvl w:val="0"/>
+          <w:numId w:val="2"/>
+        </w:numPr>
+        <w:spacing w:after="40"/>
+      </w:pPr>
+      <w:r>
+        <w:rPr>
+          <w:sz w:val="22"/>
+          <w:szCs w:val="22"/>
+        </w:rPr>
+        <w:t xml:space="preserve">C'est FACULTATIF : si vous n'enregistrez pas d'empreinte, les tests fonctionnent normalement.</w:t>
+      </w:r>
+    </w:p>
+    <w:p>
+      <w:pPr>
+        <w:pStyle w:val="ListParagraph"/>
+        <w:numPr>
+          <w:ilvl w:val="0"/>
+          <w:numId w:val="2"/>
+        </w:numPr>
+        <w:spacing w:after="40"/>
+      </w:pPr>
+      <w:r>
+        <w:rPr>
+          <w:sz w:val="22"/>
+          <w:szCs w:val="22"/>
+        </w:rPr>
+        <w:t xml:space="preserve">L'enregistrement vaut pour L'APPAREIL utilisé : si vous changez de téléphone ou d'ordinateur, refaites l'enregistrement sur le nouveau.</w:t>
+      </w:r>
+    </w:p>
+    <w:p>
+      <w:pPr>
+        <w:pStyle w:val="ListParagraph"/>
+        <w:numPr>
+          <w:ilvl w:val="0"/>
+          <w:numId w:val="2"/>
+        </w:numPr>
+        <w:spacing w:after="40"/>
+      </w:pPr>
+      <w:r>
+        <w:rPr>
+          <w:sz w:val="22"/>
+          <w:szCs w:val="22"/>
+        </w:rPr>
+        <w:t xml:space="preserve">Votre appareil doit avoir un capteur ET un verrouillage configuré (empreinte, visage ou code). Sinon, la carte vous indiquera que la biométrie n'est pas disponible — ce n'est pas bloquant.</w:t>
+      </w:r>
+    </w:p>
+    <w:p>
+      <w:pPr>
+        <w:pStyle w:val="ListParagraph"/>
+        <w:numPr>
+          <w:ilvl w:val="0"/>
+          <w:numId w:val="2"/>
+        </w:numPr>
+        <w:spacing w:after="40"/>
+      </w:pPr>
+      <w:r>
+        <w:rPr>
+          <w:sz w:val="22"/>
+          <w:szCs w:val="22"/>
+        </w:rPr>
+        <w:t xml:space="preserve">Le bouton « Supprimer l'empreinte » (dans la même carte) retire l'enregistrement à tout moment ; la vérification ne sera alors plus demandée.</w:t>
       </w:r>
     </w:p>
     <w:p>
@@ -2388,6 +2526,95 @@
           <w:sz w:val="21"/>
           <w:szCs w:val="21"/>
         </w:rPr>
+        <w:t xml:space="preserve">Pourquoi cette option ? Pour les usages « sérieux » (préparation encadrée, familles qui partagent un appareil), elle atteste que c'est bien le candidat inscrit qui compose — et pas quelqu'un d'autre sur sa session.</w:t>
+      </w:r>
+    </w:p>
+    <w:p>
+      <w:pPr>
+        <w:pStyle w:val="Heading2"/>
+      </w:pPr>
+      <w:r>
+        <w:t xml:space="preserve">Comprendre vos résultats</w:t>
+      </w:r>
+    </w:p>
+    <w:p>
+      <w:pPr>
+        <w:pStyle w:val="ListParagraph"/>
+        <w:numPr>
+          <w:ilvl w:val="0"/>
+          <w:numId w:val="2"/>
+        </w:numPr>
+        <w:spacing w:after="40"/>
+      </w:pPr>
+      <w:r>
+        <w:rPr>
+          <w:sz w:val="22"/>
+          <w:szCs w:val="22"/>
+        </w:rPr>
+        <w:t xml:space="preserve">Après chaque test : votre score, vos points forts et vos points à travailler, un plan d'amélioration concret et des conseils d'orientation (quels concours correspondent à votre profil).</w:t>
+      </w:r>
+    </w:p>
+    <w:p>
+      <w:pPr>
+        <w:pStyle w:val="ListParagraph"/>
+        <w:numPr>
+          <w:ilvl w:val="0"/>
+          <w:numId w:val="2"/>
+        </w:numPr>
+        <w:spacing w:after="40"/>
+      </w:pPr>
+      <w:r>
+        <w:rPr>
+          <w:sz w:val="22"/>
+          <w:szCs w:val="22"/>
+        </w:rPr>
+        <w:t xml:space="preserve">La correction complète est disponible question par question, avec l'explication de la bonne réponse — et le bouton « 🔊 Écouter » sur chacune.</w:t>
+      </w:r>
+    </w:p>
+    <w:p>
+      <w:pPr>
+        <w:pStyle w:val="ListParagraph"/>
+        <w:numPr>
+          <w:ilvl w:val="0"/>
+          <w:numId w:val="2"/>
+        </w:numPr>
+        <w:spacing w:after="40"/>
+      </w:pPr>
+      <w:r>
+        <w:rPr>
+          <w:sz w:val="22"/>
+          <w:szCs w:val="22"/>
+        </w:rPr>
+        <w:t xml:space="preserve">« Mes résultats » garde l'historique de toutes vos tentatives pour suivre votre progression.</w:t>
+      </w:r>
+    </w:p>
+    <w:p>
+      <w:pPr>
+        <w:pBdr>
+          <w:top w:val="single" w:color="E8F5EC" w:sz="2" w:space="6"/>
+          <w:bottom w:val="single" w:color="E8F5EC" w:sz="2" w:space="6"/>
+          <w:left w:val="single" w:color="1E9E57" w:sz="18" w:space="10"/>
+          <w:right w:val="single" w:color="E8F5EC" w:sz="2" w:space="6"/>
+        </w:pBdr>
+        <w:shd w:fill="E8F5EC" w:color="auto" w:val="clear"/>
+        <w:spacing w:after="140" w:before="80"/>
+      </w:pPr>
+      <w:r>
+        <w:rPr>
+          <w:b/>
+          <w:bCs/>
+          <w:color w:val="1E9E57"/>
+          <w:sz w:val="21"/>
+          <w:szCs w:val="21"/>
+        </w:rPr>
+        <w:t xml:space="preserve">À noter — </w:t>
+      </w:r>
+      <w:r>
+        <w:rPr>
+          <w:color w:val="1A3A28"/>
+          <w:sz w:val="21"/>
+          <w:szCs w:val="21"/>
+        </w:rPr>
         <w:t xml:space="preserve">Selon votre formule, votre accès peut avoir une durée (par exemple 90 jours) et un nombre de tests. Ils sont affichés dans votre espace Formation ; au bout, vous pouvez renouveler — votre historique est conservé.</w:t>
       </w:r>
     </w:p>
@@ -2500,7 +2727,7 @@
         <w:pStyle w:val="ListParagraph"/>
         <w:numPr>
           <w:ilvl w:val="0"/>
-          <w:numId w:val="16"/>
+          <w:numId w:val="18"/>
         </w:numPr>
         <w:spacing w:after="40"/>
       </w:pPr>
@@ -2517,7 +2744,7 @@
         <w:pStyle w:val="ListParagraph"/>
         <w:numPr>
           <w:ilvl w:val="0"/>
-          <w:numId w:val="16"/>
+          <w:numId w:val="18"/>
         </w:numPr>
         <w:spacing w:after="40"/>
       </w:pPr>
@@ -2534,7 +2761,7 @@
         <w:pStyle w:val="ListParagraph"/>
         <w:numPr>
           <w:ilvl w:val="0"/>
-          <w:numId w:val="16"/>
+          <w:numId w:val="18"/>
         </w:numPr>
         <w:spacing w:after="40"/>
       </w:pPr>
@@ -2551,7 +2778,7 @@
         <w:pStyle w:val="ListParagraph"/>
         <w:numPr>
           <w:ilvl w:val="0"/>
-          <w:numId w:val="16"/>
+          <w:numId w:val="18"/>
         </w:numPr>
         <w:spacing w:after="40"/>
       </w:pPr>
@@ -3175,6 +3402,30 @@
     </w:lvl>
   </w:abstractNum>
   <w:abstractNum w:abstractNumId="16" w15:restartNumberingAfterBreak="0">
+    <w:multiLevelType w:val="hybridMultilevel"/>
+    <w:lvl w:ilvl="0" w15:tentative="1">
+      <w:start w:val="1"/>
+      <w:numFmt w:val="decimal"/>
+      <w:lvlText w:val="%1."/>
+      <w:lvlJc w:val="left"/>
+      <w:pPr>
+        <w:ind w:left="540" w:hanging="300"/>
+      </w:pPr>
+    </w:lvl>
+  </w:abstractNum>
+  <w:abstractNum w:abstractNumId="17" w15:restartNumberingAfterBreak="0">
+    <w:multiLevelType w:val="hybridMultilevel"/>
+    <w:lvl w:ilvl="0" w15:tentative="1">
+      <w:start w:val="1"/>
+      <w:numFmt w:val="decimal"/>
+      <w:lvlText w:val="%1."/>
+      <w:lvlJc w:val="left"/>
+      <w:pPr>
+        <w:ind w:left="540" w:hanging="300"/>
+      </w:pPr>
+    </w:lvl>
+  </w:abstractNum>
+  <w:abstractNum w:abstractNumId="18" w15:restartNumberingAfterBreak="0">
     <w:multiLevelType w:val="hybridMultilevel"/>
     <w:lvl w:ilvl="0" w15:tentative="1">
       <w:start w:val="1"/>
@@ -3278,6 +3529,18 @@
   </w:num>
   <w:num w:numId="16">
     <w:abstractNumId w:val="16"/>
+    <w:lvlOverride w:ilvl="0">
+      <w:startOverride w:val="1"/>
+    </w:lvlOverride>
+  </w:num>
+  <w:num w:numId="17">
+    <w:abstractNumId w:val="17"/>
+    <w:lvlOverride w:ilvl="0">
+      <w:startOverride w:val="1"/>
+    </w:lvlOverride>
+  </w:num>
+  <w:num w:numId="18">
+    <w:abstractNumId w:val="18"/>
     <w:lvlOverride w:ilvl="0">
       <w:startOverride w:val="1"/>
     </w:lvlOverride>

--- a/guides/Guide-Parent-EduWeb.docx
+++ b/guides/Guide-Parent-EduWeb.docx
@@ -1930,6 +1930,36 @@
     </w:p>
     <w:p>
       <w:pPr>
+        <w:pBdr>
+          <w:top w:val="single" w:color="E8F5EC" w:sz="2" w:space="6"/>
+          <w:bottom w:val="single" w:color="E8F5EC" w:sz="2" w:space="6"/>
+          <w:left w:val="single" w:color="1E9E57" w:sz="18" w:space="10"/>
+          <w:right w:val="single" w:color="E8F5EC" w:sz="2" w:space="6"/>
+        </w:pBdr>
+        <w:shd w:fill="E8F5EC" w:color="auto" w:val="clear"/>
+        <w:spacing w:after="140" w:before="80"/>
+      </w:pPr>
+      <w:r>
+        <w:rPr>
+          <w:b/>
+          <w:bCs/>
+          <w:color w:val="1E9E57"/>
+          <w:sz w:val="21"/>
+          <w:szCs w:val="21"/>
+        </w:rPr>
+        <w:t xml:space="preserve">À noter — </w:t>
+      </w:r>
+      <w:r>
+        <w:rPr>
+          <w:color w:val="1A3A28"/>
+          <w:sz w:val="21"/>
+          <w:szCs w:val="21"/>
+        </w:rPr>
+        <w:t xml:space="preserve">La page affiche DEUX liens distincts, chacun avec son explication : le lien COACHING (celui-ci) et le lien FORMATION, réservé aux candidats aux concours (voir la section « Parrainage Formation » plus loin). Envoyez le bon lien à la bonne personne.</w:t>
+      </w:r>
+    </w:p>
+    <w:p>
+      <w:pPr>
         <w:pStyle w:val="Heading1"/>
       </w:pPr>
       <w:r>
@@ -2719,6 +2749,60 @@
         <w:pStyle w:val="Heading2"/>
       </w:pPr>
       <w:r>
+        <w:t xml:space="preserve">Deux liens différents — envoyez le bon !</w:t>
+      </w:r>
+    </w:p>
+    <w:p>
+      <w:pPr>
+        <w:spacing w:after="120"/>
+      </w:pPr>
+      <w:r>
+        <w:rPr>
+          <w:sz w:val="22"/>
+          <w:szCs w:val="22"/>
+        </w:rPr>
+        <w:t xml:space="preserve">Sur la page « Parrainage &amp; gains », vous avez DEUX liens d'invitation, clairement expliqués chacun :</w:t>
+      </w:r>
+    </w:p>
+    <w:p>
+      <w:pPr>
+        <w:pStyle w:val="ListParagraph"/>
+        <w:numPr>
+          <w:ilvl w:val="0"/>
+          <w:numId w:val="2"/>
+        </w:numPr>
+        <w:spacing w:after="40"/>
+      </w:pPr>
+      <w:r>
+        <w:rPr>
+          <w:sz w:val="22"/>
+          <w:szCs w:val="22"/>
+        </w:rPr>
+        <w:t xml:space="preserve">🎓 Le LIEN FORMATION : à envoyer aux candidats aux concours. Il ouvre la page des tests psychotechniques ; le compte créé est proposé en rôle « Candidat Tests Psychotechniques », et c'est CE lien qui alimente vos rétrocessions Formation.</w:t>
+      </w:r>
+    </w:p>
+    <w:p>
+      <w:pPr>
+        <w:pStyle w:val="ListParagraph"/>
+        <w:numPr>
+          <w:ilvl w:val="0"/>
+          <w:numId w:val="2"/>
+        </w:numPr>
+        <w:spacing w:after="40"/>
+      </w:pPr>
+      <w:r>
+        <w:rPr>
+          <w:sz w:val="22"/>
+          <w:szCs w:val="22"/>
+        </w:rPr>
+        <w:t xml:space="preserve">🏫 Le LIEN COACHING : à envoyer aux parents et aux enseignants. Il ouvre l'inscription classique et alimente vos commissions sur les missions de coaching.</w:t>
+      </w:r>
+    </w:p>
+    <w:p>
+      <w:pPr>
+        <w:pStyle w:val="Heading2"/>
+      </w:pPr>
+      <w:r>
         <w:t xml:space="preserve">Suivre et retirer vos gains</w:t>
       </w:r>
     </w:p>
@@ -2770,7 +2854,7 @@
           <w:sz w:val="22"/>
           <w:szCs w:val="22"/>
         </w:rPr>
-        <w:t xml:space="preserve">Partagez votre lien : boutons WhatsApp, Facebook, Messenger, Telegram, SMS, e-mail — ou faites scanner votre QR code.</w:t>
+        <w:t xml:space="preserve">Partagez votre LIEN FORMATION : boutons WhatsApp, Facebook, Messenger, Telegram, SMS, e-mail — ou faites scanner son QR code (chaque lien a le sien).</w:t>
       </w:r>
     </w:p>
     <w:p>

--- a/guides/Guide-Parent-EduWeb.docx
+++ b/guides/Guide-Parent-EduWeb.docx
@@ -109,7 +109,7 @@
           <w:sz w:val="16"/>
           <w:szCs w:val="16"/>
         </w:rPr>
-        <w:t xml:space="preserve">family.eduweb.ci · Version du 9 août 2026</w:t>
+        <w:t xml:space="preserve">family.eduweb.ci · Version du 13 août 2026</w:t>
       </w:r>
     </w:p>
     <w:p>
@@ -1963,7 +1963,7 @@
         <w:pStyle w:val="Heading1"/>
       </w:pPr>
       <w:r>
-        <w:t xml:space="preserve">13.  Se préparer aux concours — Tests psychotechniques</w:t>
+        <w:t xml:space="preserve">13.  Se préparer aux concours (tests psychotechniques et Fonction Publique)</w:t>
       </w:r>
     </w:p>
     <w:p>
@@ -1975,7 +1975,7 @@
           <w:sz w:val="22"/>
           <w:szCs w:val="22"/>
         </w:rPr>
-        <w:t xml:space="preserve">EduWeb propose une section « Formation » pour préparer les concours : instituteurs adjoints, personnel de santé, concours administratifs. Vous y trouvez plus de 570 exercices corrigés (logique, calcul, vocabulaire, attention, organisation, mémoire), la théorie expliquée simplement, et un bilan personnalisé après chaque test.</w:t>
+        <w:t xml:space="preserve">EduWeb propose une rubrique « Préparation aux concours » pour réussir les concours d'instituteurs adjoints, de personnel de santé et les concours administratifs. Elle comporte DEUX parcours : les TESTS PSYCHOTECHNIQUES (576 questions corrigées — logique, calcul, vocabulaire, attention, organisation, mémoire) et le STATUT GÉNÉRAL DE LA FONCTION PUBLIQUE (la loi n° 2023-892 maîtrisée article par article). Un seul accès couvre les deux.</w:t>
       </w:r>
     </w:p>
     <w:p>
@@ -1983,7 +1983,7 @@
         <w:pStyle w:val="Heading2"/>
       </w:pPr>
       <w:r>
-        <w:t xml:space="preserve">Ouvrir la section Formation</w:t>
+        <w:t xml:space="preserve">Ouvrir la rubrique</w:t>
       </w:r>
     </w:p>
     <w:p>
@@ -2000,7 +2000,7 @@
           <w:sz w:val="22"/>
           <w:szCs w:val="22"/>
         </w:rPr>
-        <w:t xml:space="preserve">Appuyez sur « Formation » dans le menu du haut (ou sur « 🎓 Tests psychotechniques » dans le menu de votre photo, en haut à droite).</w:t>
+        <w:t xml:space="preserve">Appuyez sur « Préparation concours » dans le menu du haut (ou sur « 🎓 Préparation aux concours » dans le menu de votre photo, en haut à droite).</w:t>
       </w:r>
     </w:p>
     <w:p>
@@ -2017,7 +2017,7 @@
           <w:sz w:val="22"/>
           <w:szCs w:val="22"/>
         </w:rPr>
-        <w:t xml:space="preserve">La page présente les 6 catégories de tests, les 3 niveaux (avant le BEPC, BEPC, BAC et plus) et les formules d'accès.</w:t>
+        <w:t xml:space="preserve">La page présente les deux parcours, les formules d'accès et votre progression.</w:t>
       </w:r>
     </w:p>
     <w:p>
@@ -2616,6 +2616,141 @@
           <w:szCs w:val="22"/>
         </w:rPr>
         <w:t xml:space="preserve">« Mes résultats » garde l'historique de toutes vos tentatives pour suivre votre progression.</w:t>
+      </w:r>
+    </w:p>
+    <w:p>
+      <w:pPr>
+        <w:pStyle w:val="Heading2"/>
+      </w:pPr>
+      <w:r>
+        <w:t xml:space="preserve">Le second parcours : le Statut général de la Fonction Publique</w:t>
+      </w:r>
+    </w:p>
+    <w:p>
+      <w:pPr>
+        <w:spacing w:after="120"/>
+      </w:pPr>
+      <w:r>
+        <w:rPr>
+          <w:sz w:val="22"/>
+          <w:szCs w:val="22"/>
+        </w:rPr>
+        <w:t xml:space="preserve">Depuis la rubrique, ouvrez « Statut général de la Fonction Publique » : c'est un véritable cours de préparation, fondé exclusivement sur la loi n° 2023-892 du 23 novembre 2023.</w:t>
+      </w:r>
+    </w:p>
+    <w:p>
+      <w:pPr>
+        <w:pStyle w:val="ListParagraph"/>
+        <w:numPr>
+          <w:ilvl w:val="0"/>
+          <w:numId w:val="2"/>
+        </w:numPr>
+        <w:spacing w:after="40"/>
+      </w:pPr>
+      <w:r>
+        <w:rPr>
+          <w:sz w:val="22"/>
+          <w:szCs w:val="22"/>
+        </w:rPr>
+        <w:t xml:space="preserve">LE COURS : 15 séquences couvrant les 116 articles (droits, obligations, positions, discipline, retraite…), chaque règle essentielle expliquée article par article, avec lecture audio.</w:t>
+      </w:r>
+    </w:p>
+    <w:p>
+      <w:pPr>
+        <w:pStyle w:val="ListParagraph"/>
+        <w:numPr>
+          <w:ilvl w:val="0"/>
+          <w:numId w:val="2"/>
+        </w:numPr>
+        <w:spacing w:after="40"/>
+      </w:pPr>
+      <w:r>
+        <w:rPr>
+          <w:sz w:val="22"/>
+          <w:szCs w:val="22"/>
+        </w:rPr>
+        <w:t xml:space="preserve">LE PARCOURS : 5 paliers — Débutant → Intermédiaire → Avancé → Expert → SIMULATION CONCOURS. Montez de palier dès 80 % de réussite ; la Simulation reproduit les conditions réelles (chronomètre strict, correction à la fin), visez 90 %.</w:t>
+      </w:r>
+    </w:p>
+    <w:p>
+      <w:pPr>
+        <w:pStyle w:val="ListParagraph"/>
+        <w:numPr>
+          <w:ilvl w:val="0"/>
+          <w:numId w:val="2"/>
+        </w:numPr>
+        <w:spacing w:after="40"/>
+      </w:pPr>
+      <w:r>
+        <w:rPr>
+          <w:sz w:val="22"/>
+          <w:szCs w:val="22"/>
+        </w:rPr>
+        <w:t xml:space="preserve">LES EXERCICES : 580 exercices variés — QCM, questions-pièges, vrai/faux, textes à trous, QCM à PLUSIEURS bonnes réponses (cochez puis validez), ASSOCIATIONS (reliez chaque élément à la bonne proposition), CLASSEMENTS (remettez dans l'ordre avec les flèches) et CAS PRATIQUES administratifs.</w:t>
+      </w:r>
+    </w:p>
+    <w:p>
+      <w:pPr>
+        <w:pStyle w:val="ListParagraph"/>
+        <w:numPr>
+          <w:ilvl w:val="0"/>
+          <w:numId w:val="2"/>
+        </w:numPr>
+        <w:spacing w:after="40"/>
+      </w:pPr>
+      <w:r>
+        <w:rPr>
+          <w:sz w:val="22"/>
+          <w:szCs w:val="22"/>
+        </w:rPr>
+        <w:t xml:space="preserve">Chaque correction cite L'ARTICLE DE LOI : c'est la référence à retenir pour le jour du concours.</w:t>
+      </w:r>
+    </w:p>
+    <w:p>
+      <w:pPr>
+        <w:pStyle w:val="ListParagraph"/>
+        <w:numPr>
+          <w:ilvl w:val="0"/>
+          <w:numId w:val="2"/>
+        </w:numPr>
+        <w:spacing w:after="40"/>
+      </w:pPr>
+      <w:r>
+        <w:rPr>
+          <w:sz w:val="22"/>
+          <w:szCs w:val="22"/>
+        </w:rPr>
+        <w:t xml:space="preserve">Vous pouvez réviser TOUTES les séquences ou seulement celles que vous choisissez.</w:t>
+      </w:r>
+    </w:p>
+    <w:p>
+      <w:pPr>
+        <w:pBdr>
+          <w:top w:val="single" w:color="EAF3FB" w:sz="2" w:space="6"/>
+          <w:bottom w:val="single" w:color="EAF3FB" w:sz="2" w:space="6"/>
+          <w:left w:val="single" w:color="2A77C6" w:sz="18" w:space="10"/>
+          <w:right w:val="single" w:color="EAF3FB" w:sz="2" w:space="6"/>
+        </w:pBdr>
+        <w:shd w:fill="EAF3FB" w:color="auto" w:val="clear"/>
+        <w:spacing w:after="140" w:before="80"/>
+      </w:pPr>
+      <w:r>
+        <w:rPr>
+          <w:b/>
+          <w:bCs/>
+          <w:color w:val="2A77C6"/>
+          <w:sz w:val="21"/>
+          <w:szCs w:val="21"/>
+        </w:rPr>
+        <w:t xml:space="preserve">Astuce — </w:t>
+      </w:r>
+      <w:r>
+        <w:rPr>
+          <w:color w:val="1B3A57"/>
+          <w:sz w:val="21"/>
+          <w:szCs w:val="21"/>
+        </w:rPr>
+        <w:t xml:space="preserve">La bonne boucle de travail : lisez le cours d'une séquence → entraînez-vous en Débutant sur cette séquence → montez de palier dès 80 % → quand toutes les séquences sont solides, passez en Simulation Concours.</w:t>
       </w:r>
     </w:p>
     <w:p>

--- a/guides/Guide-Parent-EduWeb.docx
+++ b/guides/Guide-Parent-EduWeb.docx
@@ -2017,7 +2017,24 @@
           <w:sz w:val="22"/>
           <w:szCs w:val="22"/>
         </w:rPr>
-        <w:t xml:space="preserve">La page présente les deux parcours, les formules d'accès et votre progression.</w:t>
+        <w:t xml:space="preserve">La page présente les deux parcours et les formules d'accès.</w:t>
+      </w:r>
+    </w:p>
+    <w:p>
+      <w:pPr>
+        <w:pStyle w:val="ListParagraph"/>
+        <w:numPr>
+          <w:ilvl w:val="0"/>
+          <w:numId w:val="13"/>
+        </w:numPr>
+        <w:spacing w:after="40"/>
+      </w:pPr>
+      <w:r>
+        <w:rPr>
+          <w:sz w:val="22"/>
+          <w:szCs w:val="22"/>
+        </w:rPr>
+        <w:t xml:space="preserve">Appuyez sur « Ouvrir le module » du parcours voulu : chaque module contient ses actions ET votre progression (catégories pour les tests psychotechniques, carte de maîtrise pour la Fonction Publique).</w:t>
       </w:r>
     </w:p>
     <w:p>

--- a/guides/Guide-Parent-EduWeb.docx
+++ b/guides/Guide-Parent-EduWeb.docx
@@ -109,7 +109,7 @@
           <w:sz w:val="16"/>
           <w:szCs w:val="16"/>
         </w:rPr>
-        <w:t xml:space="preserve">family.eduweb.ci · Version du 13 août 2026</w:t>
+        <w:t xml:space="preserve">family.eduweb.ci · Version du 15 août 2026</w:t>
       </w:r>
     </w:p>
     <w:p>

--- a/guides/Guide-Parent-EduWeb.docx
+++ b/guides/Guide-Parent-EduWeb.docx
@@ -109,7 +109,7 @@
           <w:sz w:val="16"/>
           <w:szCs w:val="16"/>
         </w:rPr>
-        <w:t xml:space="preserve">family.eduweb.ci · Version du 15 août 2026</w:t>
+        <w:t xml:space="preserve">family.eduweb.ci · Version du 16 août 2026</w:t>
       </w:r>
     </w:p>
     <w:p>

--- a/guides/Guide-Parent-EduWeb.docx
+++ b/guides/Guide-Parent-EduWeb.docx
@@ -1975,7 +1975,7 @@
           <w:sz w:val="22"/>
           <w:szCs w:val="22"/>
         </w:rPr>
-        <w:t xml:space="preserve">EduWeb propose une rubrique « Préparation aux concours » pour réussir les concours d'instituteurs adjoints, de personnel de santé et les concours administratifs. Elle comporte DEUX parcours : les TESTS PSYCHOTECHNIQUES (576 questions corrigées — logique, calcul, vocabulaire, attention, organisation, mémoire) et le STATUT GÉNÉRAL DE LA FONCTION PUBLIQUE (la loi n° 2023-892 maîtrisée article par article). Un seul accès couvre les deux.</w:t>
+        <w:t xml:space="preserve">EduWeb propose une rubrique « Préparation aux concours » pour réussir les concours d'instituteurs adjoints, de personnel de santé et les concours administratifs. Elle comporte DEUX parcours : les TESTS PSYCHOTECHNIQUES (678 questions corrigées — logique, calcul, vocabulaire, attention, organisation, mémoire, personnalité) et le STATUT GÉNÉRAL DE LA FONCTION PUBLIQUE (la loi n° 2023-892 maîtrisée article par article). Un seul accès couvre les deux.</w:t>
       </w:r>
     </w:p>
     <w:p>

--- a/guides/Guide-Parent-EduWeb.docx
+++ b/guides/Guide-Parent-EduWeb.docx
@@ -109,7 +109,7 @@
           <w:sz w:val="16"/>
           <w:szCs w:val="16"/>
         </w:rPr>
-        <w:t xml:space="preserve">family.eduweb.ci · Version du 16 août 2026</w:t>
+        <w:t xml:space="preserve">family.eduweb.ci · Version du 31 août 2026</w:t>
       </w:r>
     </w:p>
     <w:p>

--- a/guides/Guide-Parent-EduWeb.docx
+++ b/guides/Guide-Parent-EduWeb.docx
@@ -109,7 +109,7 @@
           <w:sz w:val="16"/>
           <w:szCs w:val="16"/>
         </w:rPr>
-        <w:t xml:space="preserve">family.eduweb.ci · Version du 31 août 2026</w:t>
+        <w:t xml:space="preserve">family.eduweb.ci · Version du 1 septembre 2026</w:t>
       </w:r>
     </w:p>
     <w:p>

--- a/guides/Guide-Parent-EduWeb.docx
+++ b/guides/Guide-Parent-EduWeb.docx
@@ -109,7 +109,7 @@
           <w:sz w:val="16"/>
           <w:szCs w:val="16"/>
         </w:rPr>
-        <w:t xml:space="preserve">family.eduweb.ci · Version du 1 septembre 2026</w:t>
+        <w:t xml:space="preserve">family.eduweb.ci · Version du 6 septembre 2026</w:t>
       </w:r>
     </w:p>
     <w:p>

--- a/guides/Guide-Parent-EduWeb.docx
+++ b/guides/Guide-Parent-EduWeb.docx
@@ -109,7 +109,7 @@
           <w:sz w:val="16"/>
           <w:szCs w:val="16"/>
         </w:rPr>
-        <w:t xml:space="preserve">family.eduweb.ci · Version du 6 septembre 2026</w:t>
+        <w:t xml:space="preserve">family.eduweb.ci · Version du 7 septembre 2026</w:t>
       </w:r>
     </w:p>
     <w:p>
@@ -1593,7 +1593,7 @@
           <w:sz w:val="22"/>
           <w:szCs w:val="22"/>
         </w:rPr>
-        <w:t xml:space="preserve">Appuyez pour payer, puis réglez le montant via Mobile Money : Wave, Orange Money, MTN MoMo ou Moov Money.</w:t>
+        <w:t xml:space="preserve">Appuyez pour payer, puis réglez le montant via Mobile Money : Wave ou Moov Money au (+225) 01 5263 3030, Orange Money au (+225) 07 0985 8042.</w:t>
       </w:r>
     </w:p>
     <w:p>
@@ -2071,7 +2071,7 @@
           <w:sz w:val="22"/>
           <w:szCs w:val="22"/>
         </w:rPr>
-        <w:t xml:space="preserve">PAYER UNE FORMULE : choisissez une formule (prix, durée et nombre de tests affichés), envoyez le montant par Mobile Money (Wave, Orange Money, MTN MoMo ou Moov Money) au numéro EduWeb indiqué à l'écran, PUIS déclarez votre versement dans le formulaire : opérateur utilisé + référence (l'identifiant reçu par SMS après votre transfert).</w:t>
+        <w:t xml:space="preserve">PAYER UNE FORMULE : choisissez une formule (prix, durée et nombre de tests affichés), envoyez le montant par Mobile Money — Wave ou Moov Money au (+225) 01 5263 3030, Orange Money au (+225) 07 0985 8042 —, PUIS déclarez votre versement dans le formulaire : opérateur utilisé + référence (l'identifiant reçu par SMS après votre transfert).</w:t>
       </w:r>
     </w:p>
     <w:p>
